--- a/backend/templates/documents/individual-task.docx
+++ b/backend/templates/documents/individual-task.docx
@@ -1,13 +1,13 @@
 
 <file path=word/document.xml><?xml version="1.0" encoding="utf-8"?>
-<w:document xmlns:mc="http://schemas.openxmlformats.org/markup-compatibility/2006" xmlns:o="urn:schemas-microsoft-com:office:office" xmlns:r="http://schemas.openxmlformats.org/officeDocument/2006/relationships" xmlns:m="http://schemas.openxmlformats.org/officeDocument/2006/math" xmlns:v="urn:schemas-microsoft-com:vml" xmlns:wp="http://schemas.openxmlformats.org/drawingml/2006/wordprocessingDrawing" xmlns:w10="urn:schemas-microsoft-com:office:word" xmlns:w="http://schemas.openxmlformats.org/wordprocessingml/2006/main" xmlns:wne="http://schemas.microsoft.com/office/word/2006/wordml" xmlns:sl="http://schemas.openxmlformats.org/schemaLibrary/2006/main" xmlns:a="http://schemas.openxmlformats.org/drawingml/2006/main" xmlns:pic="http://schemas.openxmlformats.org/drawingml/2006/picture" xmlns:c="http://schemas.openxmlformats.org/drawingml/2006/chart" xmlns:lc="http://schemas.openxmlformats.org/drawingml/2006/lockedCanvas" xmlns:dgm="http://schemas.openxmlformats.org/drawingml/2006/diagram" xmlns:wps="http://schemas.microsoft.com/office/word/2010/wordprocessingShape" xmlns:wpg="http://schemas.microsoft.com/office/word/2010/wordprocessingGroup" xmlns:w14="http://schemas.microsoft.com/office/word/2010/wordml" xmlns:w15="http://schemas.microsoft.com/office/word/2012/wordml" xmlns:w16="http://schemas.microsoft.com/office/word/2018/wordml" xmlns:w16cex="http://schemas.microsoft.com/office/word/2018/wordml/cex" xmlns:w16cid="http://schemas.microsoft.com/office/word/2016/wordml/cid" xmlns="http://schemas.microsoft.com/office/tasks/2019/documenttasks" xmlns:cr="http://schemas.microsoft.com/office/comments/2020/reactions">
+<w:document xmlns:wpc="http://schemas.microsoft.com/office/word/2010/wordprocessingCanvas" xmlns:mc="http://schemas.openxmlformats.org/markup-compatibility/2006" xmlns:o="urn:schemas-microsoft-com:office:office" xmlns:r="http://schemas.openxmlformats.org/officeDocument/2006/relationships" xmlns:m="http://schemas.openxmlformats.org/officeDocument/2006/math" xmlns:v="urn:schemas-microsoft-com:vml" xmlns:wp14="http://schemas.microsoft.com/office/word/2010/wordprocessingDrawing" xmlns:wp="http://schemas.openxmlformats.org/drawingml/2006/wordprocessingDrawing" xmlns:w="http://schemas.openxmlformats.org/wordprocessingml/2006/main" xmlns:w14="http://schemas.microsoft.com/office/word/2010/wordml" xmlns:w10="urn:schemas-microsoft-com:office:word" xmlns:w15="http://schemas.microsoft.com/office/word/2012/wordml" xmlns:wpg="http://schemas.microsoft.com/office/word/2010/wordprocessingGroup" xmlns:wpi="http://schemas.microsoft.com/office/word/2010/wordprocessingInk" xmlns:wne="http://schemas.microsoft.com/office/word/2006/wordml" xmlns:wps="http://schemas.microsoft.com/office/word/2010/wordprocessingShape" xmlns:wpsCustomData="http://www.wps.cn/officeDocument/2013/wpsCustomData" mc:Ignorable="w14 w15 wp14">
   <w:body>
     <w:p>
       <w:pPr>
         <w:jc w:val="center"/>
         <w:rPr>
-          <w:b w:val="1"/>
-          <w:bCs w:val="1"/>
+          <w:b/>
+          <w:bCs/>
           <w:sz w:val="18"/>
           <w:szCs w:val="18"/>
           <w:u w:val="none"/>
@@ -15,22 +15,21 @@
       </w:pPr>
       <w:r>
         <w:rPr>
-          <w:b w:val="1"/>
-          <w:bCs w:val="1"/>
+          <w:b/>
+          <w:bCs/>
           <w:sz w:val="18"/>
           <w:szCs w:val="18"/>
           <w:u w:val="none"/>
-          <w:rtl w:val="0"/>
-        </w:rPr>
-        <w:t xml:space="preserve">Министерство науки и высшего образования Российской Федерации</w:t>
+        </w:rPr>
+        <w:t>Министерство науки и высшего образования Российской Федерации</w:t>
       </w:r>
     </w:p>
     <w:p>
       <w:pPr>
         <w:jc w:val="center"/>
         <w:rPr>
-          <w:b w:val="1"/>
-          <w:bCs w:val="1"/>
+          <w:b/>
+          <w:bCs/>
           <w:sz w:val="18"/>
           <w:szCs w:val="18"/>
           <w:u w:val="none"/>
@@ -38,14 +37,13 @@
       </w:pPr>
       <w:r>
         <w:rPr>
-          <w:b w:val="1"/>
-          <w:bCs w:val="1"/>
+          <w:b/>
+          <w:bCs/>
           <w:sz w:val="18"/>
           <w:szCs w:val="18"/>
           <w:u w:val="none"/>
-          <w:rtl w:val="0"/>
-        </w:rPr>
-        <w:t xml:space="preserve">ФГАОУ ВО «УрФУ имени первого Президента России Б.Н. Ельцина»</w:t>
+        </w:rPr>
+        <w:t>ФГАОУ ВО «УрФУ имени первого Президента России Б.Н. Ельцина»</w:t>
       </w:r>
     </w:p>
     <w:p>
@@ -56,46 +54,56 @@
           <w:u w:val="none"/>
         </w:rPr>
       </w:pPr>
-      <w:r>
-        <w:rPr>
-          <w:rtl w:val="0"/>
-        </w:rPr>
-      </w:r>
     </w:p>
     <w:tbl>
       <w:tblPr>
-        <w:tblStyle w:val="Table1"/>
-        <w:tblW w:w="9355.0" w:type="dxa"/>
-        <w:jc w:val="left"/>
+        <w:tblStyle w:val="13"/>
+        <w:tblW w:w="9355" w:type="dxa"/>
+        <w:tblInd w:w="0" w:type="dxa"/>
         <w:tblBorders>
-          <w:top w:color="000000" w:space="0" w:sz="0" w:val="nil"/>
-          <w:left w:color="000000" w:space="0" w:sz="0" w:val="nil"/>
-          <w:bottom w:color="000000" w:space="0" w:sz="0" w:val="nil"/>
-          <w:right w:color="000000" w:space="0" w:sz="0" w:val="nil"/>
-          <w:insideH w:color="000000" w:space="0" w:sz="0" w:val="nil"/>
-          <w:insideV w:color="000000" w:space="0" w:sz="0" w:val="nil"/>
+          <w:top w:val="none" w:color="auto" w:sz="0" w:space="0"/>
+          <w:left w:val="none" w:color="auto" w:sz="0" w:space="0"/>
+          <w:bottom w:val="none" w:color="auto" w:sz="0" w:space="0"/>
+          <w:right w:val="none" w:color="auto" w:sz="0" w:space="0"/>
+          <w:insideH w:val="none" w:color="auto" w:sz="0" w:space="0"/>
+          <w:insideV w:val="none" w:color="auto" w:sz="0" w:space="0"/>
         </w:tblBorders>
         <w:tblLayout w:type="fixed"/>
-        <w:tblLook w:val="0400"/>
+        <w:tblCellMar>
+          <w:top w:w="0" w:type="dxa"/>
+          <w:left w:w="108" w:type="dxa"/>
+          <w:bottom w:w="0" w:type="dxa"/>
+          <w:right w:w="108" w:type="dxa"/>
+        </w:tblCellMar>
       </w:tblPr>
       <w:tblGrid>
         <w:gridCol w:w="4677"/>
         <w:gridCol w:w="4678"/>
-        <w:tblGridChange w:id="0">
-          <w:tblGrid>
-            <w:gridCol w:w="4677"/>
-            <w:gridCol w:w="4678"/>
-          </w:tblGrid>
-        </w:tblGridChange>
       </w:tblGrid>
       <w:tr>
+        <w:tblPrEx>
+          <w:tblBorders>
+            <w:top w:val="none" w:color="auto" w:sz="0" w:space="0"/>
+            <w:left w:val="none" w:color="auto" w:sz="0" w:space="0"/>
+            <w:bottom w:val="none" w:color="auto" w:sz="0" w:space="0"/>
+            <w:right w:val="none" w:color="auto" w:sz="0" w:space="0"/>
+            <w:insideH w:val="none" w:color="auto" w:sz="0" w:space="0"/>
+            <w:insideV w:val="none" w:color="auto" w:sz="0" w:space="0"/>
+          </w:tblBorders>
+          <w:tblCellMar>
+            <w:top w:w="0" w:type="dxa"/>
+            <w:left w:w="108" w:type="dxa"/>
+            <w:bottom w:w="0" w:type="dxa"/>
+            <w:right w:w="108" w:type="dxa"/>
+          </w:tblCellMar>
+        </w:tblPrEx>
         <w:trPr>
-          <w:cantSplit w:val="0"/>
           <w:trHeight w:val="920" w:hRule="atLeast"/>
-          <w:tblHeader w:val="0"/>
         </w:trPr>
         <w:tc>
-          <w:tcPr/>
+          <w:tcPr>
+            <w:tcW w:w="4677" w:type="dxa"/>
+          </w:tcPr>
           <w:p>
             <w:pPr>
               <w:rPr>
@@ -109,9 +117,8 @@
                 <w:sz w:val="28"/>
                 <w:szCs w:val="28"/>
                 <w:u w:val="none"/>
-                <w:rtl w:val="0"/>
-              </w:rPr>
-              <w:t xml:space="preserve">СОГЛАСОВАНО               предприятие</w:t>
+              </w:rPr>
+              <w:t>СОГЛАСОВАНО               предприятие</w:t>
             </w:r>
           </w:p>
           <w:p>
@@ -121,31 +128,28 @@
                 <w:szCs w:val="28"/>
               </w:rPr>
             </w:pPr>
-            <w:bookmarkStart w:colFirst="0" w:colLast="0" w:name="_heading=h.3i9sxx77jg4" w:id="0"/>
+            <w:bookmarkStart w:id="0" w:name="_heading=h.3i9sxx77jg4" w:colFirst="0" w:colLast="0"/>
             <w:bookmarkEnd w:id="0"/>
             <w:r>
               <w:rPr>
                 <w:sz w:val="28"/>
                 <w:szCs w:val="28"/>
                 <w:u w:val="none"/>
-                <w:rtl w:val="0"/>
-              </w:rPr>
-              <w:t xml:space="preserve">«</w:t>
+              </w:rPr>
+              <w:t>«</w:t>
             </w:r>
             <w:r>
               <w:rPr>
                 <w:sz w:val="28"/>
                 <w:szCs w:val="28"/>
-                <w:rtl w:val="0"/>
-              </w:rPr>
-              <w:t xml:space="preserve">29</w:t>
+              </w:rPr>
+              <w:t>29</w:t>
             </w:r>
             <w:r>
               <w:rPr>
                 <w:sz w:val="28"/>
                 <w:szCs w:val="28"/>
                 <w:u w:val="none"/>
-                <w:rtl w:val="0"/>
               </w:rPr>
               <w:t xml:space="preserve">» </w:t>
             </w:r>
@@ -153,16 +157,14 @@
               <w:rPr>
                 <w:sz w:val="28"/>
                 <w:szCs w:val="28"/>
-                <w:rtl w:val="0"/>
-              </w:rPr>
-              <w:t xml:space="preserve">июня</w:t>
+              </w:rPr>
+              <w:t>июня</w:t>
             </w:r>
             <w:r>
               <w:rPr>
                 <w:sz w:val="28"/>
                 <w:szCs w:val="28"/>
                 <w:u w:val="none"/>
-                <w:rtl w:val="0"/>
               </w:rPr>
               <w:t xml:space="preserve"> 20</w:t>
             </w:r>
@@ -170,14 +172,15 @@
               <w:rPr>
                 <w:sz w:val="28"/>
                 <w:szCs w:val="28"/>
-                <w:rtl w:val="0"/>
-              </w:rPr>
-              <w:t xml:space="preserve">26</w:t>
+              </w:rPr>
+              <w:t>26</w:t>
             </w:r>
           </w:p>
         </w:tc>
         <w:tc>
-          <w:tcPr/>
+          <w:tcPr>
+            <w:tcW w:w="4678" w:type="dxa"/>
+          </w:tcPr>
           <w:p>
             <w:pPr>
               <w:rPr>
@@ -191,9 +194,8 @@
                 <w:sz w:val="28"/>
                 <w:szCs w:val="28"/>
                 <w:u w:val="none"/>
-                <w:rtl w:val="0"/>
-              </w:rPr>
-              <w:t xml:space="preserve">СОГЛАСОВАНО</w:t>
+              </w:rPr>
+              <w:t>СОГЛАСОВАНО</w:t>
             </w:r>
           </w:p>
           <w:p>
@@ -209,7 +211,6 @@
                 <w:sz w:val="28"/>
                 <w:szCs w:val="28"/>
                 <w:u w:val="none"/>
-                <w:rtl w:val="0"/>
               </w:rPr>
               <w:t xml:space="preserve"> УрФУ</w:t>
             </w:r>
@@ -226,32 +227,28 @@
                 <w:sz w:val="28"/>
                 <w:szCs w:val="28"/>
                 <w:u w:val="none"/>
-                <w:rtl w:val="0"/>
-              </w:rPr>
-              <w:t xml:space="preserve">«</w:t>
+              </w:rPr>
+              <w:t>«</w:t>
             </w:r>
             <w:r>
               <w:rPr>
                 <w:sz w:val="28"/>
                 <w:szCs w:val="28"/>
-                <w:rtl w:val="0"/>
-              </w:rPr>
-              <w:t xml:space="preserve">29</w:t>
+              </w:rPr>
+              <w:t>29</w:t>
             </w:r>
             <w:r>
               <w:rPr>
                 <w:sz w:val="28"/>
                 <w:szCs w:val="28"/>
                 <w:u w:val="none"/>
-                <w:rtl w:val="0"/>
-              </w:rPr>
-              <w:t xml:space="preserve">»</w:t>
+              </w:rPr>
+              <w:t>»</w:t>
             </w:r>
             <w:r>
               <w:rPr>
                 <w:sz w:val="28"/>
                 <w:szCs w:val="28"/>
-                <w:rtl w:val="0"/>
               </w:rPr>
               <w:t xml:space="preserve"> июня</w:t>
             </w:r>
@@ -260,7 +257,6 @@
                 <w:sz w:val="28"/>
                 <w:szCs w:val="28"/>
                 <w:u w:val="none"/>
-                <w:rtl w:val="0"/>
               </w:rPr>
               <w:t xml:space="preserve"> 20</w:t>
             </w:r>
@@ -268,28 +264,33 @@
               <w:rPr>
                 <w:sz w:val="28"/>
                 <w:szCs w:val="28"/>
-                <w:rtl w:val="0"/>
-              </w:rPr>
-              <w:t xml:space="preserve">26</w:t>
+              </w:rPr>
+              <w:t>26</w:t>
             </w:r>
           </w:p>
         </w:tc>
       </w:tr>
       <w:tr>
-        <w:trPr>
-          <w:cantSplit w:val="0"/>
-          <w:tblHeader w:val="0"/>
-        </w:trPr>
+        <w:tblPrEx>
+          <w:tblCellMar>
+            <w:top w:w="0" w:type="dxa"/>
+            <w:left w:w="108" w:type="dxa"/>
+            <w:bottom w:w="0" w:type="dxa"/>
+            <w:right w:w="108" w:type="dxa"/>
+          </w:tblCellMar>
+        </w:tblPrEx>
         <w:tc>
-          <w:tcPr/>
+          <w:tcPr>
+            <w:tcW w:w="4677" w:type="dxa"/>
+          </w:tcPr>
           <w:p>
             <w:pPr>
               <w:pBdr>
-                <w:top w:space="0" w:sz="0" w:val="nil"/>
-                <w:left w:space="0" w:sz="0" w:val="nil"/>
-                <w:bottom w:space="0" w:sz="0" w:val="nil"/>
-                <w:right w:space="0" w:sz="0" w:val="nil"/>
-                <w:between w:space="0" w:sz="0" w:val="nil"/>
+                <w:top w:val="none" w:color="auto" w:sz="0" w:space="0"/>
+                <w:left w:val="none" w:color="auto" w:sz="0" w:space="0"/>
+                <w:bottom w:val="none" w:color="auto" w:sz="0" w:space="0"/>
+                <w:right w:val="none" w:color="auto" w:sz="0" w:space="0"/>
+                <w:between w:val="none" w:color="auto" w:sz="0" w:space="0"/>
               </w:pBdr>
               <w:rPr>
                 <w:color w:val="000000"/>
@@ -302,7 +303,6 @@
                 <w:sz w:val="20"/>
                 <w:szCs w:val="20"/>
                 <w:u w:val="none"/>
-                <w:rtl w:val="0"/>
               </w:rPr>
               <w:t xml:space="preserve">Ответственный за практику на предприятии </w:t>
             </w:r>
@@ -310,31 +310,24 @@
               <w:rPr>
                 <w:color w:val="000000"/>
                 <w:u w:val="none"/>
-                <w:rtl w:val="0"/>
               </w:rPr>
               <w:t xml:space="preserve">__________                     </w:t>
             </w:r>
             <w:r>
               <w:rPr>
                 <w:color w:val="000000"/>
-                <w:rtl w:val="0"/>
-              </w:rPr>
-              <w:t xml:space="preserve">А.С. Езуб</w:t>
-            </w:r>
-            <w:r>
-              <w:rPr>
-                <w:rtl w:val="0"/>
-              </w:rPr>
+              </w:rPr>
+              <w:t>А.С. Езуб</w:t>
             </w:r>
           </w:p>
           <w:p>
             <w:pPr>
               <w:pBdr>
-                <w:top w:space="0" w:sz="0" w:val="nil"/>
-                <w:left w:space="0" w:sz="0" w:val="nil"/>
-                <w:bottom w:space="0" w:sz="0" w:val="nil"/>
-                <w:right w:space="0" w:sz="0" w:val="nil"/>
-                <w:between w:space="0" w:sz="0" w:val="nil"/>
+                <w:top w:val="none" w:color="auto" w:sz="0" w:space="0"/>
+                <w:left w:val="none" w:color="auto" w:sz="0" w:space="0"/>
+                <w:bottom w:val="none" w:color="auto" w:sz="0" w:space="0"/>
+                <w:right w:val="none" w:color="auto" w:sz="0" w:space="0"/>
+                <w:between w:val="none" w:color="auto" w:sz="0" w:space="0"/>
               </w:pBdr>
               <w:rPr>
                 <w:color w:val="000000"/>
@@ -349,7 +342,6 @@
                 <w:szCs w:val="16"/>
                 <w:u w:val="none"/>
                 <w:vertAlign w:val="superscript"/>
-                <w:rtl w:val="0"/>
               </w:rPr>
               <w:t xml:space="preserve">            </w:t>
             </w:r>
@@ -358,9 +350,8 @@
                 <w:color w:val="000000"/>
                 <w:u w:val="none"/>
                 <w:vertAlign w:val="superscript"/>
-                <w:rtl w:val="0"/>
-              </w:rPr>
-              <w:t xml:space="preserve">Подпись                                          расшифровка подписи</w:t>
+              </w:rPr>
+              <w:t>Подпись                                          расшифровка подписи</w:t>
             </w:r>
           </w:p>
           <w:p>
@@ -371,20 +362,17 @@
                 <w:u w:val="none"/>
               </w:rPr>
             </w:pPr>
-            <w:r>
-              <w:rPr>
-                <w:rtl w:val="0"/>
-              </w:rPr>
-            </w:r>
           </w:p>
         </w:tc>
         <w:tc>
-          <w:tcPr/>
-          <w:p>
-            <w:pPr>
-              <w:rPr>
-                <w:b w:val="1"/>
-                <w:bCs w:val="1"/>
+          <w:tcPr>
+            <w:tcW w:w="4678" w:type="dxa"/>
+          </w:tcPr>
+          <w:p>
+            <w:pPr>
+              <w:rPr>
+                <w:b/>
+                <w:bCs/>
                 <w:sz w:val="20"/>
                 <w:szCs w:val="20"/>
                 <w:u w:val="none"/>
@@ -395,24 +383,18 @@
                 <w:sz w:val="20"/>
                 <w:szCs w:val="20"/>
                 <w:u w:val="none"/>
-                <w:rtl w:val="0"/>
-              </w:rPr>
-              <w:t xml:space="preserve">Зав. кафедрой/Ответственный за практику/РОП</w:t>
-            </w:r>
-            <w:r>
-              <w:rPr>
-                <w:rtl w:val="0"/>
-              </w:rPr>
+              </w:rPr>
+              <w:t>Зав. кафедрой/Ответственный за практику/РОП</w:t>
             </w:r>
           </w:p>
           <w:p>
             <w:pPr>
               <w:pBdr>
-                <w:top w:space="0" w:sz="0" w:val="nil"/>
-                <w:left w:space="0" w:sz="0" w:val="nil"/>
-                <w:bottom w:space="0" w:sz="0" w:val="nil"/>
-                <w:right w:space="0" w:sz="0" w:val="nil"/>
-                <w:between w:space="0" w:sz="0" w:val="nil"/>
+                <w:top w:val="none" w:color="auto" w:sz="0" w:space="0"/>
+                <w:left w:val="none" w:color="auto" w:sz="0" w:space="0"/>
+                <w:bottom w:val="none" w:color="auto" w:sz="0" w:space="0"/>
+                <w:right w:val="none" w:color="auto" w:sz="0" w:space="0"/>
+                <w:between w:val="none" w:color="auto" w:sz="0" w:space="0"/>
               </w:pBdr>
               <w:rPr>
                 <w:color w:val="000000"/>
@@ -423,14 +405,12 @@
               <w:rPr>
                 <w:color w:val="000000"/>
                 <w:u w:val="none"/>
-                <w:rtl w:val="0"/>
               </w:rPr>
               <w:t xml:space="preserve">__________                   </w:t>
             </w:r>
             <w:r>
               <w:rPr>
                 <w:color w:val="000000"/>
-                <w:rtl w:val="0"/>
               </w:rPr>
               <w:t xml:space="preserve"> Е. М. Корнякова</w:t>
             </w:r>
@@ -438,7 +418,6 @@
               <w:rPr>
                 <w:color w:val="000000"/>
                 <w:u w:val="none"/>
-                <w:rtl w:val="0"/>
               </w:rPr>
               <w:t xml:space="preserve"> </w:t>
             </w:r>
@@ -446,11 +425,11 @@
           <w:p>
             <w:pPr>
               <w:pBdr>
-                <w:top w:space="0" w:sz="0" w:val="nil"/>
-                <w:left w:space="0" w:sz="0" w:val="nil"/>
-                <w:bottom w:space="0" w:sz="0" w:val="nil"/>
-                <w:right w:space="0" w:sz="0" w:val="nil"/>
-                <w:between w:space="0" w:sz="0" w:val="nil"/>
+                <w:top w:val="none" w:color="auto" w:sz="0" w:space="0"/>
+                <w:left w:val="none" w:color="auto" w:sz="0" w:space="0"/>
+                <w:bottom w:val="none" w:color="auto" w:sz="0" w:space="0"/>
+                <w:right w:val="none" w:color="auto" w:sz="0" w:space="0"/>
+                <w:between w:val="none" w:color="auto" w:sz="0" w:space="0"/>
               </w:pBdr>
               <w:rPr>
                 <w:color w:val="000000"/>
@@ -465,7 +444,6 @@
                 <w:szCs w:val="16"/>
                 <w:u w:val="none"/>
                 <w:vertAlign w:val="superscript"/>
-                <w:rtl w:val="0"/>
               </w:rPr>
               <w:t xml:space="preserve">         </w:t>
             </w:r>
@@ -475,7 +453,6 @@
                 <w:szCs w:val="16"/>
                 <w:u w:val="none"/>
                 <w:vertAlign w:val="superscript"/>
-                <w:rtl w:val="0"/>
               </w:rPr>
               <w:t xml:space="preserve">   </w:t>
             </w:r>
@@ -484,9 +461,8 @@
                 <w:color w:val="000000"/>
                 <w:u w:val="none"/>
                 <w:vertAlign w:val="superscript"/>
-                <w:rtl w:val="0"/>
-              </w:rPr>
-              <w:t xml:space="preserve">Подпись                                                расшифровка подписи</w:t>
+              </w:rPr>
+              <w:t>Подпись                                                расшифровка подписи</w:t>
             </w:r>
           </w:p>
           <w:p>
@@ -497,11 +473,6 @@
                 <w:u w:val="none"/>
               </w:rPr>
             </w:pPr>
-            <w:r>
-              <w:rPr>
-                <w:rtl w:val="0"/>
-              </w:rPr>
-            </w:r>
           </w:p>
         </w:tc>
       </w:tr>
@@ -520,16 +491,12 @@
     <w:p>
       <w:pPr>
         <w:jc w:val="both"/>
-        <w:rPr/>
       </w:pPr>
       <w:r>
         <w:t>Код, наименование направления {{direction_code}} {{direction_name}}</w:t>
       </w:r>
     </w:p>
     <w:p>
-      <w:pPr>
-        <w:rPr/>
-      </w:pPr>
       <w:r>
         <w:t>Наименование образовательной программы/Наименование магистерской программы {{program_name}}</w:t>
       </w:r>
@@ -538,8 +505,8 @@
       <w:pPr>
         <w:jc w:val="center"/>
         <w:rPr>
-          <w:b w:val="1"/>
-          <w:bCs w:val="1"/>
+          <w:b/>
+          <w:bCs/>
           <w:sz w:val="28"/>
           <w:szCs w:val="28"/>
           <w:u w:val="none"/>
@@ -547,20 +514,19 @@
       </w:pPr>
       <w:r>
         <w:rPr>
-          <w:b w:val="1"/>
-          <w:bCs w:val="1"/>
+          <w:b/>
+          <w:bCs/>
           <w:sz w:val="28"/>
           <w:szCs w:val="28"/>
           <w:u w:val="none"/>
-          <w:rtl w:val="0"/>
-        </w:rPr>
-        <w:t xml:space="preserve">ИНДИВИДУАЛЬНОЕ ЗАДАНИЕ</w:t>
+        </w:rPr>
+        <w:t>ИНДИВИДУАЛЬНОЕ ЗАДАНИЕ</w:t>
       </w:r>
     </w:p>
     <w:p>
       <w:pPr>
         <w:pBdr>
-          <w:bottom w:color="000000" w:space="1" w:sz="12" w:val="single"/>
+          <w:bottom w:val="single" w:color="000000" w:sz="12" w:space="1"/>
         </w:pBdr>
         <w:jc w:val="center"/>
         <w:rPr>
@@ -570,20 +536,19 @@
       <w:r>
         <w:rPr>
           <w:u w:val="none"/>
-          <w:rtl w:val="0"/>
-        </w:rPr>
-        <w:t xml:space="preserve">На учебную, производственную (преддипломную) практику студента</w:t>
+        </w:rPr>
+        <w:t>На учебную, производственную (преддипломную) практику студента</w:t>
       </w:r>
     </w:p>
     <w:p>
       <w:pPr>
         <w:pBdr>
-          <w:bottom w:color="000000" w:space="1" w:sz="12" w:val="single"/>
+          <w:bottom w:val="single" w:color="000000" w:sz="12" w:space="1"/>
         </w:pBdr>
         <w:jc w:val="center"/>
         <w:rPr>
-          <w:b w:val="1"/>
-          <w:bCs w:val="1"/>
+          <w:b/>
+          <w:bCs/>
           <w:sz w:val="28"/>
           <w:szCs w:val="28"/>
           <w:u w:val="none"/>
@@ -607,9 +572,8 @@
           <w:sz w:val="16"/>
           <w:szCs w:val="16"/>
           <w:u w:val="none"/>
-          <w:rtl w:val="0"/>
-        </w:rPr>
-        <w:t xml:space="preserve">(фамилия, имя, отчество)</w:t>
+        </w:rPr>
+        <w:t>(фамилия, имя, отчество)</w:t>
       </w:r>
     </w:p>
     <w:p>
@@ -622,12 +586,26 @@
       </w:pPr>
       <w:r>
         <w:t>1. Тема задания на практику «{{practice_topic}}»</w:t>
+      </w:r>
+      <w:r>
         <w:tab/>
+      </w:r>
+      <w:r>
         <w:tab/>
+      </w:r>
+      <w:r>
         <w:tab/>
+      </w:r>
+      <w:r>
         <w:tab/>
+      </w:r>
+      <w:r>
         <w:tab/>
+      </w:r>
+      <w:r>
         <w:tab/>
+      </w:r>
+      <w:r>
         <w:tab/>
       </w:r>
     </w:p>
@@ -646,20 +624,17 @@
     <w:p>
       <w:pPr>
         <w:ind w:right="-136"/>
-        <w:rPr/>
       </w:pPr>
       <w:r>
         <w:rPr>
           <w:u w:val="none"/>
-          <w:rtl w:val="0"/>
         </w:rPr>
         <w:t xml:space="preserve">3. Место прохождения практики: </w:t>
       </w:r>
       <w:r>
-        <w:rPr>
-          <w:rtl w:val="0"/>
-        </w:rPr>
-        <w:t xml:space="preserve">ИП Езуб Антон Сергеевич, удаленное прохождение</w:t>
+        <w:t>ИП Езуб Антон Сергеевич, удаленное прохождение</w:t>
+      </w:r>
+      <w:r>
         <w:tab/>
       </w:r>
     </w:p>
@@ -673,9 +648,8 @@
       <w:r>
         <w:rPr>
           <w:u w:val="none"/>
-          <w:rtl w:val="0"/>
-        </w:rPr>
-        <w:t xml:space="preserve">4. Вид практики: Производственная практика</w:t>
+        </w:rPr>
+        <w:t>4. Вид практики: Производственная практика</w:t>
       </w:r>
     </w:p>
     <w:p>
@@ -688,51 +662,61 @@
       <w:r>
         <w:rPr>
           <w:u w:val="none"/>
-          <w:rtl w:val="0"/>
-        </w:rPr>
-        <w:t xml:space="preserve">5. Тип практики: Производственная практика, технологическая</w:t>
+        </w:rPr>
+        <w:t>5. Тип практики: Производственная практика, технологическая</w:t>
       </w:r>
     </w:p>
     <w:p>
       <w:pPr>
         <w:ind w:right="5"/>
         <w:jc w:val="both"/>
-        <w:rPr/>
       </w:pPr>
       <w:r>
         <w:rPr>
           <w:u w:val="none"/>
-          <w:rtl w:val="0"/>
         </w:rPr>
         <w:t xml:space="preserve">6. Содержание  отчета:   </w:t>
       </w:r>
       <w:r>
-        <w:rPr>
-          <w:rtl w:val="0"/>
-        </w:rPr>
-        <w:t xml:space="preserve">введение,   описание   работы,   результат   практики,  заключение,   список</w:t>
+        <w:t>введение,   описание   работы,   результат   практики,  заключение,   список</w:t>
       </w:r>
     </w:p>
     <w:p>
       <w:pPr>
         <w:ind w:right="-277"/>
         <w:jc w:val="both"/>
-        <w:rPr/>
       </w:pPr>
       <w:r>
-        <w:rPr>
-          <w:rtl w:val="0"/>
-        </w:rPr>
-        <w:t xml:space="preserve">использованных источников</w:t>
+        <w:t>использованных источников</w:t>
+      </w:r>
+      <w:r>
         <w:tab/>
+      </w:r>
+      <w:r>
         <w:tab/>
+      </w:r>
+      <w:r>
         <w:tab/>
+      </w:r>
+      <w:r>
         <w:tab/>
+      </w:r>
+      <w:r>
         <w:tab/>
+      </w:r>
+      <w:r>
         <w:tab/>
+      </w:r>
+      <w:r>
         <w:tab/>
+      </w:r>
+      <w:r>
         <w:tab/>
+      </w:r>
+      <w:r>
         <w:tab/>
+      </w:r>
+      <w:r>
         <w:tab/>
       </w:r>
     </w:p>
@@ -740,8 +724,8 @@
       <w:pPr>
         <w:jc w:val="center"/>
         <w:rPr>
-          <w:b w:val="1"/>
-          <w:bCs w:val="1"/>
+          <w:b/>
+          <w:bCs/>
           <w:sz w:val="24"/>
           <w:szCs w:val="24"/>
           <w:u w:val="none"/>
@@ -749,54 +733,63 @@
       </w:pPr>
       <w:r>
         <w:rPr>
-          <w:b w:val="1"/>
-          <w:bCs w:val="1"/>
+          <w:b/>
+          <w:bCs/>
           <w:sz w:val="24"/>
           <w:szCs w:val="24"/>
           <w:u w:val="none"/>
-          <w:rtl w:val="0"/>
-        </w:rPr>
-        <w:t xml:space="preserve">Рабочий график (план) проведения практики</w:t>
+        </w:rPr>
+        <w:t>Рабочий график (план) проведения практики</w:t>
       </w:r>
     </w:p>
     <w:tbl>
       <w:tblPr>
-        <w:tblStyle w:val="Table2"/>
-        <w:tblW w:w="10170.0" w:type="dxa"/>
-        <w:jc w:val="left"/>
-        <w:tblInd w:w="-548.0" w:type="dxa"/>
+        <w:tblStyle w:val="14"/>
+        <w:tblW w:w="10170" w:type="dxa"/>
+        <w:tblInd w:w="-548" w:type="dxa"/>
         <w:tblBorders>
-          <w:top w:color="000000" w:space="0" w:sz="4" w:val="single"/>
-          <w:left w:color="000000" w:space="0" w:sz="4" w:val="single"/>
-          <w:bottom w:color="000000" w:space="0" w:sz="4" w:val="single"/>
-          <w:right w:color="000000" w:space="0" w:sz="4" w:val="single"/>
-          <w:insideH w:color="000000" w:space="0" w:sz="4" w:val="single"/>
-          <w:insideV w:color="000000" w:space="0" w:sz="4" w:val="single"/>
+          <w:top w:val="single" w:color="000000" w:sz="4" w:space="0"/>
+          <w:left w:val="single" w:color="000000" w:sz="4" w:space="0"/>
+          <w:bottom w:val="single" w:color="000000" w:sz="4" w:space="0"/>
+          <w:right w:val="single" w:color="000000" w:sz="4" w:space="0"/>
+          <w:insideH w:val="single" w:color="000000" w:sz="4" w:space="0"/>
+          <w:insideV w:val="single" w:color="000000" w:sz="4" w:space="0"/>
         </w:tblBorders>
         <w:tblLayout w:type="fixed"/>
-        <w:tblLook w:val="0000"/>
+        <w:tblCellMar>
+          <w:top w:w="0" w:type="dxa"/>
+          <w:left w:w="115" w:type="dxa"/>
+          <w:bottom w:w="0" w:type="dxa"/>
+          <w:right w:w="115" w:type="dxa"/>
+        </w:tblCellMar>
       </w:tblPr>
       <w:tblGrid>
         <w:gridCol w:w="2055"/>
         <w:gridCol w:w="5190"/>
         <w:gridCol w:w="1515"/>
         <w:gridCol w:w="1410"/>
-        <w:tblGridChange w:id="0">
-          <w:tblGrid>
-            <w:gridCol w:w="2055"/>
-            <w:gridCol w:w="5190"/>
-            <w:gridCol w:w="1515"/>
-            <w:gridCol w:w="1410"/>
-          </w:tblGrid>
-        </w:tblGridChange>
       </w:tblGrid>
       <w:tr>
-        <w:trPr>
-          <w:cantSplit w:val="0"/>
-          <w:tblHeader w:val="0"/>
-        </w:trPr>
+        <w:tblPrEx>
+          <w:tblBorders>
+            <w:top w:val="single" w:color="000000" w:sz="4" w:space="0"/>
+            <w:left w:val="single" w:color="000000" w:sz="4" w:space="0"/>
+            <w:bottom w:val="single" w:color="000000" w:sz="4" w:space="0"/>
+            <w:right w:val="single" w:color="000000" w:sz="4" w:space="0"/>
+            <w:insideH w:val="single" w:color="000000" w:sz="4" w:space="0"/>
+            <w:insideV w:val="single" w:color="000000" w:sz="4" w:space="0"/>
+          </w:tblBorders>
+          <w:tblCellMar>
+            <w:top w:w="0" w:type="dxa"/>
+            <w:left w:w="115" w:type="dxa"/>
+            <w:bottom w:w="0" w:type="dxa"/>
+            <w:right w:w="115" w:type="dxa"/>
+          </w:tblCellMar>
+        </w:tblPrEx>
         <w:tc>
-          <w:tcPr/>
+          <w:tcPr>
+            <w:tcW w:w="2055" w:type="dxa"/>
+          </w:tcPr>
           <w:p>
             <w:pPr>
               <w:jc w:val="center"/>
@@ -808,123 +801,135 @@
             </w:pPr>
             <w:r>
               <w:rPr>
-                <w:b w:val="1"/>
-                <w:bCs w:val="1"/>
-                <w:i w:val="1"/>
-                <w:iCs w:val="1"/>
-                <w:sz w:val="18"/>
-                <w:szCs w:val="18"/>
-                <w:u w:val="none"/>
-                <w:rtl w:val="0"/>
-              </w:rPr>
-              <w:t xml:space="preserve">Этапы практики</w:t>
-            </w:r>
-            <w:r>
-              <w:rPr>
-                <w:rtl w:val="0"/>
-              </w:rPr>
+                <w:b/>
+                <w:bCs/>
+                <w:i/>
+                <w:iCs/>
+                <w:sz w:val="18"/>
+                <w:szCs w:val="18"/>
+                <w:u w:val="none"/>
+              </w:rPr>
+              <w:t>Этапы практики</w:t>
             </w:r>
           </w:p>
         </w:tc>
         <w:tc>
-          <w:tcPr/>
+          <w:tcPr>
+            <w:tcW w:w="5190" w:type="dxa"/>
+          </w:tcPr>
           <w:p>
             <w:pPr>
               <w:jc w:val="center"/>
               <w:rPr>
-                <w:b w:val="1"/>
-                <w:bCs w:val="1"/>
-                <w:i w:val="1"/>
-                <w:iCs w:val="1"/>
-                <w:sz w:val="18"/>
-                <w:szCs w:val="18"/>
-                <w:u w:val="none"/>
-              </w:rPr>
-            </w:pPr>
-            <w:r>
-              <w:rPr>
-                <w:b w:val="1"/>
-                <w:bCs w:val="1"/>
-                <w:i w:val="1"/>
-                <w:iCs w:val="1"/>
-                <w:sz w:val="18"/>
-                <w:szCs w:val="18"/>
-                <w:u w:val="none"/>
-                <w:rtl w:val="0"/>
-              </w:rPr>
-              <w:t xml:space="preserve">Наименование  работ студента</w:t>
+                <w:b/>
+                <w:bCs/>
+                <w:i/>
+                <w:iCs/>
+                <w:sz w:val="18"/>
+                <w:szCs w:val="18"/>
+                <w:u w:val="none"/>
+              </w:rPr>
+            </w:pPr>
+            <w:r>
+              <w:rPr>
+                <w:b/>
+                <w:bCs/>
+                <w:i/>
+                <w:iCs/>
+                <w:sz w:val="18"/>
+                <w:szCs w:val="18"/>
+                <w:u w:val="none"/>
+              </w:rPr>
+              <w:t>Наименование  работ студента</w:t>
             </w:r>
           </w:p>
         </w:tc>
         <w:tc>
-          <w:tcPr/>
+          <w:tcPr>
+            <w:tcW w:w="1515" w:type="dxa"/>
+          </w:tcPr>
           <w:p>
             <w:pPr>
               <w:jc w:val="center"/>
               <w:rPr>
-                <w:b w:val="1"/>
-                <w:bCs w:val="1"/>
-                <w:i w:val="1"/>
-                <w:iCs w:val="1"/>
-                <w:sz w:val="18"/>
-                <w:szCs w:val="18"/>
-                <w:u w:val="none"/>
-              </w:rPr>
-            </w:pPr>
-            <w:r>
-              <w:rPr>
-                <w:b w:val="1"/>
-                <w:bCs w:val="1"/>
-                <w:i w:val="1"/>
-                <w:iCs w:val="1"/>
-                <w:sz w:val="18"/>
-                <w:szCs w:val="18"/>
-                <w:u w:val="none"/>
-                <w:rtl w:val="0"/>
-              </w:rPr>
-              <w:t xml:space="preserve">Срок</w:t>
+                <w:b/>
+                <w:bCs/>
+                <w:i/>
+                <w:iCs/>
+                <w:sz w:val="18"/>
+                <w:szCs w:val="18"/>
+                <w:u w:val="none"/>
+              </w:rPr>
+            </w:pPr>
+            <w:r>
+              <w:rPr>
+                <w:b/>
+                <w:bCs/>
+                <w:i/>
+                <w:iCs/>
+                <w:sz w:val="18"/>
+                <w:szCs w:val="18"/>
+                <w:u w:val="none"/>
+              </w:rPr>
+              <w:t>Срок</w:t>
             </w:r>
           </w:p>
         </w:tc>
         <w:tc>
-          <w:tcPr/>
+          <w:tcPr>
+            <w:tcW w:w="1410" w:type="dxa"/>
+          </w:tcPr>
           <w:p>
             <w:pPr>
               <w:jc w:val="center"/>
               <w:rPr>
-                <w:b w:val="1"/>
-                <w:bCs w:val="1"/>
-                <w:i w:val="1"/>
-                <w:iCs w:val="1"/>
-                <w:sz w:val="18"/>
-                <w:szCs w:val="18"/>
-                <w:u w:val="none"/>
-              </w:rPr>
-            </w:pPr>
-            <w:r>
-              <w:rPr>
-                <w:b w:val="1"/>
-                <w:bCs w:val="1"/>
-                <w:i w:val="1"/>
-                <w:iCs w:val="1"/>
-                <w:sz w:val="18"/>
-                <w:szCs w:val="18"/>
-                <w:u w:val="none"/>
-                <w:rtl w:val="0"/>
-              </w:rPr>
-              <w:t xml:space="preserve">Примечание</w:t>
+                <w:b/>
+                <w:bCs/>
+                <w:i/>
+                <w:iCs/>
+                <w:sz w:val="18"/>
+                <w:szCs w:val="18"/>
+                <w:u w:val="none"/>
+              </w:rPr>
+            </w:pPr>
+            <w:r>
+              <w:rPr>
+                <w:b/>
+                <w:bCs/>
+                <w:i/>
+                <w:iCs/>
+                <w:sz w:val="18"/>
+                <w:szCs w:val="18"/>
+                <w:u w:val="none"/>
+              </w:rPr>
+              <w:t>Примечание</w:t>
             </w:r>
           </w:p>
         </w:tc>
       </w:tr>
       <w:tr>
+        <w:tblPrEx>
+          <w:tblBorders>
+            <w:top w:val="single" w:color="000000" w:sz="4" w:space="0"/>
+            <w:left w:val="single" w:color="000000" w:sz="4" w:space="0"/>
+            <w:bottom w:val="single" w:color="000000" w:sz="4" w:space="0"/>
+            <w:right w:val="single" w:color="000000" w:sz="4" w:space="0"/>
+            <w:insideH w:val="single" w:color="000000" w:sz="4" w:space="0"/>
+            <w:insideV w:val="single" w:color="000000" w:sz="4" w:space="0"/>
+          </w:tblBorders>
+          <w:tblCellMar>
+            <w:top w:w="0" w:type="dxa"/>
+            <w:left w:w="115" w:type="dxa"/>
+            <w:bottom w:w="0" w:type="dxa"/>
+            <w:right w:w="115" w:type="dxa"/>
+          </w:tblCellMar>
+        </w:tblPrEx>
         <w:trPr>
-          <w:cantSplit w:val="0"/>
           <w:trHeight w:val="1952" w:hRule="atLeast"/>
-          <w:tblHeader w:val="0"/>
         </w:trPr>
         <w:tc>
           <w:tcPr>
+            <w:tcW w:w="2055" w:type="dxa"/>
             <w:vAlign w:val="center"/>
           </w:tcPr>
           <w:p>
@@ -940,91 +945,36 @@
                 <w:sz w:val="18"/>
                 <w:szCs w:val="18"/>
                 <w:u w:val="none"/>
-                <w:rtl w:val="0"/>
-              </w:rPr>
-              <w:t xml:space="preserve">Организационный</w:t>
-            </w:r>
-          </w:p>
-        </w:tc>
-        <w:tc>
-          <w:tcPr/>
-          <w:p>
-            <w:pPr>
-              <w:rPr>
-                <w:sz w:val="18"/>
-                <w:szCs w:val="18"/>
-                <w:u w:val="none"/>
-              </w:rPr>
-            </w:pPr>
-            <w:r>
-              <w:rPr>
-                <w:sz w:val="18"/>
-                <w:szCs w:val="18"/>
-                <w:u w:val="none"/>
-                <w:rtl w:val="0"/>
-              </w:rPr>
-              <w:t xml:space="preserve">Усвоение правил внутреннего трудового распорядка Профильной организации; правил по охране труда и технике безопасности, санитарно-эпидемиологических правил, режима конфиденциальности, принятого в Профильной организации. Обсуждение с руководителем практики от Профильной организации темы индивидуального задания на практическую подготовку в организации, уточнение ее формулировки, составление конкретного последовательного перечня работ, необходимых для выполнения задания.</w:t>
+              </w:rPr>
+              <w:t>Организационный</w:t>
             </w:r>
           </w:p>
         </w:tc>
         <w:tc>
           <w:tcPr>
-            <w:vAlign w:val="center"/>
+            <w:tcW w:w="5190" w:type="dxa"/>
           </w:tcPr>
           <w:p>
             <w:pPr>
-              <w:jc w:val="center"/>
-              <w:rPr>
-                <w:sz w:val="18"/>
-                <w:szCs w:val="18"/>
-                <w:u w:val="none"/>
-              </w:rPr>
-            </w:pPr>
-            <w:r>
-              <w:t>с   {{practice_start}}</w:t>
-            </w:r>
-          </w:p>
-          <w:p>
-            <w:pPr>
-              <w:jc w:val="center"/>
-              <w:rPr>
-                <w:sz w:val="18"/>
-                <w:szCs w:val="18"/>
-                <w:u w:val="none"/>
-              </w:rPr>
-            </w:pPr>
-            <w:r>
-              <w:rPr>
-                <w:sz w:val="18"/>
-                <w:szCs w:val="18"/>
-                <w:u w:val="none"/>
-                <w:rtl w:val="0"/>
-              </w:rPr>
-              <w:t xml:space="preserve">(дата начала    практики)</w:t>
-            </w:r>
-          </w:p>
-          <w:p>
-            <w:pPr>
-              <w:jc w:val="center"/>
-              <w:rPr>
-                <w:sz w:val="18"/>
-                <w:szCs w:val="18"/>
-                <w:u w:val="none"/>
-              </w:rPr>
-            </w:pPr>
-            <w:r>
-              <w:rPr>
-                <w:sz w:val="18"/>
-                <w:szCs w:val="18"/>
-                <w:u w:val="none"/>
-                <w:rtl w:val="0"/>
-              </w:rPr>
-              <w:t xml:space="preserve">по 06.07.2026</w:t>
+              <w:rPr>
+                <w:sz w:val="18"/>
+                <w:szCs w:val="18"/>
+                <w:u w:val="none"/>
+              </w:rPr>
+            </w:pPr>
+            <w:r>
+              <w:rPr>
+                <w:sz w:val="18"/>
+                <w:szCs w:val="18"/>
+                <w:u w:val="none"/>
+              </w:rPr>
+              <w:t>Усвоение правил внутреннего трудового распорядка Профильной организации; правил по охране труда и технике безопасности, санитарно-эпидемиологических правил, режима конфиденциальности, принятого в Профильной организации. Обсуждение с руководителем практики от Профильной организации темы индивидуального задания на практическую подготовку в организации, уточнение ее формулировки, составление конкретного последовательного перечня работ, необходимых для выполнения задания.</w:t>
             </w:r>
           </w:p>
         </w:tc>
         <w:tc>
           <w:tcPr>
+            <w:tcW w:w="1515" w:type="dxa"/>
             <w:vAlign w:val="center"/>
           </w:tcPr>
           <w:p>
@@ -1040,22 +990,118 @@
               <w:rPr>
                 <w:sz w:val="18"/>
                 <w:szCs w:val="18"/>
-                <w:u w:val="none"/>
-                <w:rtl w:val="0"/>
-              </w:rPr>
-              <w:t xml:space="preserve">Выполнено</w:t>
+              </w:rPr>
+              <w:t>с   {{practice_start}}</w:t>
+            </w:r>
+          </w:p>
+          <w:p>
+            <w:pPr>
+              <w:jc w:val="center"/>
+              <w:rPr>
+                <w:sz w:val="18"/>
+                <w:szCs w:val="18"/>
+                <w:u w:val="none"/>
+              </w:rPr>
+            </w:pPr>
+            <w:r>
+              <w:rPr>
+                <w:sz w:val="18"/>
+                <w:szCs w:val="18"/>
+                <w:u w:val="none"/>
+              </w:rPr>
+              <w:t>(дата начала    практики)</w:t>
+            </w:r>
+          </w:p>
+          <w:p>
+            <w:pPr>
+              <w:jc w:val="center"/>
+              <w:rPr>
+                <w:sz w:val="18"/>
+                <w:szCs w:val="18"/>
+                <w:u w:val="none"/>
+              </w:rPr>
+            </w:pPr>
+            <w:r>
+              <w:rPr>
+                <w:sz w:val="18"/>
+                <w:szCs w:val="18"/>
+                <w:u w:val="none"/>
+              </w:rPr>
+              <w:t xml:space="preserve">по </w:t>
+            </w:r>
+            <w:r>
+              <w:rPr>
+                <w:sz w:val="18"/>
+                <w:szCs w:val="18"/>
+              </w:rPr>
+              <w:t>{{practice</w:t>
+            </w:r>
+            <w:r>
+              <w:rPr>
+                <w:rFonts w:hint="default"/>
+                <w:sz w:val="18"/>
+                <w:szCs w:val="18"/>
+                <w:lang w:val="en-US"/>
+              </w:rPr>
+              <w:t>_stage1_finish</w:t>
+            </w:r>
+            <w:r>
+              <w:rPr>
+                <w:sz w:val="18"/>
+                <w:szCs w:val="18"/>
+              </w:rPr>
+              <w:t>}}</w:t>
+            </w:r>
+          </w:p>
+        </w:tc>
+        <w:tc>
+          <w:tcPr>
+            <w:tcW w:w="1410" w:type="dxa"/>
+            <w:vAlign w:val="center"/>
+          </w:tcPr>
+          <w:p>
+            <w:pPr>
+              <w:jc w:val="center"/>
+              <w:rPr>
+                <w:sz w:val="18"/>
+                <w:szCs w:val="18"/>
+                <w:u w:val="none"/>
+              </w:rPr>
+            </w:pPr>
+            <w:r>
+              <w:rPr>
+                <w:sz w:val="18"/>
+                <w:szCs w:val="18"/>
+                <w:u w:val="none"/>
+              </w:rPr>
+              <w:t>Выполнено</w:t>
             </w:r>
           </w:p>
         </w:tc>
       </w:tr>
       <w:tr>
+        <w:tblPrEx>
+          <w:tblBorders>
+            <w:top w:val="single" w:color="000000" w:sz="4" w:space="0"/>
+            <w:left w:val="single" w:color="000000" w:sz="4" w:space="0"/>
+            <w:bottom w:val="single" w:color="000000" w:sz="4" w:space="0"/>
+            <w:right w:val="single" w:color="000000" w:sz="4" w:space="0"/>
+            <w:insideH w:val="single" w:color="000000" w:sz="4" w:space="0"/>
+            <w:insideV w:val="single" w:color="000000" w:sz="4" w:space="0"/>
+          </w:tblBorders>
+          <w:tblCellMar>
+            <w:top w:w="0" w:type="dxa"/>
+            <w:left w:w="115" w:type="dxa"/>
+            <w:bottom w:w="0" w:type="dxa"/>
+            <w:right w:w="115" w:type="dxa"/>
+          </w:tblCellMar>
+        </w:tblPrEx>
         <w:trPr>
-          <w:cantSplit w:val="0"/>
           <w:trHeight w:val="1200" w:hRule="atLeast"/>
-          <w:tblHeader w:val="0"/>
         </w:trPr>
         <w:tc>
           <w:tcPr>
+            <w:tcW w:w="2055" w:type="dxa"/>
             <w:vAlign w:val="center"/>
           </w:tcPr>
           <w:p>
@@ -1071,83 +1117,51 @@
                 <w:sz w:val="18"/>
                 <w:szCs w:val="18"/>
                 <w:u w:val="none"/>
-                <w:rtl w:val="0"/>
-              </w:rPr>
-              <w:t xml:space="preserve">Основной</w:t>
-            </w:r>
-          </w:p>
-        </w:tc>
-        <w:tc>
-          <w:tcPr/>
-          <w:p>
-            <w:pPr>
-              <w:rPr>
-                <w:sz w:val="18"/>
-                <w:szCs w:val="18"/>
-                <w:u w:val="none"/>
-              </w:rPr>
-            </w:pPr>
-            <w:r>
-              <w:rPr>
-                <w:sz w:val="18"/>
-                <w:szCs w:val="18"/>
-                <w:u w:val="none"/>
-                <w:rtl w:val="0"/>
-              </w:rPr>
-              <w:t xml:space="preserve">Выполнение индивидуального задания по следующему перечню работ: </w:t>
-            </w:r>
-          </w:p>
-          <w:p>
-            <w:r>
-              <w:t>{{main_stage_tasks}}</w:t>
+              </w:rPr>
+              <w:t>Основной</w:t>
             </w:r>
           </w:p>
         </w:tc>
         <w:tc>
           <w:tcPr>
-            <w:vAlign w:val="center"/>
+            <w:tcW w:w="5190" w:type="dxa"/>
           </w:tcPr>
           <w:p>
             <w:pPr>
-              <w:jc w:val="center"/>
-              <w:rPr>
-                <w:sz w:val="18"/>
-                <w:szCs w:val="18"/>
-                <w:u w:val="none"/>
-              </w:rPr>
-            </w:pPr>
-            <w:r>
-              <w:rPr>
-                <w:sz w:val="18"/>
-                <w:szCs w:val="18"/>
-                <w:u w:val="none"/>
-                <w:rtl w:val="0"/>
-              </w:rPr>
-              <w:t xml:space="preserve">с   06.07.2026</w:t>
-            </w:r>
-          </w:p>
-          <w:p>
-            <w:pPr>
-              <w:jc w:val="center"/>
-              <w:rPr>
-                <w:sz w:val="18"/>
-                <w:szCs w:val="18"/>
-                <w:u w:val="none"/>
-              </w:rPr>
-            </w:pPr>
-            <w:r>
-              <w:rPr>
-                <w:sz w:val="18"/>
-                <w:szCs w:val="18"/>
-                <w:u w:val="none"/>
-                <w:rtl w:val="0"/>
-              </w:rPr>
-              <w:t xml:space="preserve">по 22.07.2026</w:t>
+              <w:rPr>
+                <w:sz w:val="18"/>
+                <w:szCs w:val="18"/>
+                <w:u w:val="none"/>
+              </w:rPr>
+            </w:pPr>
+            <w:r>
+              <w:rPr>
+                <w:sz w:val="18"/>
+                <w:szCs w:val="18"/>
+                <w:u w:val="none"/>
+              </w:rPr>
+              <w:t xml:space="preserve">Выполнение индивидуального задания по следующему перечню работ: </w:t>
+            </w:r>
+          </w:p>
+          <w:p>
+            <w:pPr>
+              <w:rPr>
+                <w:sz w:val="18"/>
+                <w:szCs w:val="18"/>
+              </w:rPr>
+            </w:pPr>
+            <w:r>
+              <w:rPr>
+                <w:sz w:val="18"/>
+                <w:szCs w:val="18"/>
+              </w:rPr>
+              <w:t>{{main_stage_tasks}}</w:t>
             </w:r>
           </w:p>
         </w:tc>
         <w:tc>
           <w:tcPr>
+            <w:tcW w:w="1515" w:type="dxa"/>
             <w:vAlign w:val="center"/>
           </w:tcPr>
           <w:p>
@@ -1157,28 +1171,168 @@
                 <w:sz w:val="18"/>
                 <w:szCs w:val="18"/>
                 <w:u w:val="none"/>
-              </w:rPr>
-            </w:pPr>
-            <w:r>
-              <w:rPr>
-                <w:sz w:val="18"/>
-                <w:szCs w:val="18"/>
-                <w:u w:val="none"/>
-                <w:rtl w:val="0"/>
-              </w:rPr>
-              <w:t xml:space="preserve">Выполнено</w:t>
+                <w:lang w:val="en-US"/>
+              </w:rPr>
+            </w:pPr>
+            <w:r>
+              <w:rPr>
+                <w:sz w:val="18"/>
+                <w:szCs w:val="18"/>
+                <w:u w:val="none"/>
+              </w:rPr>
+              <w:t>с</w:t>
+            </w:r>
+            <w:r>
+              <w:rPr>
+                <w:sz w:val="18"/>
+                <w:szCs w:val="18"/>
+                <w:u w:val="none"/>
+                <w:lang w:val="en-US"/>
+              </w:rPr>
+              <w:t xml:space="preserve">   </w:t>
+            </w:r>
+            <w:r>
+              <w:rPr>
+                <w:sz w:val="18"/>
+                <w:szCs w:val="18"/>
+                <w:lang w:val="en-US"/>
+              </w:rPr>
+              <w:t>{{</w:t>
+            </w:r>
+            <w:r>
+              <w:rPr>
+                <w:sz w:val="18"/>
+                <w:szCs w:val="18"/>
+              </w:rPr>
+              <w:t>practice</w:t>
+            </w:r>
+            <w:r>
+              <w:rPr>
+                <w:rFonts w:hint="default"/>
+                <w:sz w:val="18"/>
+                <w:szCs w:val="18"/>
+                <w:lang w:val="en-US"/>
+              </w:rPr>
+              <w:t>_stage1_finish</w:t>
+            </w:r>
+            <w:r>
+              <w:rPr>
+                <w:sz w:val="18"/>
+                <w:szCs w:val="18"/>
+                <w:lang w:val="en-US"/>
+              </w:rPr>
+              <w:t>}}</w:t>
+            </w:r>
+          </w:p>
+          <w:p>
+            <w:pPr>
+              <w:jc w:val="center"/>
+              <w:rPr>
+                <w:sz w:val="18"/>
+                <w:szCs w:val="18"/>
+                <w:u w:val="none"/>
+                <w:lang w:val="en-US"/>
+              </w:rPr>
+            </w:pPr>
+            <w:r>
+              <w:rPr>
+                <w:sz w:val="18"/>
+                <w:szCs w:val="18"/>
+                <w:u w:val="none"/>
+              </w:rPr>
+              <w:t>по</w:t>
+            </w:r>
+            <w:r>
+              <w:rPr>
+                <w:sz w:val="18"/>
+                <w:szCs w:val="18"/>
+                <w:u w:val="none"/>
+                <w:lang w:val="en-US"/>
+              </w:rPr>
+              <w:t xml:space="preserve"> </w:t>
+            </w:r>
+            <w:r>
+              <w:rPr>
+                <w:sz w:val="18"/>
+                <w:szCs w:val="18"/>
+                <w:lang w:val="en-US"/>
+              </w:rPr>
+              <w:t>{{</w:t>
+            </w:r>
+            <w:r>
+              <w:rPr>
+                <w:sz w:val="18"/>
+                <w:szCs w:val="18"/>
+              </w:rPr>
+              <w:t>practice</w:t>
+            </w:r>
+            <w:r>
+              <w:rPr>
+                <w:rFonts w:hint="default"/>
+                <w:sz w:val="18"/>
+                <w:szCs w:val="18"/>
+                <w:lang w:val="en-US"/>
+              </w:rPr>
+              <w:t>_stage2_finish</w:t>
+            </w:r>
+            <w:r>
+              <w:rPr>
+                <w:sz w:val="18"/>
+                <w:szCs w:val="18"/>
+                <w:lang w:val="en-US"/>
+              </w:rPr>
+              <w:t>}}</w:t>
+            </w:r>
+          </w:p>
+        </w:tc>
+        <w:tc>
+          <w:tcPr>
+            <w:tcW w:w="1410" w:type="dxa"/>
+            <w:vAlign w:val="center"/>
+          </w:tcPr>
+          <w:p>
+            <w:pPr>
+              <w:jc w:val="center"/>
+              <w:rPr>
+                <w:sz w:val="18"/>
+                <w:szCs w:val="18"/>
+                <w:u w:val="none"/>
+              </w:rPr>
+            </w:pPr>
+            <w:r>
+              <w:rPr>
+                <w:sz w:val="18"/>
+                <w:szCs w:val="18"/>
+                <w:u w:val="none"/>
+              </w:rPr>
+              <w:t>Выполнено</w:t>
             </w:r>
           </w:p>
         </w:tc>
       </w:tr>
       <w:tr>
+        <w:tblPrEx>
+          <w:tblBorders>
+            <w:top w:val="single" w:color="000000" w:sz="4" w:space="0"/>
+            <w:left w:val="single" w:color="000000" w:sz="4" w:space="0"/>
+            <w:bottom w:val="single" w:color="000000" w:sz="4" w:space="0"/>
+            <w:right w:val="single" w:color="000000" w:sz="4" w:space="0"/>
+            <w:insideH w:val="single" w:color="000000" w:sz="4" w:space="0"/>
+            <w:insideV w:val="single" w:color="000000" w:sz="4" w:space="0"/>
+          </w:tblBorders>
+          <w:tblCellMar>
+            <w:top w:w="0" w:type="dxa"/>
+            <w:left w:w="115" w:type="dxa"/>
+            <w:bottom w:w="0" w:type="dxa"/>
+            <w:right w:w="115" w:type="dxa"/>
+          </w:tblCellMar>
+        </w:tblPrEx>
         <w:trPr>
-          <w:cantSplit w:val="0"/>
           <w:trHeight w:val="1619" w:hRule="atLeast"/>
-          <w:tblHeader w:val="0"/>
         </w:trPr>
         <w:tc>
           <w:tcPr>
+            <w:tcW w:w="2055" w:type="dxa"/>
             <w:vAlign w:val="center"/>
           </w:tcPr>
           <w:p>
@@ -1194,91 +1348,36 @@
                 <w:sz w:val="18"/>
                 <w:szCs w:val="18"/>
                 <w:u w:val="none"/>
-                <w:rtl w:val="0"/>
-              </w:rPr>
-              <w:t xml:space="preserve">Заключительный</w:t>
-            </w:r>
-          </w:p>
-        </w:tc>
-        <w:tc>
-          <w:tcPr/>
-          <w:p>
-            <w:pPr>
-              <w:rPr>
-                <w:sz w:val="18"/>
-                <w:szCs w:val="18"/>
-                <w:u w:val="none"/>
-              </w:rPr>
-            </w:pPr>
-            <w:r>
-              <w:rPr>
-                <w:sz w:val="18"/>
-                <w:szCs w:val="18"/>
-                <w:u w:val="none"/>
-                <w:rtl w:val="0"/>
-              </w:rPr>
-              <w:t xml:space="preserve">Составление структуры и написание полного отчета о выполнении индивидуального задания на практическую подготовку в Профильной организации, в соответствии с требованиями шаблонов УрФУ. Согласование отчета с руководителем практики. Получение Отзыва на прохождение практической подготовки и документа к Отзыву от Профильной организации. </w:t>
+              </w:rPr>
+              <w:t>Заключительный</w:t>
             </w:r>
           </w:p>
         </w:tc>
         <w:tc>
           <w:tcPr>
-            <w:vAlign w:val="center"/>
+            <w:tcW w:w="5190" w:type="dxa"/>
           </w:tcPr>
           <w:p>
             <w:pPr>
-              <w:jc w:val="center"/>
-              <w:rPr>
-                <w:sz w:val="18"/>
-                <w:szCs w:val="18"/>
-                <w:u w:val="none"/>
-              </w:rPr>
-            </w:pPr>
-            <w:r>
-              <w:rPr>
-                <w:sz w:val="18"/>
-                <w:szCs w:val="18"/>
-                <w:u w:val="none"/>
-                <w:rtl w:val="0"/>
-              </w:rPr>
-              <w:t xml:space="preserve">с   23.07.2026</w:t>
-            </w:r>
-          </w:p>
-          <w:p>
-            <w:pPr>
-              <w:jc w:val="center"/>
-              <w:rPr>
-                <w:sz w:val="18"/>
-                <w:szCs w:val="18"/>
-                <w:u w:val="none"/>
-              </w:rPr>
-            </w:pPr>
-            <w:r>
-              <w:t>по {{practice_end}}</w:t>
-            </w:r>
-          </w:p>
-          <w:p>
-            <w:pPr>
-              <w:jc w:val="center"/>
-              <w:rPr>
-                <w:sz w:val="18"/>
-                <w:szCs w:val="18"/>
-                <w:u w:val="none"/>
-              </w:rPr>
-            </w:pPr>
-            <w:r>
-              <w:rPr>
-                <w:sz w:val="18"/>
-                <w:szCs w:val="18"/>
-                <w:u w:val="none"/>
-                <w:rtl w:val="0"/>
-              </w:rPr>
-              <w:t xml:space="preserve">(дата окончания практики)</w:t>
+              <w:rPr>
+                <w:sz w:val="18"/>
+                <w:szCs w:val="18"/>
+                <w:u w:val="none"/>
+              </w:rPr>
+            </w:pPr>
+            <w:r>
+              <w:rPr>
+                <w:sz w:val="18"/>
+                <w:szCs w:val="18"/>
+                <w:u w:val="none"/>
+              </w:rPr>
+              <w:t xml:space="preserve">Составление структуры и написание полного отчета о выполнении индивидуального задания на практическую подготовку в Профильной организации, в соответствии с требованиями шаблонов УрФУ. Согласование отчета с руководителем практики. Получение Отзыва на прохождение практической подготовки и документа к Отзыву от Профильной организации. </w:t>
             </w:r>
           </w:p>
         </w:tc>
         <w:tc>
           <w:tcPr>
+            <w:tcW w:w="1515" w:type="dxa"/>
             <w:vAlign w:val="center"/>
           </w:tcPr>
           <w:p>
@@ -1295,9 +1394,101 @@
                 <w:sz w:val="18"/>
                 <w:szCs w:val="18"/>
                 <w:u w:val="none"/>
-                <w:rtl w:val="0"/>
-              </w:rPr>
-              <w:t xml:space="preserve">Выполнено</w:t>
+              </w:rPr>
+              <w:t xml:space="preserve">с   </w:t>
+            </w:r>
+            <w:r>
+              <w:rPr>
+                <w:sz w:val="18"/>
+                <w:szCs w:val="18"/>
+                <w:lang w:val="en-US"/>
+              </w:rPr>
+              <w:t>{{</w:t>
+            </w:r>
+            <w:r>
+              <w:rPr>
+                <w:sz w:val="18"/>
+                <w:szCs w:val="18"/>
+              </w:rPr>
+              <w:t>practice</w:t>
+            </w:r>
+            <w:r>
+              <w:rPr>
+                <w:rFonts w:hint="default"/>
+                <w:sz w:val="18"/>
+                <w:szCs w:val="18"/>
+                <w:lang w:val="en-US"/>
+              </w:rPr>
+              <w:t>_stage3_start</w:t>
+            </w:r>
+            <w:bookmarkStart w:id="1" w:name="_GoBack"/>
+            <w:bookmarkEnd w:id="1"/>
+            <w:r>
+              <w:rPr>
+                <w:sz w:val="18"/>
+                <w:szCs w:val="18"/>
+                <w:lang w:val="en-US"/>
+              </w:rPr>
+              <w:t>}}</w:t>
+            </w:r>
+          </w:p>
+          <w:p>
+            <w:pPr>
+              <w:jc w:val="center"/>
+              <w:rPr>
+                <w:sz w:val="18"/>
+                <w:szCs w:val="18"/>
+                <w:u w:val="none"/>
+              </w:rPr>
+            </w:pPr>
+            <w:r>
+              <w:rPr>
+                <w:sz w:val="18"/>
+                <w:szCs w:val="18"/>
+              </w:rPr>
+              <w:t>по {{practice_end}}</w:t>
+            </w:r>
+          </w:p>
+          <w:p>
+            <w:pPr>
+              <w:jc w:val="center"/>
+              <w:rPr>
+                <w:sz w:val="18"/>
+                <w:szCs w:val="18"/>
+                <w:u w:val="none"/>
+              </w:rPr>
+            </w:pPr>
+            <w:r>
+              <w:rPr>
+                <w:sz w:val="18"/>
+                <w:szCs w:val="18"/>
+                <w:u w:val="none"/>
+              </w:rPr>
+              <w:t>(дата окончания практики)</w:t>
+            </w:r>
+          </w:p>
+        </w:tc>
+        <w:tc>
+          <w:tcPr>
+            <w:tcW w:w="1410" w:type="dxa"/>
+            <w:vAlign w:val="center"/>
+          </w:tcPr>
+          <w:p>
+            <w:pPr>
+              <w:jc w:val="center"/>
+              <w:rPr>
+                <w:sz w:val="18"/>
+                <w:szCs w:val="18"/>
+                <w:u w:val="none"/>
+              </w:rPr>
+            </w:pPr>
+            <w:r>
+              <w:rPr>
+                <w:sz w:val="18"/>
+                <w:szCs w:val="18"/>
+                <w:u w:val="none"/>
+              </w:rPr>
+              <w:t>Выполнено</w:t>
             </w:r>
           </w:p>
         </w:tc>
@@ -1306,11 +1497,11 @@
     <w:p>
       <w:pPr>
         <w:pBdr>
-          <w:top w:space="0" w:sz="0" w:val="nil"/>
-          <w:left w:space="0" w:sz="0" w:val="nil"/>
-          <w:bottom w:space="0" w:sz="0" w:val="nil"/>
-          <w:right w:space="0" w:sz="0" w:val="nil"/>
-          <w:between w:space="0" w:sz="0" w:val="nil"/>
+          <w:top w:val="none" w:color="auto" w:sz="0" w:space="0"/>
+          <w:left w:val="none" w:color="auto" w:sz="0" w:space="0"/>
+          <w:bottom w:val="none" w:color="auto" w:sz="0" w:space="0"/>
+          <w:right w:val="none" w:color="auto" w:sz="0" w:space="0"/>
+          <w:between w:val="none" w:color="auto" w:sz="0" w:space="0"/>
         </w:pBdr>
         <w:jc w:val="both"/>
         <w:rPr>
@@ -1322,39 +1513,33 @@
         <w:rPr>
           <w:color w:val="000000"/>
           <w:u w:val="none"/>
-          <w:rtl w:val="0"/>
-        </w:rPr>
-        <w:t xml:space="preserve">Содержание практики и планируемые результаты практики согласованы с руководителем практики от профильной организации</w:t>
+        </w:rPr>
+        <w:t>Содержание практики и планируемые результаты практики согласованы с руководителем практики от профильной организации</w:t>
       </w:r>
     </w:p>
     <w:p>
       <w:pPr>
         <w:pBdr>
-          <w:top w:space="0" w:sz="0" w:val="nil"/>
-          <w:left w:space="0" w:sz="0" w:val="nil"/>
-          <w:bottom w:space="0" w:sz="0" w:val="nil"/>
-          <w:right w:space="0" w:sz="0" w:val="nil"/>
-          <w:between w:space="0" w:sz="0" w:val="nil"/>
+          <w:top w:val="none" w:color="auto" w:sz="0" w:space="0"/>
+          <w:left w:val="none" w:color="auto" w:sz="0" w:space="0"/>
+          <w:bottom w:val="none" w:color="auto" w:sz="0" w:space="0"/>
+          <w:right w:val="none" w:color="auto" w:sz="0" w:space="0"/>
+          <w:between w:val="none" w:color="auto" w:sz="0" w:space="0"/>
         </w:pBdr>
         <w:rPr>
           <w:color w:val="000000"/>
           <w:u w:val="none"/>
         </w:rPr>
       </w:pPr>
-      <w:r>
-        <w:rPr>
-          <w:rtl w:val="0"/>
-        </w:rPr>
-      </w:r>
     </w:p>
     <w:p>
       <w:pPr>
         <w:pBdr>
-          <w:top w:space="0" w:sz="0" w:val="nil"/>
-          <w:left w:space="0" w:sz="0" w:val="nil"/>
-          <w:bottom w:space="0" w:sz="0" w:val="nil"/>
-          <w:right w:space="0" w:sz="0" w:val="nil"/>
-          <w:between w:space="0" w:sz="0" w:val="nil"/>
+          <w:top w:val="none" w:color="auto" w:sz="0" w:space="0"/>
+          <w:left w:val="none" w:color="auto" w:sz="0" w:space="0"/>
+          <w:bottom w:val="none" w:color="auto" w:sz="0" w:space="0"/>
+          <w:right w:val="none" w:color="auto" w:sz="0" w:space="0"/>
+          <w:between w:val="none" w:color="auto" w:sz="0" w:space="0"/>
         </w:pBdr>
         <w:rPr>
           <w:color w:val="000000"/>
@@ -1364,44 +1549,45 @@
         <w:rPr>
           <w:color w:val="000000"/>
           <w:u w:val="none"/>
-          <w:rtl w:val="0"/>
-        </w:rPr>
-        <w:t xml:space="preserve">Руководитель от УрФУ</w:t>
+        </w:rPr>
+        <w:t>Руководитель от УрФУ</w:t>
+      </w:r>
+      <w:r>
+        <w:rPr>
+          <w:color w:val="000000"/>
+          <w:u w:val="none"/>
+        </w:rPr>
         <w:tab/>
+      </w:r>
+      <w:r>
+        <w:rPr>
+          <w:color w:val="000000"/>
+          <w:u w:val="none"/>
+        </w:rPr>
         <w:tab/>
-        <w:tab/>
+      </w:r>
+      <w:r>
+        <w:rPr>
+          <w:color w:val="000000"/>
+          <w:u w:val="none"/>
+        </w:rPr>
         <w:t xml:space="preserve">__________                </w:t>
       </w:r>
       <w:r>
         <w:rPr>
           <w:color w:val="000000"/>
-          <w:rtl w:val="0"/>
-        </w:rPr>
-        <w:t xml:space="preserve">Корнякова Елена Михайловна   </w:t>
-      </w:r>
-      <w:r>
-        <w:rPr>
-          <w:color w:val="ffffff"/>
-          <w:rtl w:val="0"/>
-        </w:rPr>
-        <w:t xml:space="preserve">.</w:t>
-      </w:r>
-      <w:r>
-        <w:rPr>
-          <w:color w:val="000000"/>
-          <w:rtl w:val="0"/>
-        </w:rPr>
-        <w:t xml:space="preserve">                  </w:t>
+        </w:rPr>
+        <w:t xml:space="preserve">Корнякова Елена Михайловна                   </w:t>
       </w:r>
     </w:p>
     <w:p>
       <w:pPr>
         <w:pBdr>
-          <w:top w:space="0" w:sz="0" w:val="nil"/>
-          <w:left w:space="0" w:sz="0" w:val="nil"/>
-          <w:bottom w:space="0" w:sz="0" w:val="nil"/>
-          <w:right w:space="0" w:sz="0" w:val="nil"/>
-          <w:between w:space="0" w:sz="0" w:val="nil"/>
+          <w:top w:val="none" w:color="auto" w:sz="0" w:space="0"/>
+          <w:left w:val="none" w:color="auto" w:sz="0" w:space="0"/>
+          <w:bottom w:val="none" w:color="auto" w:sz="0" w:space="0"/>
+          <w:right w:val="none" w:color="auto" w:sz="0" w:space="0"/>
+          <w:between w:val="none" w:color="auto" w:sz="0" w:space="0"/>
         </w:pBdr>
         <w:rPr>
           <w:color w:val="000000"/>
@@ -1416,18 +1602,25 @@
           <w:szCs w:val="16"/>
           <w:u w:val="none"/>
           <w:vertAlign w:val="superscript"/>
-          <w:rtl w:val="0"/>
         </w:rPr>
         <w:t xml:space="preserve">                                                                                                                                    </w:t>
-        <w:tab/>
-      </w:r>
-      <w:r>
-        <w:rPr>
+      </w:r>
+      <w:r>
+        <w:rPr>
+          <w:color w:val="000000"/>
           <w:sz w:val="16"/>
           <w:szCs w:val="16"/>
           <w:u w:val="none"/>
           <w:vertAlign w:val="superscript"/>
-          <w:rtl w:val="0"/>
+        </w:rPr>
+        <w:tab/>
+      </w:r>
+      <w:r>
+        <w:rPr>
+          <w:sz w:val="16"/>
+          <w:szCs w:val="16"/>
+          <w:u w:val="none"/>
+          <w:vertAlign w:val="superscript"/>
         </w:rPr>
         <w:t xml:space="preserve">              </w:t>
       </w:r>
@@ -1436,19 +1629,18 @@
           <w:color w:val="000000"/>
           <w:u w:val="none"/>
           <w:vertAlign w:val="superscript"/>
-          <w:rtl w:val="0"/>
-        </w:rPr>
-        <w:t xml:space="preserve">Подпись                                                               расшифровка подписи</w:t>
+        </w:rPr>
+        <w:t>Подпись                                                               расшифровка подписи</w:t>
       </w:r>
     </w:p>
     <w:p>
       <w:pPr>
         <w:pBdr>
-          <w:top w:space="0" w:sz="0" w:val="nil"/>
-          <w:left w:space="0" w:sz="0" w:val="nil"/>
-          <w:bottom w:space="0" w:sz="0" w:val="nil"/>
-          <w:right w:space="0" w:sz="0" w:val="nil"/>
-          <w:between w:space="0" w:sz="0" w:val="nil"/>
+          <w:top w:val="none" w:color="auto" w:sz="0" w:space="0"/>
+          <w:left w:val="none" w:color="auto" w:sz="0" w:space="0"/>
+          <w:bottom w:val="none" w:color="auto" w:sz="0" w:space="0"/>
+          <w:right w:val="none" w:color="auto" w:sz="0" w:space="0"/>
+          <w:between w:val="none" w:color="auto" w:sz="0" w:space="0"/>
         </w:pBdr>
         <w:rPr>
           <w:color w:val="000000"/>
@@ -1459,41 +1651,37 @@
         <w:rPr>
           <w:color w:val="000000"/>
           <w:u w:val="none"/>
-          <w:rtl w:val="0"/>
         </w:rPr>
         <w:t xml:space="preserve">Руководитель от предприятия (организации)   __________                </w:t>
       </w:r>
       <w:r>
         <w:rPr>
           <w:color w:val="000000"/>
-          <w:rtl w:val="0"/>
-        </w:rPr>
-        <w:t xml:space="preserve">Езуб Антон Сергеевич</w:t>
-      </w:r>
-      <w:r>
-        <w:rPr>
-          <w:u w:val="none"/>
-          <w:rtl w:val="0"/>
-        </w:rPr>
-        <w:t xml:space="preserve">___</w:t>
+        </w:rPr>
+        <w:t>Езуб Антон Сергеевич</w:t>
+      </w:r>
+      <w:r>
+        <w:rPr>
+          <w:u w:val="none"/>
+        </w:rPr>
+        <w:t>___</w:t>
       </w:r>
       <w:r>
         <w:rPr>
           <w:color w:val="000000"/>
           <w:u w:val="none"/>
-          <w:rtl w:val="0"/>
-        </w:rPr>
-        <w:t xml:space="preserve">____</w:t>
+        </w:rPr>
+        <w:t>____</w:t>
       </w:r>
     </w:p>
     <w:p>
       <w:pPr>
         <w:pBdr>
-          <w:top w:space="0" w:sz="0" w:val="nil"/>
-          <w:left w:space="0" w:sz="0" w:val="nil"/>
-          <w:bottom w:space="0" w:sz="0" w:val="nil"/>
-          <w:right w:space="0" w:sz="0" w:val="nil"/>
-          <w:between w:space="0" w:sz="0" w:val="nil"/>
+          <w:top w:val="none" w:color="auto" w:sz="0" w:space="0"/>
+          <w:left w:val="none" w:color="auto" w:sz="0" w:space="0"/>
+          <w:bottom w:val="none" w:color="auto" w:sz="0" w:space="0"/>
+          <w:right w:val="none" w:color="auto" w:sz="0" w:space="0"/>
+          <w:between w:val="none" w:color="auto" w:sz="0" w:space="0"/>
         </w:pBdr>
         <w:rPr>
           <w:color w:val="000000"/>
@@ -1508,7 +1696,6 @@
           <w:szCs w:val="16"/>
           <w:u w:val="none"/>
           <w:vertAlign w:val="superscript"/>
-          <w:rtl w:val="0"/>
         </w:rPr>
         <w:t xml:space="preserve">                                                                                                                                                                                                </w:t>
       </w:r>
@@ -1517,15 +1704,14 @@
           <w:color w:val="000000"/>
           <w:u w:val="none"/>
           <w:vertAlign w:val="superscript"/>
-          <w:rtl w:val="0"/>
-        </w:rPr>
-        <w:t xml:space="preserve">Подпись                                                               расшифровка подписи</w:t>
+        </w:rPr>
+        <w:t>Подпись                                                               расшифровка подписи</w:t>
       </w:r>
     </w:p>
     <w:p>
       <w:pPr>
         <w:rPr>
-          <w:color w:val="ffffff"/>
+          <w:color w:val="FFFFFF"/>
           <w:u w:val="none"/>
         </w:rPr>
       </w:pPr>
@@ -1536,11 +1722,11 @@
     <w:p>
       <w:pPr>
         <w:pBdr>
-          <w:top w:space="0" w:sz="0" w:val="nil"/>
-          <w:left w:space="0" w:sz="0" w:val="nil"/>
-          <w:bottom w:space="0" w:sz="0" w:val="nil"/>
-          <w:right w:space="0" w:sz="0" w:val="nil"/>
-          <w:between w:space="0" w:sz="0" w:val="nil"/>
+          <w:top w:val="none" w:color="auto" w:sz="0" w:space="0"/>
+          <w:left w:val="none" w:color="auto" w:sz="0" w:space="0"/>
+          <w:bottom w:val="none" w:color="auto" w:sz="0" w:space="0"/>
+          <w:right w:val="none" w:color="auto" w:sz="0" w:space="0"/>
+          <w:between w:val="none" w:color="auto" w:sz="0" w:space="0"/>
         </w:pBdr>
         <w:rPr>
           <w:color w:val="000000"/>
@@ -1555,7 +1741,6 @@
           <w:szCs w:val="16"/>
           <w:u w:val="none"/>
           <w:vertAlign w:val="superscript"/>
-          <w:rtl w:val="0"/>
         </w:rPr>
         <w:t xml:space="preserve">                                                                                                                                                                     </w:t>
       </w:r>
@@ -1565,7 +1750,6 @@
           <w:szCs w:val="16"/>
           <w:u w:val="none"/>
           <w:vertAlign w:val="superscript"/>
-          <w:rtl w:val="0"/>
         </w:rPr>
         <w:t xml:space="preserve">                            </w:t>
       </w:r>
@@ -1574,204 +1758,414 @@
           <w:color w:val="000000"/>
           <w:u w:val="none"/>
           <w:vertAlign w:val="superscript"/>
-          <w:rtl w:val="0"/>
-        </w:rPr>
-        <w:t xml:space="preserve">Подпись                                                               расшифровка подписи</w:t>
+        </w:rPr>
+        <w:t>Подпись                                                               расшифровка подписи</w:t>
       </w:r>
     </w:p>
     <w:sectPr>
-      <w:pgSz w:h="16838" w:w="11906" w:orient="portrait"/>
-      <w:pgMar w:bottom="426" w:top="142" w:left="1701" w:right="850" w:header="708" w:footer="708"/>
+      <w:pgSz w:w="11906" w:h="16838"/>
+      <w:pgMar w:top="142" w:right="850" w:bottom="426" w:left="1701" w:header="708" w:footer="708" w:gutter="0"/>
       <w:pgNumType w:start="1"/>
+      <w:cols w:space="720" w:num="1"/>
     </w:sectPr>
   </w:body>
 </w:document>
 </file>
 
-<file path=word/numbering.xml><?xml version="1.0" encoding="utf-8"?>
-<w:numbering xmlns:mc="http://schemas.openxmlformats.org/markup-compatibility/2006" xmlns:o="urn:schemas-microsoft-com:office:office" xmlns:r="http://schemas.openxmlformats.org/officeDocument/2006/relationships" xmlns:m="http://schemas.openxmlformats.org/officeDocument/2006/math" xmlns:v="urn:schemas-microsoft-com:vml" xmlns:wp="http://schemas.openxmlformats.org/drawingml/2006/wordprocessingDrawing" xmlns:w10="urn:schemas-microsoft-com:office:word" xmlns:w="http://schemas.openxmlformats.org/wordprocessingml/2006/main" xmlns:wne="http://schemas.microsoft.com/office/word/2006/wordml" xmlns:sl="http://schemas.openxmlformats.org/schemaLibrary/2006/main" xmlns:a="http://schemas.openxmlformats.org/drawingml/2006/main" xmlns:pic="http://schemas.openxmlformats.org/drawingml/2006/picture" xmlns:c="http://schemas.openxmlformats.org/drawingml/2006/chart" xmlns:lc="http://schemas.openxmlformats.org/drawingml/2006/lockedCanvas" xmlns:dgm="http://schemas.openxmlformats.org/drawingml/2006/diagram" xmlns:wps="http://schemas.microsoft.com/office/word/2010/wordprocessingShape" xmlns:wpg="http://schemas.microsoft.com/office/word/2010/wordprocessingGroup" xmlns:w14="http://schemas.microsoft.com/office/word/2010/wordml" xmlns:w15="http://schemas.microsoft.com/office/word/2012/wordml" xmlns:w16="http://schemas.microsoft.com/office/word/2018/wordml" xmlns:w16cex="http://schemas.microsoft.com/office/word/2018/wordml/cex" xmlns:w16cid="http://schemas.microsoft.com/office/word/2016/wordml/cid" xmlns="http://schemas.microsoft.com/office/tasks/2019/documenttasks" xmlns:cr="http://schemas.microsoft.com/office/comments/2020/reactions"/>
-</file>
-
 <file path=word/styles.xml><?xml version="1.0" encoding="utf-8"?>
-<w:styles xmlns:mc="http://schemas.openxmlformats.org/markup-compatibility/2006" xmlns:o="urn:schemas-microsoft-com:office:office" xmlns:r="http://schemas.openxmlformats.org/officeDocument/2006/relationships" xmlns:m="http://schemas.openxmlformats.org/officeDocument/2006/math" xmlns:v="urn:schemas-microsoft-com:vml" xmlns:wp="http://schemas.openxmlformats.org/drawingml/2006/wordprocessingDrawing" xmlns:w10="urn:schemas-microsoft-com:office:word" xmlns:w="http://schemas.openxmlformats.org/wordprocessingml/2006/main" xmlns:wne="http://schemas.microsoft.com/office/word/2006/wordml" xmlns:sl="http://schemas.openxmlformats.org/schemaLibrary/2006/main" xmlns:a="http://schemas.openxmlformats.org/drawingml/2006/main" xmlns:pic="http://schemas.openxmlformats.org/drawingml/2006/picture" xmlns:c="http://schemas.openxmlformats.org/drawingml/2006/chart" xmlns:lc="http://schemas.openxmlformats.org/drawingml/2006/lockedCanvas" xmlns:dgm="http://schemas.openxmlformats.org/drawingml/2006/diagram" xmlns:wps="http://schemas.microsoft.com/office/word/2010/wordprocessingShape" xmlns:wpg="http://schemas.microsoft.com/office/word/2010/wordprocessingGroup" xmlns:w14="http://schemas.microsoft.com/office/word/2010/wordml" xmlns:w15="http://schemas.microsoft.com/office/word/2012/wordml" xmlns:w16="http://schemas.microsoft.com/office/word/2018/wordml" xmlns:w16cex="http://schemas.microsoft.com/office/word/2018/wordml/cex" xmlns:w16cid="http://schemas.microsoft.com/office/word/2016/wordml/cid" xmlns="http://schemas.microsoft.com/office/tasks/2019/documenttasks" xmlns:cr="http://schemas.microsoft.com/office/comments/2020/reactions">
+<w:styles xmlns:mc="http://schemas.openxmlformats.org/markup-compatibility/2006" xmlns:o="urn:schemas-microsoft-com:office:office" xmlns:r="http://schemas.openxmlformats.org/officeDocument/2006/relationships" xmlns:m="http://schemas.openxmlformats.org/officeDocument/2006/math" xmlns:v="urn:schemas-microsoft-com:vml" xmlns:w="http://schemas.openxmlformats.org/wordprocessingml/2006/main" xmlns:w14="http://schemas.microsoft.com/office/word/2010/wordml" xmlns:w10="urn:schemas-microsoft-com:office:word" xmlns:sl="http://schemas.openxmlformats.org/schemaLibrary/2006/main" xmlns:wpsCustomData="http://www.wps.cn/officeDocument/2013/wpsCustomData" mc:Ignorable="w14">
   <w:docDefaults>
     <w:rPrDefault>
       <w:rPr>
-        <w:sz w:val="22"/>
-        <w:szCs w:val="22"/>
-        <w:u w:val="single"/>
-        <w:lang w:val="ru"/>
+        <w:rFonts w:ascii="Times New Roman" w:hAnsi="Times New Roman" w:eastAsia="SimSun" w:cs="Times New Roman"/>
       </w:rPr>
     </w:rPrDefault>
-    <w:pPrDefault>
-      <w:pPr/>
-    </w:pPrDefault>
+    <w:pPrDefault/>
   </w:docDefaults>
-  <w:style w:type="table" w:styleId="TableNormal" w:default="1">
-    <w:name w:val="TableNormal"/>
-    <w:tblPr>
-      <w:tblCellMar>
-        <w:top w:w="100.0" w:type="dxa"/>
-        <w:left w:w="100.0" w:type="dxa"/>
-        <w:bottom w:w="100.0" w:type="dxa"/>
-        <w:right w:w="100.0" w:type="dxa"/>
-      </w:tblCellMar>
-    </w:tblPr>
+  <w:latentStyles w:count="260" w:defQFormat="0" w:defUnhideWhenUsed="1" w:defSemiHidden="1" w:defUIPriority="99" w:defLockedState="0">
+    <w:lsdException w:qFormat="1" w:unhideWhenUsed="0" w:uiPriority="0" w:semiHidden="0" w:name="Normal"/>
+    <w:lsdException w:qFormat="1" w:unhideWhenUsed="0" w:uiPriority="9" w:semiHidden="0" w:name="heading 1"/>
+    <w:lsdException w:qFormat="1" w:uiPriority="9" w:name="heading 2"/>
+    <w:lsdException w:qFormat="1" w:uiPriority="9" w:name="heading 3"/>
+    <w:lsdException w:qFormat="1" w:uiPriority="9" w:name="heading 4"/>
+    <w:lsdException w:qFormat="1" w:uiPriority="9" w:name="heading 5"/>
+    <w:lsdException w:qFormat="1" w:uiPriority="9" w:name="heading 6"/>
+    <w:lsdException w:qFormat="1" w:uiPriority="9" w:name="heading 7"/>
+    <w:lsdException w:qFormat="1" w:uiPriority="9" w:name="heading 8"/>
+    <w:lsdException w:qFormat="1" w:uiPriority="9" w:name="heading 9"/>
+    <w:lsdException w:uiPriority="99" w:name="index 1"/>
+    <w:lsdException w:uiPriority="99" w:name="index 2"/>
+    <w:lsdException w:uiPriority="99" w:name="index 3"/>
+    <w:lsdException w:uiPriority="99" w:name="index 4"/>
+    <w:lsdException w:uiPriority="99" w:name="index 5"/>
+    <w:lsdException w:uiPriority="99" w:name="index 6"/>
+    <w:lsdException w:uiPriority="99" w:name="index 7"/>
+    <w:lsdException w:uiPriority="99" w:name="index 8"/>
+    <w:lsdException w:uiPriority="99" w:name="index 9"/>
+    <w:lsdException w:uiPriority="39" w:name="toc 1"/>
+    <w:lsdException w:uiPriority="39" w:name="toc 2"/>
+    <w:lsdException w:uiPriority="39" w:name="toc 3"/>
+    <w:lsdException w:uiPriority="39" w:name="toc 4"/>
+    <w:lsdException w:uiPriority="39" w:name="toc 5"/>
+    <w:lsdException w:uiPriority="39" w:name="toc 6"/>
+    <w:lsdException w:uiPriority="39" w:name="toc 7"/>
+    <w:lsdException w:uiPriority="39" w:name="toc 8"/>
+    <w:lsdException w:uiPriority="39" w:name="toc 9"/>
+    <w:lsdException w:uiPriority="99" w:name="Normal Indent"/>
+    <w:lsdException w:uiPriority="99" w:name="footnote text"/>
+    <w:lsdException w:uiPriority="99" w:name="annotation text"/>
+    <w:lsdException w:uiPriority="99" w:name="header"/>
+    <w:lsdException w:uiPriority="99" w:name="footer"/>
+    <w:lsdException w:uiPriority="99" w:name="index heading"/>
+    <w:lsdException w:qFormat="1" w:uiPriority="35" w:name="caption"/>
+    <w:lsdException w:uiPriority="99" w:name="table of figures"/>
+    <w:lsdException w:uiPriority="99" w:name="envelope address"/>
+    <w:lsdException w:uiPriority="99" w:name="envelope return"/>
+    <w:lsdException w:uiPriority="99" w:name="footnote reference"/>
+    <w:lsdException w:uiPriority="99" w:name="annotation reference"/>
+    <w:lsdException w:uiPriority="99" w:name="line number"/>
+    <w:lsdException w:uiPriority="99" w:name="page number"/>
+    <w:lsdException w:uiPriority="99" w:name="endnote reference"/>
+    <w:lsdException w:uiPriority="99" w:name="endnote text"/>
+    <w:lsdException w:uiPriority="99" w:name="table of authorities"/>
+    <w:lsdException w:uiPriority="99" w:name="macro"/>
+    <w:lsdException w:uiPriority="99" w:name="toa heading"/>
+    <w:lsdException w:uiPriority="99" w:name="List"/>
+    <w:lsdException w:uiPriority="99" w:name="List Bullet"/>
+    <w:lsdException w:uiPriority="99" w:name="List Number"/>
+    <w:lsdException w:uiPriority="99" w:name="List 2"/>
+    <w:lsdException w:uiPriority="99" w:name="List 3"/>
+    <w:lsdException w:uiPriority="99" w:name="List 4"/>
+    <w:lsdException w:uiPriority="99" w:name="List 5"/>
+    <w:lsdException w:uiPriority="99" w:name="List Bullet 2"/>
+    <w:lsdException w:uiPriority="99" w:name="List Bullet 3"/>
+    <w:lsdException w:uiPriority="99" w:name="List Bullet 4"/>
+    <w:lsdException w:uiPriority="99" w:name="List Bullet 5"/>
+    <w:lsdException w:uiPriority="99" w:name="List Number 2"/>
+    <w:lsdException w:uiPriority="99" w:name="List Number 3"/>
+    <w:lsdException w:uiPriority="99" w:name="List Number 4"/>
+    <w:lsdException w:uiPriority="99" w:name="List Number 5"/>
+    <w:lsdException w:qFormat="1" w:unhideWhenUsed="0" w:uiPriority="10" w:semiHidden="0" w:name="Title"/>
+    <w:lsdException w:uiPriority="99" w:name="Closing"/>
+    <w:lsdException w:uiPriority="99" w:name="Signature"/>
+    <w:lsdException w:qFormat="1" w:uiPriority="1" w:name="Default Paragraph Font"/>
+    <w:lsdException w:uiPriority="99" w:name="Body Text"/>
+    <w:lsdException w:uiPriority="99" w:name="Body Text Indent"/>
+    <w:lsdException w:uiPriority="99" w:name="List Continue"/>
+    <w:lsdException w:uiPriority="99" w:name="List Continue 2"/>
+    <w:lsdException w:uiPriority="99" w:name="List Continue 3"/>
+    <w:lsdException w:uiPriority="99" w:name="List Continue 4"/>
+    <w:lsdException w:uiPriority="99" w:name="List Continue 5"/>
+    <w:lsdException w:uiPriority="99" w:name="Message Header"/>
+    <w:lsdException w:qFormat="1" w:unhideWhenUsed="0" w:uiPriority="11" w:semiHidden="0" w:name="Subtitle"/>
+    <w:lsdException w:uiPriority="99" w:name="Salutation"/>
+    <w:lsdException w:uiPriority="99" w:name="Date"/>
+    <w:lsdException w:uiPriority="99" w:name="Body Text First Indent"/>
+    <w:lsdException w:uiPriority="99" w:name="Body Text First Indent 2"/>
+    <w:lsdException w:uiPriority="99" w:name="Note Heading"/>
+    <w:lsdException w:uiPriority="99" w:name="Body Text 2"/>
+    <w:lsdException w:uiPriority="99" w:name="Body Text 3"/>
+    <w:lsdException w:uiPriority="99" w:name="Body Text Indent 2"/>
+    <w:lsdException w:uiPriority="99" w:name="Body Text Indent 3"/>
+    <w:lsdException w:uiPriority="99" w:name="Block Text"/>
+    <w:lsdException w:uiPriority="99" w:name="Hyperlink"/>
+    <w:lsdException w:uiPriority="99" w:name="FollowedHyperlink"/>
+    <w:lsdException w:qFormat="1" w:unhideWhenUsed="0" w:uiPriority="22" w:semiHidden="0" w:name="Strong"/>
+    <w:lsdException w:qFormat="1" w:unhideWhenUsed="0" w:uiPriority="20" w:semiHidden="0" w:name="Emphasis"/>
+    <w:lsdException w:uiPriority="99" w:name="Document Map"/>
+    <w:lsdException w:uiPriority="99" w:name="Plain Text"/>
+    <w:lsdException w:uiPriority="99" w:name="E-mail Signature"/>
+    <w:lsdException w:uiPriority="99" w:name="Normal (Web)"/>
+    <w:lsdException w:uiPriority="99" w:name="HTML Acronym"/>
+    <w:lsdException w:uiPriority="99" w:name="HTML Address"/>
+    <w:lsdException w:uiPriority="99" w:name="HTML Cite"/>
+    <w:lsdException w:uiPriority="99" w:name="HTML Code"/>
+    <w:lsdException w:uiPriority="99" w:name="HTML Definition"/>
+    <w:lsdException w:uiPriority="99" w:name="HTML Keyboard"/>
+    <w:lsdException w:uiPriority="99" w:name="HTML Preformatted"/>
+    <w:lsdException w:uiPriority="99" w:name="HTML Sample"/>
+    <w:lsdException w:uiPriority="99" w:name="HTML Typewriter"/>
+    <w:lsdException w:uiPriority="99" w:name="HTML Variable"/>
+    <w:lsdException w:qFormat="1" w:uiPriority="99" w:name="Normal Table"/>
+    <w:lsdException w:uiPriority="99" w:name="annotation subject"/>
+    <w:lsdException w:uiPriority="99" w:name="Table Simple 1"/>
+    <w:lsdException w:uiPriority="99" w:name="Table Simple 2"/>
+    <w:lsdException w:uiPriority="99" w:name="Table Simple 3"/>
+    <w:lsdException w:uiPriority="99" w:name="Table Classic 1"/>
+    <w:lsdException w:uiPriority="99" w:name="Table Classic 2"/>
+    <w:lsdException w:uiPriority="99" w:name="Table Classic 3"/>
+    <w:lsdException w:uiPriority="99" w:name="Table Classic 4"/>
+    <w:lsdException w:uiPriority="99" w:name="Table Colorful 1"/>
+    <w:lsdException w:uiPriority="99" w:name="Table Colorful 2"/>
+    <w:lsdException w:uiPriority="99" w:name="Table Colorful 3"/>
+    <w:lsdException w:uiPriority="99" w:name="Table Columns 1"/>
+    <w:lsdException w:uiPriority="99" w:name="Table Columns 2"/>
+    <w:lsdException w:uiPriority="99" w:name="Table Columns 3"/>
+    <w:lsdException w:uiPriority="99" w:name="Table Columns 4"/>
+    <w:lsdException w:uiPriority="99" w:name="Table Columns 5"/>
+    <w:lsdException w:uiPriority="99" w:name="Table Grid 1"/>
+    <w:lsdException w:uiPriority="99" w:name="Table Grid 2"/>
+    <w:lsdException w:uiPriority="99" w:name="Table Grid 3"/>
+    <w:lsdException w:uiPriority="99" w:name="Table Grid 4"/>
+    <w:lsdException w:uiPriority="99" w:name="Table Grid 5"/>
+    <w:lsdException w:uiPriority="99" w:name="Table Grid 6"/>
+    <w:lsdException w:uiPriority="99" w:name="Table Grid 7"/>
+    <w:lsdException w:uiPriority="99" w:name="Table Grid 8"/>
+    <w:lsdException w:uiPriority="99" w:name="Table List 1"/>
+    <w:lsdException w:uiPriority="99" w:name="Table List 2"/>
+    <w:lsdException w:uiPriority="99" w:name="Table List 3"/>
+    <w:lsdException w:uiPriority="99" w:name="Table List 4"/>
+    <w:lsdException w:uiPriority="99" w:name="Table List 5"/>
+    <w:lsdException w:uiPriority="99" w:name="Table List 6"/>
+    <w:lsdException w:uiPriority="99" w:name="Table List 7"/>
+    <w:lsdException w:uiPriority="99" w:name="Table List 8"/>
+    <w:lsdException w:uiPriority="99" w:name="Table 3D effects 1"/>
+    <w:lsdException w:uiPriority="99" w:name="Table 3D effects 2"/>
+    <w:lsdException w:uiPriority="99" w:name="Table 3D effects 3"/>
+    <w:lsdException w:uiPriority="99" w:name="Table Contemporary"/>
+    <w:lsdException w:uiPriority="99" w:name="Table Elegant"/>
+    <w:lsdException w:uiPriority="99" w:name="Table Professional"/>
+    <w:lsdException w:uiPriority="99" w:name="Table Subtle 1"/>
+    <w:lsdException w:uiPriority="99" w:name="Table Subtle 2"/>
+    <w:lsdException w:uiPriority="99" w:name="Table Web 1"/>
+    <w:lsdException w:uiPriority="99" w:name="Table Web 2"/>
+    <w:lsdException w:uiPriority="99" w:name="Table Web 3"/>
+    <w:lsdException w:uiPriority="99" w:name="Balloon Text"/>
+    <w:lsdException w:unhideWhenUsed="0" w:uiPriority="39" w:semiHidden="0" w:name="Table Grid"/>
+    <w:lsdException w:uiPriority="99" w:name="Table Theme"/>
+  </w:latentStyles>
+  <w:style w:type="paragraph" w:default="1" w:styleId="1">
+    <w:name w:val="Normal"/>
+    <w:qFormat/>
+    <w:uiPriority w:val="0"/>
+    <w:rPr>
+      <w:rFonts w:ascii="Times New Roman" w:hAnsi="Times New Roman" w:eastAsia="Times New Roman" w:cs="Times New Roman"/>
+      <w:sz w:val="22"/>
+      <w:szCs w:val="22"/>
+      <w:u w:val="single"/>
+      <w:lang w:val="ru" w:eastAsia="ru-RU" w:bidi="ar-SA"/>
+    </w:rPr>
   </w:style>
-  <w:style w:type="paragraph" w:styleId="Normal" w:default="1">
-    <w:name w:val="normal"/>
-  </w:style>
-  <w:style w:type="paragraph" w:styleId="Heading1">
+  <w:style w:type="paragraph" w:styleId="2">
     <w:name w:val="heading 1"/>
-    <w:basedOn w:val="Normal"/>
-    <w:next w:val="Normal"/>
+    <w:basedOn w:val="1"/>
+    <w:next w:val="1"/>
+    <w:qFormat/>
+    <w:uiPriority w:val="9"/>
     <w:pPr>
-      <w:keepNext w:val="1"/>
-      <w:keepLines w:val="1"/>
-      <w:spacing w:after="120" w:before="480" w:lineRule="auto"/>
+      <w:keepNext/>
+      <w:keepLines/>
+      <w:spacing w:before="480" w:after="120"/>
+      <w:outlineLvl w:val="0"/>
     </w:pPr>
     <w:rPr>
-      <w:b w:val="1"/>
-      <w:bCs w:val="1"/>
+      <w:b/>
+      <w:bCs/>
       <w:sz w:val="48"/>
       <w:szCs w:val="48"/>
     </w:rPr>
   </w:style>
-  <w:style w:type="paragraph" w:styleId="Heading2">
+  <w:style w:type="paragraph" w:styleId="3">
     <w:name w:val="heading 2"/>
-    <w:basedOn w:val="Normal"/>
-    <w:next w:val="Normal"/>
+    <w:basedOn w:val="1"/>
+    <w:next w:val="1"/>
+    <w:semiHidden/>
+    <w:unhideWhenUsed/>
+    <w:qFormat/>
+    <w:uiPriority w:val="9"/>
     <w:pPr>
-      <w:keepNext w:val="1"/>
-      <w:keepLines w:val="1"/>
-      <w:spacing w:after="80" w:before="360" w:lineRule="auto"/>
+      <w:keepNext/>
+      <w:keepLines/>
+      <w:spacing w:before="360" w:after="80"/>
+      <w:outlineLvl w:val="1"/>
     </w:pPr>
     <w:rPr>
-      <w:b w:val="1"/>
-      <w:bCs w:val="1"/>
+      <w:b/>
+      <w:bCs/>
       <w:sz w:val="36"/>
       <w:szCs w:val="36"/>
     </w:rPr>
   </w:style>
-  <w:style w:type="paragraph" w:styleId="Heading3">
+  <w:style w:type="paragraph" w:styleId="4">
     <w:name w:val="heading 3"/>
-    <w:basedOn w:val="Normal"/>
-    <w:next w:val="Normal"/>
+    <w:basedOn w:val="1"/>
+    <w:next w:val="1"/>
+    <w:semiHidden/>
+    <w:unhideWhenUsed/>
+    <w:qFormat/>
+    <w:uiPriority w:val="9"/>
     <w:pPr>
-      <w:keepNext w:val="1"/>
-      <w:keepLines w:val="1"/>
-      <w:spacing w:after="80" w:before="280" w:lineRule="auto"/>
+      <w:keepNext/>
+      <w:keepLines/>
+      <w:spacing w:before="280" w:after="80"/>
+      <w:outlineLvl w:val="2"/>
     </w:pPr>
     <w:rPr>
-      <w:b w:val="1"/>
-      <w:bCs w:val="1"/>
+      <w:b/>
+      <w:bCs/>
       <w:sz w:val="28"/>
       <w:szCs w:val="28"/>
     </w:rPr>
   </w:style>
-  <w:style w:type="paragraph" w:styleId="Heading4">
+  <w:style w:type="paragraph" w:styleId="5">
     <w:name w:val="heading 4"/>
-    <w:basedOn w:val="Normal"/>
-    <w:next w:val="Normal"/>
+    <w:basedOn w:val="1"/>
+    <w:next w:val="1"/>
+    <w:semiHidden/>
+    <w:unhideWhenUsed/>
+    <w:qFormat/>
+    <w:uiPriority w:val="9"/>
     <w:pPr>
-      <w:keepNext w:val="1"/>
-      <w:keepLines w:val="1"/>
-      <w:spacing w:after="40" w:before="240" w:lineRule="auto"/>
+      <w:keepNext/>
+      <w:keepLines/>
+      <w:spacing w:before="240" w:after="40"/>
+      <w:outlineLvl w:val="3"/>
     </w:pPr>
     <w:rPr>
-      <w:b w:val="1"/>
-      <w:bCs w:val="1"/>
+      <w:b/>
+      <w:bCs/>
       <w:sz w:val="24"/>
       <w:szCs w:val="24"/>
     </w:rPr>
   </w:style>
-  <w:style w:type="paragraph" w:styleId="Heading5">
+  <w:style w:type="paragraph" w:styleId="6">
     <w:name w:val="heading 5"/>
-    <w:basedOn w:val="Normal"/>
-    <w:next w:val="Normal"/>
+    <w:basedOn w:val="1"/>
+    <w:next w:val="1"/>
+    <w:semiHidden/>
+    <w:unhideWhenUsed/>
+    <w:qFormat/>
+    <w:uiPriority w:val="9"/>
     <w:pPr>
-      <w:keepNext w:val="1"/>
-      <w:keepLines w:val="1"/>
-      <w:spacing w:after="40" w:before="220" w:lineRule="auto"/>
+      <w:keepNext/>
+      <w:keepLines/>
+      <w:spacing w:before="220" w:after="40"/>
+      <w:outlineLvl w:val="4"/>
     </w:pPr>
     <w:rPr>
-      <w:b w:val="1"/>
-      <w:bCs w:val="1"/>
+      <w:b/>
+      <w:bCs/>
     </w:rPr>
   </w:style>
-  <w:style w:type="paragraph" w:styleId="Heading6">
+  <w:style w:type="paragraph" w:styleId="7">
     <w:name w:val="heading 6"/>
-    <w:basedOn w:val="Normal"/>
-    <w:next w:val="Normal"/>
+    <w:basedOn w:val="1"/>
+    <w:next w:val="1"/>
+    <w:semiHidden/>
+    <w:unhideWhenUsed/>
+    <w:qFormat/>
+    <w:uiPriority w:val="9"/>
     <w:pPr>
-      <w:keepNext w:val="1"/>
-      <w:keepLines w:val="1"/>
-      <w:spacing w:after="40" w:before="200" w:lineRule="auto"/>
+      <w:keepNext/>
+      <w:keepLines/>
+      <w:spacing w:before="200" w:after="40"/>
+      <w:outlineLvl w:val="5"/>
     </w:pPr>
     <w:rPr>
-      <w:b w:val="1"/>
-      <w:bCs w:val="1"/>
+      <w:b/>
+      <w:bCs/>
       <w:sz w:val="20"/>
       <w:szCs w:val="20"/>
     </w:rPr>
   </w:style>
-  <w:style w:type="paragraph" w:styleId="Title">
+  <w:style w:type="character" w:default="1" w:styleId="8">
+    <w:name w:val="Default Paragraph Font"/>
+    <w:semiHidden/>
+    <w:unhideWhenUsed/>
+    <w:qFormat/>
+    <w:uiPriority w:val="1"/>
+  </w:style>
+  <w:style w:type="table" w:default="1" w:styleId="9">
+    <w:name w:val="Normal Table"/>
+    <w:semiHidden/>
+    <w:unhideWhenUsed/>
+    <w:qFormat/>
+    <w:uiPriority w:val="99"/>
+    <w:tblPr>
+      <w:tblCellMar>
+        <w:top w:w="0" w:type="dxa"/>
+        <w:left w:w="108" w:type="dxa"/>
+        <w:bottom w:w="0" w:type="dxa"/>
+        <w:right w:w="108" w:type="dxa"/>
+      </w:tblCellMar>
+    </w:tblPr>
+  </w:style>
+  <w:style w:type="paragraph" w:styleId="10">
     <w:name w:val="Title"/>
-    <w:basedOn w:val="Normal"/>
-    <w:next w:val="Normal"/>
+    <w:basedOn w:val="1"/>
+    <w:next w:val="1"/>
+    <w:qFormat/>
+    <w:uiPriority w:val="10"/>
     <w:pPr>
-      <w:keepNext w:val="1"/>
-      <w:keepLines w:val="1"/>
-      <w:spacing w:after="120" w:before="480" w:lineRule="auto"/>
+      <w:keepNext/>
+      <w:keepLines/>
+      <w:spacing w:before="480" w:after="120"/>
     </w:pPr>
     <w:rPr>
-      <w:b w:val="1"/>
-      <w:bCs w:val="1"/>
+      <w:b/>
+      <w:bCs/>
       <w:sz w:val="72"/>
       <w:szCs w:val="72"/>
     </w:rPr>
   </w:style>
-  <w:style w:type="paragraph" w:styleId="Subtitle">
+  <w:style w:type="paragraph" w:styleId="11">
     <w:name w:val="Subtitle"/>
-    <w:basedOn w:val="Normal"/>
-    <w:next w:val="Normal"/>
+    <w:basedOn w:val="1"/>
+    <w:next w:val="1"/>
+    <w:qFormat/>
+    <w:uiPriority w:val="11"/>
     <w:pPr>
-      <w:keepNext w:val="1"/>
-      <w:keepLines w:val="1"/>
-      <w:spacing w:after="80" w:before="360" w:lineRule="auto"/>
+      <w:keepNext/>
+      <w:keepLines/>
+      <w:spacing w:before="360" w:after="80"/>
     </w:pPr>
     <w:rPr>
-      <w:rFonts w:ascii="Georgia" w:cs="Georgia" w:eastAsia="Georgia" w:hAnsi="Georgia"/>
-      <w:i w:val="1"/>
-      <w:iCs w:val="1"/>
+      <w:rFonts w:ascii="Georgia" w:hAnsi="Georgia" w:eastAsia="Georgia" w:cs="Georgia"/>
+      <w:i/>
+      <w:iCs/>
       <w:color w:val="666666"/>
       <w:sz w:val="48"/>
       <w:szCs w:val="48"/>
     </w:rPr>
   </w:style>
-  <w:style w:type="table" w:styleId="Table1">
-    <w:basedOn w:val="TableNormal"/>
+  <w:style w:type="table" w:customStyle="1" w:styleId="12">
+    <w:name w:val="TableNormal"/>
+    <w:qFormat/>
+    <w:uiPriority w:val="0"/>
     <w:tblPr>
-      <w:tblStyleRowBandSize w:val="1"/>
-      <w:tblStyleColBandSize w:val="1"/>
       <w:tblCellMar>
-        <w:top w:w="0.0" w:type="dxa"/>
-        <w:left w:w="108.0" w:type="dxa"/>
-        <w:bottom w:w="0.0" w:type="dxa"/>
-        <w:right w:w="108.0" w:type="dxa"/>
+        <w:top w:w="100" w:type="dxa"/>
+        <w:left w:w="100" w:type="dxa"/>
+        <w:bottom w:w="100" w:type="dxa"/>
+        <w:right w:w="100" w:type="dxa"/>
       </w:tblCellMar>
     </w:tblPr>
   </w:style>
-  <w:style w:type="table" w:styleId="Table2">
-    <w:basedOn w:val="TableNormal"/>
+  <w:style w:type="table" w:customStyle="1" w:styleId="13">
+    <w:name w:val="_Style 12"/>
+    <w:basedOn w:val="12"/>
+    <w:qFormat/>
+    <w:uiPriority w:val="0"/>
     <w:tblPr>
-      <w:tblStyleRowBandSize w:val="1"/>
-      <w:tblStyleColBandSize w:val="1"/>
       <w:tblCellMar>
-        <w:top w:w="0.0" w:type="dxa"/>
-        <w:left w:w="115.0" w:type="dxa"/>
-        <w:bottom w:w="0.0" w:type="dxa"/>
-        <w:right w:w="115.0" w:type="dxa"/>
+        <w:top w:w="0" w:type="dxa"/>
+        <w:left w:w="108" w:type="dxa"/>
+        <w:bottom w:w="0" w:type="dxa"/>
+        <w:right w:w="108" w:type="dxa"/>
+      </w:tblCellMar>
+    </w:tblPr>
+  </w:style>
+  <w:style w:type="table" w:customStyle="1" w:styleId="14">
+    <w:name w:val="_Style 13"/>
+    <w:basedOn w:val="12"/>
+    <w:qFormat/>
+    <w:uiPriority w:val="0"/>
+    <w:tblPr>
+      <w:tblCellMar>
+        <w:top w:w="0" w:type="dxa"/>
+        <w:left w:w="115" w:type="dxa"/>
+        <w:bottom w:w="0" w:type="dxa"/>
+        <w:right w:w="115" w:type="dxa"/>
       </w:tblCellMar>
     </w:tblPr>
   </w:style>
@@ -2094,21 +2488,17 @@
       </a:style>
     </a:lnDef>
   </a:objectDefaults>
-  <a:extraClrSchemeLst/>
 </a:theme>
 </file>
 
-<file path=customXML/item1.xml><?xml version="1.0" encoding="utf-8"?>
+<file path=customXml/item1.xml><?xml version="1.0" encoding="utf-8"?>
 <go:gDocsCustomXmlDataStorage xmlns:go="http://customooxmlschemas.google.com/" xmlns:r="http://schemas.openxmlformats.org/officeDocument/2006/relationships" uri="GoogleDocsCustomDataVersion2">
   <go:docsCustomData xmlns:go="http://customooxmlschemas.google.com/" roundtripDataSignature="AMtx7mjj7655irf2W/6+Qwrlq8bMdDXgyw==">CgMxLjAyDWguM2k5c3h4NzdqZzQyDmguajZ2MTJsd2E1eTgwOAByITFiSXdJcHFWT2ZpZTEyNUt2eUw4M24zdmZjWk84cTdDYg==</go:docsCustomData>
 </go:gDocsCustomXmlDataStorage>
 </file>
 
-<file path=customXML/itemProps1.xml><?xml version="1.0" encoding="utf-8"?>
+<file path=customXml/itemProps1.xml><?xml version="1.0" encoding="utf-8"?>
 <ds:datastoreItem xmlns:ds="http://schemas.openxmlformats.org/officeDocument/2006/customXml" ds:itemID="{11111111-1234-1234-1234-123412341234}">
-  <ds:schemaRefs>
-    <ds:schemaRef ds:uri="http://schemas.openxmlformats.org/officeDocument/2006/relationships"/>
-    <ds:schemaRef ds:uri="http://customooxmlschemas.google.com/"/>
-  </ds:schemaRefs>
+  <ds:schemaRefs/>
 </ds:datastoreItem>
 </file>
--- a/backend/templates/documents/individual-task.docx
+++ b/backend/templates/documents/individual-task.docx
@@ -1,6 +1,6 @@
 
 <file path=word/document.xml><?xml version="1.0" encoding="utf-8"?>
-<w:document xmlns:wpc="http://schemas.microsoft.com/office/word/2010/wordprocessingCanvas" xmlns:mc="http://schemas.openxmlformats.org/markup-compatibility/2006" xmlns:o="urn:schemas-microsoft-com:office:office" xmlns:r="http://schemas.openxmlformats.org/officeDocument/2006/relationships" xmlns:m="http://schemas.openxmlformats.org/officeDocument/2006/math" xmlns:v="urn:schemas-microsoft-com:vml" xmlns:wp14="http://schemas.microsoft.com/office/word/2010/wordprocessingDrawing" xmlns:wp="http://schemas.openxmlformats.org/drawingml/2006/wordprocessingDrawing" xmlns:w="http://schemas.openxmlformats.org/wordprocessingml/2006/main" xmlns:w14="http://schemas.microsoft.com/office/word/2010/wordml" xmlns:w10="urn:schemas-microsoft-com:office:word" xmlns:w15="http://schemas.microsoft.com/office/word/2012/wordml" xmlns:wpg="http://schemas.microsoft.com/office/word/2010/wordprocessingGroup" xmlns:wpi="http://schemas.microsoft.com/office/word/2010/wordprocessingInk" xmlns:wne="http://schemas.microsoft.com/office/word/2006/wordml" xmlns:wps="http://schemas.microsoft.com/office/word/2010/wordprocessingShape" xmlns:wpsCustomData="http://www.wps.cn/officeDocument/2013/wpsCustomData" mc:Ignorable="w14 w15 wp14">
+<w:document xmlns:wpc="http://schemas.microsoft.com/office/word/2010/wordprocessingCanvas" xmlns:mc="http://schemas.openxmlformats.org/markup-compatibility/2006" xmlns:o="urn:schemas-microsoft-com:office:office" xmlns:r="http://schemas.openxmlformats.org/officeDocument/2006/relationships" xmlns:m="http://schemas.openxmlformats.org/officeDocument/2006/math" xmlns:v="urn:schemas-microsoft-com:vml" xmlns:wp14="http://schemas.microsoft.com/office/word/2010/wordprocessingDrawing" xmlns:wp="http://schemas.openxmlformats.org/drawingml/2006/wordprocessingDrawing" xmlns:w10="urn:schemas-microsoft-com:office:word" xmlns:w="http://schemas.openxmlformats.org/wordprocessingml/2006/main" xmlns:w14="http://schemas.microsoft.com/office/word/2010/wordml" xmlns:wpg="http://schemas.microsoft.com/office/word/2010/wordprocessingGroup" xmlns:wpi="http://schemas.microsoft.com/office/word/2010/wordprocessingInk" xmlns:wne="http://schemas.microsoft.com/office/word/2006/wordml" xmlns:wps="http://schemas.microsoft.com/office/word/2010/wordprocessingShape" mc:Ignorable="w14 wp14">
   <w:body>
     <w:p>
       <w:pPr>
@@ -57,48 +57,19 @@
     </w:p>
     <w:tbl>
       <w:tblPr>
-        <w:tblStyle w:val="13"/>
+        <w:tblStyle w:val="Style12"/>
         <w:tblW w:w="9355" w:type="dxa"/>
         <w:tblInd w:w="0" w:type="dxa"/>
-        <w:tblBorders>
-          <w:top w:val="none" w:color="auto" w:sz="0" w:space="0"/>
-          <w:left w:val="none" w:color="auto" w:sz="0" w:space="0"/>
-          <w:bottom w:val="none" w:color="auto" w:sz="0" w:space="0"/>
-          <w:right w:val="none" w:color="auto" w:sz="0" w:space="0"/>
-          <w:insideH w:val="none" w:color="auto" w:sz="0" w:space="0"/>
-          <w:insideV w:val="none" w:color="auto" w:sz="0" w:space="0"/>
-        </w:tblBorders>
         <w:tblLayout w:type="fixed"/>
-        <w:tblCellMar>
-          <w:top w:w="0" w:type="dxa"/>
-          <w:left w:w="108" w:type="dxa"/>
-          <w:bottom w:w="0" w:type="dxa"/>
-          <w:right w:w="108" w:type="dxa"/>
-        </w:tblCellMar>
+        <w:tblLook w:val="04A0" w:firstRow="1" w:lastRow="0" w:firstColumn="1" w:lastColumn="0" w:noHBand="0" w:noVBand="1"/>
       </w:tblPr>
       <w:tblGrid>
         <w:gridCol w:w="4677"/>
         <w:gridCol w:w="4678"/>
       </w:tblGrid>
       <w:tr>
-        <w:tblPrEx>
-          <w:tblBorders>
-            <w:top w:val="none" w:color="auto" w:sz="0" w:space="0"/>
-            <w:left w:val="none" w:color="auto" w:sz="0" w:space="0"/>
-            <w:bottom w:val="none" w:color="auto" w:sz="0" w:space="0"/>
-            <w:right w:val="none" w:color="auto" w:sz="0" w:space="0"/>
-            <w:insideH w:val="none" w:color="auto" w:sz="0" w:space="0"/>
-            <w:insideV w:val="none" w:color="auto" w:sz="0" w:space="0"/>
-          </w:tblBorders>
-          <w:tblCellMar>
-            <w:top w:w="0" w:type="dxa"/>
-            <w:left w:w="108" w:type="dxa"/>
-            <w:bottom w:w="0" w:type="dxa"/>
-            <w:right w:w="108" w:type="dxa"/>
-          </w:tblCellMar>
-        </w:tblPrEx>
         <w:trPr>
-          <w:trHeight w:val="920" w:hRule="atLeast"/>
+          <w:trHeight w:val="920"/>
         </w:trPr>
         <w:tc>
           <w:tcPr>
@@ -110,22 +81,41 @@
                 <w:sz w:val="28"/>
                 <w:szCs w:val="28"/>
                 <w:u w:val="none"/>
-              </w:rPr>
-            </w:pPr>
-            <w:r>
-              <w:rPr>
-                <w:sz w:val="28"/>
-                <w:szCs w:val="28"/>
-                <w:u w:val="none"/>
-              </w:rPr>
-              <w:t>СОГЛАСОВАНО               предприятие</w:t>
-            </w:r>
-          </w:p>
-          <w:p>
-            <w:pPr>
-              <w:rPr>
-                <w:sz w:val="28"/>
-                <w:szCs w:val="28"/>
+                <w:lang w:val="en-US"/>
+              </w:rPr>
+            </w:pPr>
+            <w:r>
+              <w:rPr>
+                <w:sz w:val="28"/>
+                <w:szCs w:val="28"/>
+                <w:u w:val="none"/>
+              </w:rPr>
+              <w:t>СОГЛАСОВАНО</w:t>
+            </w:r>
+            <w:r>
+              <w:rPr>
+                <w:sz w:val="28"/>
+                <w:szCs w:val="28"/>
+                <w:u w:val="none"/>
+                <w:lang w:val="en-US"/>
+              </w:rPr>
+              <w:t xml:space="preserve">               </w:t>
+            </w:r>
+            <w:r>
+              <w:rPr>
+                <w:sz w:val="28"/>
+                <w:szCs w:val="28"/>
+                <w:u w:val="none"/>
+              </w:rPr>
+              <w:t>предприятие</w:t>
+            </w:r>
+          </w:p>
+          <w:p>
+            <w:pPr>
+              <w:rPr>
+                <w:sz w:val="28"/>
+                <w:szCs w:val="28"/>
+                <w:lang w:val="en-US"/>
               </w:rPr>
             </w:pPr>
             <w:bookmarkStart w:id="0" w:name="_heading=h.3i9sxx77jg4" w:colFirst="0" w:colLast="0"/>
@@ -135,6 +125,7 @@
                 <w:sz w:val="28"/>
                 <w:szCs w:val="28"/>
                 <w:u w:val="none"/>
+                <w:lang w:val="en-US"/>
               </w:rPr>
               <w:t>«</w:t>
             </w:r>
@@ -142,29 +133,78 @@
               <w:rPr>
                 <w:sz w:val="28"/>
                 <w:szCs w:val="28"/>
-              </w:rPr>
-              <w:t>29</w:t>
-            </w:r>
-            <w:r>
-              <w:rPr>
-                <w:sz w:val="28"/>
-                <w:szCs w:val="28"/>
-                <w:u w:val="none"/>
-              </w:rPr>
-              <w:t xml:space="preserve">» </w:t>
-            </w:r>
-            <w:r>
-              <w:rPr>
-                <w:sz w:val="28"/>
-                <w:szCs w:val="28"/>
-              </w:rPr>
-              <w:t>июня</w:t>
-            </w:r>
-            <w:r>
-              <w:rPr>
-                <w:sz w:val="28"/>
-                <w:szCs w:val="28"/>
-                <w:u w:val="none"/>
+                <w:lang w:val="en-US"/>
+              </w:rPr>
+              <w:t>{{</w:t>
+            </w:r>
+            <w:proofErr w:type="spellStart"/>
+            <w:r>
+              <w:rPr>
+                <w:sz w:val="28"/>
+                <w:szCs w:val="28"/>
+                <w:lang w:val="en-US"/>
+              </w:rPr>
+              <w:t>practice_start_day</w:t>
+            </w:r>
+            <w:proofErr w:type="spellEnd"/>
+            <w:r>
+              <w:rPr>
+                <w:sz w:val="28"/>
+                <w:szCs w:val="28"/>
+                <w:lang w:val="en-US"/>
+              </w:rPr>
+              <w:t>}}</w:t>
+            </w:r>
+            <w:r>
+              <w:rPr>
+                <w:sz w:val="28"/>
+                <w:szCs w:val="28"/>
+                <w:u w:val="none"/>
+                <w:lang w:val="en-US"/>
+              </w:rPr>
+              <w:t>»</w:t>
+            </w:r>
+            <w:r>
+              <w:rPr>
+                <w:sz w:val="28"/>
+                <w:szCs w:val="28"/>
+                <w:u w:val="none"/>
+                <w:lang w:val="en-US"/>
+              </w:rPr>
+              <w:t xml:space="preserve"> </w:t>
+            </w:r>
+            <w:r>
+              <w:rPr>
+                <w:sz w:val="28"/>
+                <w:szCs w:val="28"/>
+                <w:lang w:val="en-US"/>
+              </w:rPr>
+              <w:t>{{</w:t>
+            </w:r>
+            <w:proofErr w:type="spellStart"/>
+            <w:r>
+              <w:rPr>
+                <w:sz w:val="28"/>
+                <w:szCs w:val="28"/>
+                <w:lang w:val="en-US"/>
+              </w:rPr>
+              <w:t>practice_start_month</w:t>
+            </w:r>
+            <w:proofErr w:type="spellEnd"/>
+            <w:r>
+              <w:rPr>
+                <w:sz w:val="28"/>
+                <w:szCs w:val="28"/>
+                <w:lang w:val="en-US"/>
+              </w:rPr>
+              <w:t>}}</w:t>
+            </w:r>
+            <w:r>
+              <w:rPr>
+                <w:sz w:val="28"/>
+                <w:szCs w:val="28"/>
+                <w:u w:val="none"/>
+                <w:lang w:val="en-US"/>
               </w:rPr>
               <w:t xml:space="preserve"> 20</w:t>
             </w:r>
@@ -172,8 +212,27 @@
               <w:rPr>
                 <w:sz w:val="28"/>
                 <w:szCs w:val="28"/>
-              </w:rPr>
-              <w:t>26</w:t>
+                <w:lang w:val="en-US"/>
+              </w:rPr>
+              <w:t>{{</w:t>
+            </w:r>
+            <w:proofErr w:type="spellStart"/>
+            <w:r>
+              <w:rPr>
+                <w:sz w:val="28"/>
+                <w:szCs w:val="28"/>
+                <w:lang w:val="en-US"/>
+              </w:rPr>
+              <w:t>practice_start_year_short</w:t>
+            </w:r>
+            <w:proofErr w:type="spellEnd"/>
+            <w:r>
+              <w:rPr>
+                <w:sz w:val="28"/>
+                <w:szCs w:val="28"/>
+                <w:lang w:val="en-US"/>
+              </w:rPr>
+              <w:t>}}</w:t>
             </w:r>
           </w:p>
         </w:tc>
@@ -187,6 +246,7 @@
                 <w:sz w:val="28"/>
                 <w:szCs w:val="28"/>
                 <w:u w:val="none"/>
+                <w:lang w:val="en-US"/>
               </w:rPr>
             </w:pPr>
             <w:r>
@@ -204,29 +264,41 @@
                 <w:sz w:val="28"/>
                 <w:szCs w:val="28"/>
                 <w:u w:val="none"/>
-              </w:rPr>
-            </w:pPr>
-            <w:r>
-              <w:rPr>
-                <w:sz w:val="28"/>
-                <w:szCs w:val="28"/>
-                <w:u w:val="none"/>
-              </w:rPr>
-              <w:t xml:space="preserve"> УрФУ</w:t>
-            </w:r>
-          </w:p>
-          <w:p>
-            <w:pPr>
-              <w:rPr>
-                <w:sz w:val="28"/>
-                <w:szCs w:val="28"/>
-              </w:rPr>
-            </w:pPr>
-            <w:r>
-              <w:rPr>
-                <w:sz w:val="28"/>
-                <w:szCs w:val="28"/>
-                <w:u w:val="none"/>
+                <w:lang w:val="en-US"/>
+              </w:rPr>
+            </w:pPr>
+            <w:r>
+              <w:rPr>
+                <w:sz w:val="28"/>
+                <w:szCs w:val="28"/>
+                <w:u w:val="none"/>
+                <w:lang w:val="en-US"/>
+              </w:rPr>
+              <w:t xml:space="preserve"> </w:t>
+            </w:r>
+            <w:r>
+              <w:rPr>
+                <w:sz w:val="28"/>
+                <w:szCs w:val="28"/>
+                <w:u w:val="none"/>
+              </w:rPr>
+              <w:t>УрФУ</w:t>
+            </w:r>
+          </w:p>
+          <w:p>
+            <w:pPr>
+              <w:rPr>
+                <w:sz w:val="28"/>
+                <w:szCs w:val="28"/>
+                <w:lang w:val="en-US"/>
+              </w:rPr>
+            </w:pPr>
+            <w:r>
+              <w:rPr>
+                <w:sz w:val="28"/>
+                <w:szCs w:val="28"/>
+                <w:u w:val="none"/>
+                <w:lang w:val="en-US"/>
               </w:rPr>
               <w:t>«</w:t>
             </w:r>
@@ -234,14 +306,34 @@
               <w:rPr>
                 <w:sz w:val="28"/>
                 <w:szCs w:val="28"/>
-              </w:rPr>
-              <w:t>29</w:t>
-            </w:r>
-            <w:r>
-              <w:rPr>
-                <w:sz w:val="28"/>
-                <w:szCs w:val="28"/>
-                <w:u w:val="none"/>
+                <w:lang w:val="en-US"/>
+              </w:rPr>
+              <w:t>{{</w:t>
+            </w:r>
+            <w:proofErr w:type="spellStart"/>
+            <w:r>
+              <w:rPr>
+                <w:sz w:val="28"/>
+                <w:szCs w:val="28"/>
+                <w:lang w:val="en-US"/>
+              </w:rPr>
+              <w:t>practice_start_day</w:t>
+            </w:r>
+            <w:proofErr w:type="spellEnd"/>
+            <w:r>
+              <w:rPr>
+                <w:sz w:val="28"/>
+                <w:szCs w:val="28"/>
+                <w:lang w:val="en-US"/>
+              </w:rPr>
+              <w:t>}}</w:t>
+            </w:r>
+            <w:r>
+              <w:rPr>
+                <w:sz w:val="28"/>
+                <w:szCs w:val="28"/>
+                <w:u w:val="none"/>
+                <w:lang w:val="en-US"/>
               </w:rPr>
               <w:t>»</w:t>
             </w:r>
@@ -249,14 +341,43 @@
               <w:rPr>
                 <w:sz w:val="28"/>
                 <w:szCs w:val="28"/>
-              </w:rPr>
-              <w:t xml:space="preserve"> июня</w:t>
-            </w:r>
-            <w:r>
-              <w:rPr>
-                <w:sz w:val="28"/>
-                <w:szCs w:val="28"/>
-                <w:u w:val="none"/>
+                <w:u w:val="none"/>
+                <w:lang w:val="en-US"/>
+              </w:rPr>
+              <w:t xml:space="preserve"> </w:t>
+            </w:r>
+            <w:r>
+              <w:rPr>
+                <w:sz w:val="28"/>
+                <w:szCs w:val="28"/>
+                <w:lang w:val="en-US"/>
+              </w:rPr>
+              <w:t>{{</w:t>
+            </w:r>
+            <w:proofErr w:type="spellStart"/>
+            <w:r>
+              <w:rPr>
+                <w:sz w:val="28"/>
+                <w:szCs w:val="28"/>
+                <w:lang w:val="en-US"/>
+              </w:rPr>
+              <w:t>practice_start_month</w:t>
+            </w:r>
+            <w:proofErr w:type="spellEnd"/>
+            <w:r>
+              <w:rPr>
+                <w:sz w:val="28"/>
+                <w:szCs w:val="28"/>
+                <w:lang w:val="en-US"/>
+              </w:rPr>
+              <w:t>}}</w:t>
+            </w:r>
+            <w:r>
+              <w:rPr>
+                <w:sz w:val="28"/>
+                <w:szCs w:val="28"/>
+                <w:u w:val="none"/>
+                <w:lang w:val="en-US"/>
               </w:rPr>
               <w:t xml:space="preserve"> 20</w:t>
             </w:r>
@@ -264,39 +385,44 @@
               <w:rPr>
                 <w:sz w:val="28"/>
                 <w:szCs w:val="28"/>
-              </w:rPr>
-              <w:t>26</w:t>
+                <w:lang w:val="en-US"/>
+              </w:rPr>
+              <w:t>{{</w:t>
+            </w:r>
+            <w:proofErr w:type="spellStart"/>
+            <w:r>
+              <w:rPr>
+                <w:sz w:val="28"/>
+                <w:szCs w:val="28"/>
+                <w:lang w:val="en-US"/>
+              </w:rPr>
+              <w:t>practice_start_year_short</w:t>
+            </w:r>
+            <w:proofErr w:type="spellEnd"/>
+            <w:r>
+              <w:rPr>
+                <w:sz w:val="28"/>
+                <w:szCs w:val="28"/>
+                <w:lang w:val="en-US"/>
+              </w:rPr>
+              <w:t>}}</w:t>
             </w:r>
           </w:p>
         </w:tc>
       </w:tr>
       <w:tr>
-        <w:tblPrEx>
-          <w:tblCellMar>
-            <w:top w:w="0" w:type="dxa"/>
-            <w:left w:w="108" w:type="dxa"/>
-            <w:bottom w:w="0" w:type="dxa"/>
-            <w:right w:w="108" w:type="dxa"/>
-          </w:tblCellMar>
-        </w:tblPrEx>
         <w:tc>
           <w:tcPr>
             <w:tcW w:w="4677" w:type="dxa"/>
           </w:tcPr>
           <w:p>
             <w:pPr>
-              <w:pBdr>
-                <w:top w:val="none" w:color="auto" w:sz="0" w:space="0"/>
-                <w:left w:val="none" w:color="auto" w:sz="0" w:space="0"/>
-                <w:bottom w:val="none" w:color="auto" w:sz="0" w:space="0"/>
-                <w:right w:val="none" w:color="auto" w:sz="0" w:space="0"/>
-                <w:between w:val="none" w:color="auto" w:sz="0" w:space="0"/>
-              </w:pBdr>
               <w:rPr>
                 <w:color w:val="000000"/>
                 <w:u w:val="none"/>
               </w:rPr>
             </w:pPr>
+            <w:proofErr w:type="gramStart"/>
             <w:r>
               <w:rPr>
                 <w:color w:val="000000"/>
@@ -304,11 +430,21 @@
                 <w:szCs w:val="20"/>
                 <w:u w:val="none"/>
               </w:rPr>
-              <w:t xml:space="preserve">Ответственный за практику на предприятии </w:t>
-            </w:r>
+              <w:t>Ответственный</w:t>
+            </w:r>
+            <w:proofErr w:type="gramEnd"/>
             <w:r>
               <w:rPr>
                 <w:color w:val="000000"/>
+                <w:sz w:val="20"/>
+                <w:szCs w:val="20"/>
+                <w:u w:val="none"/>
+              </w:rPr>
+              <w:t xml:space="preserve"> за практику на предприятии </w:t>
+            </w:r>
+            <w:r>
+              <w:rPr>
+                <w:color w:val="000000"/>
                 <w:u w:val="none"/>
               </w:rPr>
               <w:t xml:space="preserve">__________                     </w:t>
@@ -317,18 +453,19 @@
               <w:rPr>
                 <w:color w:val="000000"/>
               </w:rPr>
-              <w:t>А.С. Езуб</w:t>
-            </w:r>
-          </w:p>
-          <w:p>
-            <w:pPr>
-              <w:pBdr>
-                <w:top w:val="none" w:color="auto" w:sz="0" w:space="0"/>
-                <w:left w:val="none" w:color="auto" w:sz="0" w:space="0"/>
-                <w:bottom w:val="none" w:color="auto" w:sz="0" w:space="0"/>
-                <w:right w:val="none" w:color="auto" w:sz="0" w:space="0"/>
-                <w:between w:val="none" w:color="auto" w:sz="0" w:space="0"/>
-              </w:pBdr>
+              <w:t xml:space="preserve">А.С. </w:t>
+            </w:r>
+            <w:proofErr w:type="spellStart"/>
+            <w:r>
+              <w:rPr>
+                <w:color w:val="000000"/>
+              </w:rPr>
+              <w:t>Езуб</w:t>
+            </w:r>
+            <w:proofErr w:type="spellEnd"/>
+          </w:p>
+          <w:p>
+            <w:pPr>
               <w:rPr>
                 <w:color w:val="000000"/>
                 <w:u w:val="none"/>
@@ -384,18 +521,29 @@
                 <w:szCs w:val="20"/>
                 <w:u w:val="none"/>
               </w:rPr>
-              <w:t>Зав. кафедрой/Ответственный за практику/РОП</w:t>
-            </w:r>
-          </w:p>
-          <w:p>
-            <w:pPr>
-              <w:pBdr>
-                <w:top w:val="none" w:color="auto" w:sz="0" w:space="0"/>
-                <w:left w:val="none" w:color="auto" w:sz="0" w:space="0"/>
-                <w:bottom w:val="none" w:color="auto" w:sz="0" w:space="0"/>
-                <w:right w:val="none" w:color="auto" w:sz="0" w:space="0"/>
-                <w:between w:val="none" w:color="auto" w:sz="0" w:space="0"/>
-              </w:pBdr>
+              <w:t>Зав. кафедрой/</w:t>
+            </w:r>
+            <w:proofErr w:type="gramStart"/>
+            <w:r>
+              <w:rPr>
+                <w:sz w:val="20"/>
+                <w:szCs w:val="20"/>
+                <w:u w:val="none"/>
+              </w:rPr>
+              <w:t>Ответственный</w:t>
+            </w:r>
+            <w:proofErr w:type="gramEnd"/>
+            <w:r>
+              <w:rPr>
+                <w:sz w:val="20"/>
+                <w:szCs w:val="20"/>
+                <w:u w:val="none"/>
+              </w:rPr>
+              <w:t xml:space="preserve"> за практику/РОП</w:t>
+            </w:r>
+          </w:p>
+          <w:p>
+            <w:pPr>
               <w:rPr>
                 <w:color w:val="000000"/>
                 <w:u w:val="none"/>
@@ -424,13 +572,6 @@
           </w:p>
           <w:p>
             <w:pPr>
-              <w:pBdr>
-                <w:top w:val="none" w:color="auto" w:sz="0" w:space="0"/>
-                <w:left w:val="none" w:color="auto" w:sz="0" w:space="0"/>
-                <w:bottom w:val="none" w:color="auto" w:sz="0" w:space="0"/>
-                <w:right w:val="none" w:color="auto" w:sz="0" w:space="0"/>
-                <w:between w:val="none" w:color="auto" w:sz="0" w:space="0"/>
-              </w:pBdr>
               <w:rPr>
                 <w:color w:val="000000"/>
                 <w:u w:val="none"/>
@@ -462,7 +603,23 @@
                 <w:u w:val="none"/>
                 <w:vertAlign w:val="superscript"/>
               </w:rPr>
-              <w:t>Подпись                                                расшифровка подписи</w:t>
+              <w:t xml:space="preserve">Подпись               </w:t>
+            </w:r>
+            <w:r>
+              <w:rPr>
+                <w:color w:val="000000"/>
+                <w:u w:val="none"/>
+                <w:vertAlign w:val="superscript"/>
+              </w:rPr>
+              <w:t xml:space="preserve">                          </w:t>
+            </w:r>
+            <w:r>
+              <w:rPr>
+                <w:color w:val="000000"/>
+                <w:u w:val="none"/>
+                <w:vertAlign w:val="superscript"/>
+              </w:rPr>
+              <w:t xml:space="preserve"> расшифровка подписи</w:t>
             </w:r>
           </w:p>
           <w:p>
@@ -481,11 +638,62 @@
       <w:pPr>
         <w:jc w:val="both"/>
         <w:rPr>
-          <w:u w:val="none"/>
+          <w:sz w:val="26"/>
+          <w:szCs w:val="26"/>
+          <w:u w:val="none"/>
+          <w:lang w:val="ru-RU"/>
         </w:rPr>
       </w:pPr>
-      <w:r>
-        <w:t xml:space="preserve">Институт ИРИТ-РТФ Группа {{group}} Кафедра школа бакалавриата (школа) </w:t>
+    </w:p>
+    <w:p>
+      <w:pPr>
+        <w:jc w:val="both"/>
+        <w:rPr>
+          <w:u w:val="none"/>
+        </w:rPr>
+      </w:pPr>
+      <w:r>
+        <w:rPr>
+          <w:u w:val="none"/>
+        </w:rPr>
+        <w:t xml:space="preserve">Институт </w:t>
+      </w:r>
+      <w:r>
+        <w:t>{{</w:t>
+      </w:r>
+      <w:proofErr w:type="spellStart"/>
+      <w:r>
+        <w:t>institute_abbr</w:t>
+      </w:r>
+      <w:proofErr w:type="spellEnd"/>
+      <w:r>
+        <w:t>}}</w:t>
+      </w:r>
+      <w:r>
+        <w:rPr>
+          <w:u w:val="none"/>
+        </w:rPr>
+        <w:t xml:space="preserve"> Группа </w:t>
+      </w:r>
+      <w:r>
+        <w:t>{{</w:t>
+      </w:r>
+      <w:proofErr w:type="spellStart"/>
+      <w:r>
+        <w:t>group</w:t>
+      </w:r>
+      <w:proofErr w:type="spellEnd"/>
+      <w:r>
+        <w:t>}}</w:t>
+      </w:r>
+      <w:r>
+        <w:rPr>
+          <w:u w:val="none"/>
+        </w:rPr>
+        <w:t xml:space="preserve"> Кафедра </w:t>
+      </w:r>
+      <w:r>
+        <w:t xml:space="preserve">школа бакалавриата (школа) </w:t>
       </w:r>
     </w:p>
     <w:p>
@@ -493,12 +701,48 @@
         <w:jc w:val="both"/>
       </w:pPr>
       <w:r>
-        <w:t>Код, наименование направления {{direction_code}} {{direction_name}}</w:t>
+        <w:rPr>
+          <w:u w:val="none"/>
+        </w:rPr>
+        <w:t xml:space="preserve">Код, наименование направления </w:t>
+      </w:r>
+      <w:r>
+        <w:t>{{</w:t>
+      </w:r>
+      <w:proofErr w:type="spellStart"/>
+      <w:r>
+        <w:t>direction_code</w:t>
+      </w:r>
+      <w:proofErr w:type="spellEnd"/>
+      <w:r>
+        <w:t>}} {{</w:t>
+      </w:r>
+      <w:proofErr w:type="spellStart"/>
+      <w:r>
+        <w:t>direction_name</w:t>
+      </w:r>
+      <w:proofErr w:type="spellEnd"/>
+      <w:r>
+        <w:t>}}</w:t>
       </w:r>
     </w:p>
     <w:p>
       <w:r>
-        <w:t>Наименование образовательной программы/Наименование магистерской программы {{program_name}}</w:t>
+        <w:rPr>
+          <w:u w:val="none"/>
+        </w:rPr>
+        <w:t>Наименование образовательной программы/Наименование магистерской программы</w:t>
+      </w:r>
+      <w:r>
+        <w:t xml:space="preserve"> {{</w:t>
+      </w:r>
+      <w:proofErr w:type="spellStart"/>
+      <w:r>
+        <w:t>program_name</w:t>
+      </w:r>
+      <w:proofErr w:type="spellEnd"/>
+      <w:r>
+        <w:t>}}</w:t>
       </w:r>
     </w:p>
     <w:p>
@@ -526,7 +770,7 @@
     <w:p>
       <w:pPr>
         <w:pBdr>
-          <w:bottom w:val="single" w:color="000000" w:sz="12" w:space="1"/>
+          <w:bottom w:val="single" w:sz="12" w:space="1" w:color="000000"/>
         </w:pBdr>
         <w:jc w:val="center"/>
         <w:rPr>
@@ -543,7 +787,7 @@
     <w:p>
       <w:pPr>
         <w:pBdr>
-          <w:bottom w:val="single" w:color="000000" w:sz="12" w:space="1"/>
+          <w:bottom w:val="single" w:sz="12" w:space="1" w:color="000000"/>
         </w:pBdr>
         <w:jc w:val="center"/>
         <w:rPr>
@@ -555,7 +799,33 @@
         </w:rPr>
       </w:pPr>
       <w:r>
-        <w:t>{{student_fio}}</w:t>
+        <w:rPr>
+          <w:b/>
+          <w:sz w:val="28"/>
+          <w:szCs w:val="28"/>
+          <w:u w:val="none"/>
+        </w:rPr>
+        <w:t>{{</w:t>
+      </w:r>
+      <w:proofErr w:type="spellStart"/>
+      <w:r>
+        <w:rPr>
+          <w:b/>
+          <w:sz w:val="28"/>
+          <w:szCs w:val="28"/>
+          <w:u w:val="none"/>
+        </w:rPr>
+        <w:t>student_fio_genitive</w:t>
+      </w:r>
+      <w:proofErr w:type="spellEnd"/>
+      <w:r>
+        <w:rPr>
+          <w:b/>
+          <w:sz w:val="28"/>
+          <w:szCs w:val="28"/>
+          <w:u w:val="none"/>
+        </w:rPr>
+        <w:t>}}</w:t>
       </w:r>
     </w:p>
     <w:p>
@@ -582,10 +852,25 @@
         <w:jc w:val="both"/>
         <w:rPr>
           <w:u w:val="none"/>
+          <w:lang w:val="ru-RU"/>
         </w:rPr>
       </w:pPr>
       <w:r>
-        <w:t>1. Тема задания на практику «{{practice_topic}}»</w:t>
+        <w:rPr>
+          <w:u w:val="none"/>
+        </w:rPr>
+        <w:t xml:space="preserve">1. Тема задания на практику </w:t>
+      </w:r>
+      <w:r>
+        <w:t>«{{</w:t>
+      </w:r>
+      <w:proofErr w:type="spellStart"/>
+      <w:r>
+        <w:t>practice_topic</w:t>
+      </w:r>
+      <w:proofErr w:type="spellEnd"/>
+      <w:r>
+        <w:t>}}»</w:t>
       </w:r>
       <w:r>
         <w:tab/>
@@ -618,12 +903,46 @@
         </w:rPr>
       </w:pPr>
       <w:r>
-        <w:t>2. Срок практики: с {{practice_start}} по {{practice_end}}</w:t>
+        <w:rPr>
+          <w:u w:val="none"/>
+        </w:rPr>
+        <w:t>2. Срок практики: с {{</w:t>
+      </w:r>
+      <w:proofErr w:type="spellStart"/>
+      <w:r>
+        <w:rPr>
+          <w:u w:val="none"/>
+        </w:rPr>
+        <w:t>practice_start</w:t>
+      </w:r>
+      <w:proofErr w:type="spellEnd"/>
+      <w:r>
+        <w:rPr>
+          <w:u w:val="none"/>
+        </w:rPr>
+        <w:t>}} по {{</w:t>
+      </w:r>
+      <w:proofErr w:type="spellStart"/>
+      <w:r>
+        <w:rPr>
+          <w:u w:val="none"/>
+        </w:rPr>
+        <w:t>practice_end</w:t>
+      </w:r>
+      <w:proofErr w:type="spellEnd"/>
+      <w:r>
+        <w:rPr>
+          <w:u w:val="none"/>
+        </w:rPr>
+        <w:t>}}</w:t>
       </w:r>
     </w:p>
     <w:p>
       <w:pPr>
         <w:ind w:right="-136"/>
+        <w:rPr>
+          <w:lang w:val="ru-RU"/>
+        </w:rPr>
       </w:pPr>
       <w:r>
         <w:rPr>
@@ -632,9 +951,20 @@
         <w:t xml:space="preserve">3. Место прохождения практики: </w:t>
       </w:r>
       <w:r>
-        <w:t>ИП Езуб Антон Сергеевич, удаленное прохождение</w:t>
-      </w:r>
-      <w:r>
+        <w:t xml:space="preserve">ИП </w:t>
+      </w:r>
+      <w:proofErr w:type="spellStart"/>
+      <w:r>
+        <w:t>Езуб</w:t>
+      </w:r>
+      <w:proofErr w:type="spellEnd"/>
+      <w:r>
+        <w:t xml:space="preserve"> Антон Сергеевич, удаленное прохождение</w:t>
+      </w:r>
+      <w:r>
+        <w:rPr>
+          <w:u w:val="none"/>
+        </w:rPr>
         <w:tab/>
       </w:r>
     </w:p>
@@ -643,13 +973,48 @@
         <w:jc w:val="both"/>
         <w:rPr>
           <w:u w:val="none"/>
+          <w:lang w:val="en-US"/>
         </w:rPr>
       </w:pPr>
       <w:r>
         <w:rPr>
           <w:u w:val="none"/>
-        </w:rPr>
-        <w:t>4. Вид практики: Производственная практика</w:t>
+          <w:lang w:val="en-US"/>
+        </w:rPr>
+        <w:t xml:space="preserve">4. </w:t>
+      </w:r>
+      <w:r>
+        <w:rPr>
+          <w:u w:val="none"/>
+        </w:rPr>
+        <w:t>Вид</w:t>
+      </w:r>
+      <w:r>
+        <w:rPr>
+          <w:u w:val="none"/>
+          <w:lang w:val="en-US"/>
+        </w:rPr>
+        <w:t xml:space="preserve"> </w:t>
+      </w:r>
+      <w:r>
+        <w:rPr>
+          <w:u w:val="none"/>
+        </w:rPr>
+        <w:t>практики</w:t>
+      </w:r>
+      <w:r>
+        <w:rPr>
+          <w:u w:val="none"/>
+          <w:lang w:val="en-US"/>
+        </w:rPr>
+        <w:t xml:space="preserve">: </w:t>
+      </w:r>
+      <w:r>
+        <w:rPr>
+          <w:u w:val="none"/>
+          <w:lang w:val="en-US"/>
+        </w:rPr>
+        <w:t>{{practice_type_short}}</w:t>
       </w:r>
     </w:p>
     <w:p>
@@ -663,7 +1028,27 @@
         <w:rPr>
           <w:u w:val="none"/>
         </w:rPr>
-        <w:t>5. Тип практики: Производственная практика, технологическая</w:t>
+        <w:t xml:space="preserve">5. Тип практики: </w:t>
+      </w:r>
+      <w:r>
+        <w:rPr>
+          <w:u w:val="none"/>
+        </w:rPr>
+        <w:t>{{</w:t>
+      </w:r>
+      <w:proofErr w:type="spellStart"/>
+      <w:r>
+        <w:rPr>
+          <w:u w:val="none"/>
+        </w:rPr>
+        <w:t>practice_type</w:t>
+      </w:r>
+      <w:proofErr w:type="spellEnd"/>
+      <w:r>
+        <w:rPr>
+          <w:u w:val="none"/>
+        </w:rPr>
+        <w:t>}}</w:t>
       </w:r>
     </w:p>
     <w:p>
@@ -726,12 +1111,14 @@
         <w:rPr>
           <w:b/>
           <w:bCs/>
-          <w:sz w:val="24"/>
-          <w:szCs w:val="24"/>
-          <w:u w:val="none"/>
+          <w:u w:val="none"/>
+          <w:lang w:val="ru-RU"/>
         </w:rPr>
       </w:pPr>
-      <w:r>
+    </w:p>
+    <w:p>
+      <w:pPr>
+        <w:jc w:val="center"/>
         <w:rPr>
           <w:b/>
           <w:bCs/>
@@ -739,56 +1126,44 @@
           <w:szCs w:val="24"/>
           <w:u w:val="none"/>
         </w:rPr>
+      </w:pPr>
+      <w:r>
+        <w:rPr>
+          <w:b/>
+          <w:bCs/>
+          <w:sz w:val="24"/>
+          <w:szCs w:val="24"/>
+          <w:u w:val="none"/>
+        </w:rPr>
         <w:t>Рабочий график (план) проведения практики</w:t>
       </w:r>
     </w:p>
     <w:tbl>
       <w:tblPr>
-        <w:tblStyle w:val="14"/>
-        <w:tblW w:w="10170" w:type="dxa"/>
-        <w:tblInd w:w="-548" w:type="dxa"/>
+        <w:tblStyle w:val="Style13"/>
+        <w:tblW w:w="9356" w:type="dxa"/>
+        <w:tblInd w:w="-27" w:type="dxa"/>
         <w:tblBorders>
-          <w:top w:val="single" w:color="000000" w:sz="4" w:space="0"/>
-          <w:left w:val="single" w:color="000000" w:sz="4" w:space="0"/>
-          <w:bottom w:val="single" w:color="000000" w:sz="4" w:space="0"/>
-          <w:right w:val="single" w:color="000000" w:sz="4" w:space="0"/>
-          <w:insideH w:val="single" w:color="000000" w:sz="4" w:space="0"/>
-          <w:insideV w:val="single" w:color="000000" w:sz="4" w:space="0"/>
+          <w:top w:val="single" w:sz="4" w:space="0" w:color="000000"/>
+          <w:left w:val="single" w:sz="4" w:space="0" w:color="000000"/>
+          <w:bottom w:val="single" w:sz="4" w:space="0" w:color="000000"/>
+          <w:right w:val="single" w:sz="4" w:space="0" w:color="000000"/>
+          <w:insideH w:val="single" w:sz="4" w:space="0" w:color="000000"/>
+          <w:insideV w:val="single" w:sz="4" w:space="0" w:color="000000"/>
         </w:tblBorders>
         <w:tblLayout w:type="fixed"/>
-        <w:tblCellMar>
-          <w:top w:w="0" w:type="dxa"/>
-          <w:left w:w="115" w:type="dxa"/>
-          <w:bottom w:w="0" w:type="dxa"/>
-          <w:right w:w="115" w:type="dxa"/>
-        </w:tblCellMar>
+        <w:tblLook w:val="04A0" w:firstRow="1" w:lastRow="0" w:firstColumn="1" w:lastColumn="0" w:noHBand="0" w:noVBand="1"/>
       </w:tblPr>
       <w:tblGrid>
-        <w:gridCol w:w="2055"/>
-        <w:gridCol w:w="5190"/>
-        <w:gridCol w:w="1515"/>
-        <w:gridCol w:w="1410"/>
+        <w:gridCol w:w="2269"/>
+        <w:gridCol w:w="4252"/>
+        <w:gridCol w:w="1559"/>
+        <w:gridCol w:w="1276"/>
       </w:tblGrid>
       <w:tr>
-        <w:tblPrEx>
-          <w:tblBorders>
-            <w:top w:val="single" w:color="000000" w:sz="4" w:space="0"/>
-            <w:left w:val="single" w:color="000000" w:sz="4" w:space="0"/>
-            <w:bottom w:val="single" w:color="000000" w:sz="4" w:space="0"/>
-            <w:right w:val="single" w:color="000000" w:sz="4" w:space="0"/>
-            <w:insideH w:val="single" w:color="000000" w:sz="4" w:space="0"/>
-            <w:insideV w:val="single" w:color="000000" w:sz="4" w:space="0"/>
-          </w:tblBorders>
-          <w:tblCellMar>
-            <w:top w:w="0" w:type="dxa"/>
-            <w:left w:w="115" w:type="dxa"/>
-            <w:bottom w:w="0" w:type="dxa"/>
-            <w:right w:w="115" w:type="dxa"/>
-          </w:tblCellMar>
-        </w:tblPrEx>
         <w:tc>
           <w:tcPr>
-            <w:tcW w:w="2055" w:type="dxa"/>
+            <w:tcW w:w="2269" w:type="dxa"/>
           </w:tcPr>
           <w:p>
             <w:pPr>
@@ -815,7 +1190,7 @@
         </w:tc>
         <w:tc>
           <w:tcPr>
-            <w:tcW w:w="5190" w:type="dxa"/>
+            <w:tcW w:w="4252" w:type="dxa"/>
           </w:tcPr>
           <w:p>
             <w:pPr>
@@ -846,7 +1221,7 @@
         </w:tc>
         <w:tc>
           <w:tcPr>
-            <w:tcW w:w="1515" w:type="dxa"/>
+            <w:tcW w:w="1559" w:type="dxa"/>
           </w:tcPr>
           <w:p>
             <w:pPr>
@@ -877,7 +1252,7 @@
         </w:tc>
         <w:tc>
           <w:tcPr>
-            <w:tcW w:w="1410" w:type="dxa"/>
+            <w:tcW w:w="1276" w:type="dxa"/>
           </w:tcPr>
           <w:p>
             <w:pPr>
@@ -908,28 +1283,12 @@
         </w:tc>
       </w:tr>
       <w:tr>
-        <w:tblPrEx>
-          <w:tblBorders>
-            <w:top w:val="single" w:color="000000" w:sz="4" w:space="0"/>
-            <w:left w:val="single" w:color="000000" w:sz="4" w:space="0"/>
-            <w:bottom w:val="single" w:color="000000" w:sz="4" w:space="0"/>
-            <w:right w:val="single" w:color="000000" w:sz="4" w:space="0"/>
-            <w:insideH w:val="single" w:color="000000" w:sz="4" w:space="0"/>
-            <w:insideV w:val="single" w:color="000000" w:sz="4" w:space="0"/>
-          </w:tblBorders>
-          <w:tblCellMar>
-            <w:top w:w="0" w:type="dxa"/>
-            <w:left w:w="115" w:type="dxa"/>
-            <w:bottom w:w="0" w:type="dxa"/>
-            <w:right w:w="115" w:type="dxa"/>
-          </w:tblCellMar>
-        </w:tblPrEx>
         <w:trPr>
-          <w:trHeight w:val="1952" w:hRule="atLeast"/>
+          <w:trHeight w:val="1952"/>
         </w:trPr>
         <w:tc>
           <w:tcPr>
-            <w:tcW w:w="2055" w:type="dxa"/>
+            <w:tcW w:w="2269" w:type="dxa"/>
             <w:vAlign w:val="center"/>
           </w:tcPr>
           <w:p>
@@ -952,7 +1311,7 @@
         </w:tc>
         <w:tc>
           <w:tcPr>
-            <w:tcW w:w="5190" w:type="dxa"/>
+            <w:tcW w:w="4252" w:type="dxa"/>
           </w:tcPr>
           <w:p>
             <w:pPr>
@@ -968,13 +1327,31 @@
                 <w:szCs w:val="18"/>
                 <w:u w:val="none"/>
               </w:rPr>
-              <w:t>Усвоение правил внутреннего трудового распорядка Профильной организации; правил по охране труда и технике безопасности, санитарно-эпидемиологических правил, режима конфиденциальности, принятого в Профильной организации. Обсуждение с руководителем практики от Профильной организации темы индивидуального задания на практическую подготовку в организации, уточнение ее формулировки, составление конкретного последовательного перечня работ, необходимых для выполнения задания.</w:t>
+              <w:t xml:space="preserve">Усвоение правил внутреннего трудового распорядка Профильной организации; правил по охране труда и технике безопасности, санитарно-эпидемиологических правил, режима конфиденциальности, принятого в Профильной организации. Обсуждение с руководителем практики от Профильной организации темы индивидуального задания на практическую подготовку в организации, уточнение ее формулировки, составление конкретного последовательного перечня работ, </w:t>
+            </w:r>
+            <w:proofErr w:type="gramStart"/>
+            <w:r>
+              <w:rPr>
+                <w:sz w:val="18"/>
+                <w:szCs w:val="18"/>
+                <w:u w:val="none"/>
+              </w:rPr>
+              <w:t>необходимых</w:t>
+            </w:r>
+            <w:proofErr w:type="gramEnd"/>
+            <w:r>
+              <w:rPr>
+                <w:sz w:val="18"/>
+                <w:szCs w:val="18"/>
+                <w:u w:val="none"/>
+              </w:rPr>
+              <w:t xml:space="preserve"> для выполнения задания.</w:t>
             </w:r>
           </w:p>
         </w:tc>
         <w:tc>
           <w:tcPr>
-            <w:tcW w:w="1515" w:type="dxa"/>
+            <w:tcW w:w="1559" w:type="dxa"/>
             <w:vAlign w:val="center"/>
           </w:tcPr>
           <w:p>
@@ -990,8 +1367,27 @@
               <w:rPr>
                 <w:sz w:val="18"/>
                 <w:szCs w:val="18"/>
-              </w:rPr>
-              <w:t>с   {{practice_start}}</w:t>
+                <w:u w:val="none"/>
+              </w:rPr>
+              <w:t>с   {{</w:t>
+            </w:r>
+            <w:proofErr w:type="spellStart"/>
+            <w:r>
+              <w:rPr>
+                <w:sz w:val="18"/>
+                <w:szCs w:val="18"/>
+                <w:u w:val="none"/>
+              </w:rPr>
+              <w:t>practice_start</w:t>
+            </w:r>
+            <w:proofErr w:type="spellEnd"/>
+            <w:r>
+              <w:rPr>
+                <w:sz w:val="18"/>
+                <w:szCs w:val="18"/>
+                <w:u w:val="none"/>
+              </w:rPr>
+              <w:t>}}</w:t>
             </w:r>
           </w:p>
           <w:p>
@@ -1027,20 +1423,23 @@
                 <w:szCs w:val="18"/>
                 <w:u w:val="none"/>
               </w:rPr>
-              <w:t xml:space="preserve">по </w:t>
-            </w:r>
-            <w:r>
-              <w:rPr>
-                <w:sz w:val="18"/>
-                <w:szCs w:val="18"/>
-              </w:rPr>
-              <w:t>{{practice</w:t>
-            </w:r>
-            <w:r>
-              <w:rPr>
-                <w:rFonts w:hint="default"/>
-                <w:sz w:val="18"/>
-                <w:szCs w:val="18"/>
+              <w:t>по {{</w:t>
+            </w:r>
+            <w:proofErr w:type="spellStart"/>
+            <w:r>
+              <w:rPr>
+                <w:sz w:val="18"/>
+                <w:szCs w:val="18"/>
+                <w:u w:val="none"/>
+              </w:rPr>
+              <w:t>practice</w:t>
+            </w:r>
+            <w:proofErr w:type="spellEnd"/>
+            <w:r>
+              <w:rPr>
+                <w:sz w:val="18"/>
+                <w:szCs w:val="18"/>
+                <w:u w:val="none"/>
                 <w:lang w:val="en-US"/>
               </w:rPr>
               <w:t>_stage1_finish</w:t>
@@ -1049,6 +1448,7 @@
               <w:rPr>
                 <w:sz w:val="18"/>
                 <w:szCs w:val="18"/>
+                <w:u w:val="none"/>
               </w:rPr>
               <w:t>}}</w:t>
             </w:r>
@@ -1056,7 +1456,7 @@
         </w:tc>
         <w:tc>
           <w:tcPr>
-            <w:tcW w:w="1410" w:type="dxa"/>
+            <w:tcW w:w="1276" w:type="dxa"/>
             <w:vAlign w:val="center"/>
           </w:tcPr>
           <w:p>
@@ -1080,28 +1480,12 @@
         </w:tc>
       </w:tr>
       <w:tr>
-        <w:tblPrEx>
-          <w:tblBorders>
-            <w:top w:val="single" w:color="000000" w:sz="4" w:space="0"/>
-            <w:left w:val="single" w:color="000000" w:sz="4" w:space="0"/>
-            <w:bottom w:val="single" w:color="000000" w:sz="4" w:space="0"/>
-            <w:right w:val="single" w:color="000000" w:sz="4" w:space="0"/>
-            <w:insideH w:val="single" w:color="000000" w:sz="4" w:space="0"/>
-            <w:insideV w:val="single" w:color="000000" w:sz="4" w:space="0"/>
-          </w:tblBorders>
-          <w:tblCellMar>
-            <w:top w:w="0" w:type="dxa"/>
-            <w:left w:w="115" w:type="dxa"/>
-            <w:bottom w:w="0" w:type="dxa"/>
-            <w:right w:w="115" w:type="dxa"/>
-          </w:tblCellMar>
-        </w:tblPrEx>
         <w:trPr>
-          <w:trHeight w:val="1200" w:hRule="atLeast"/>
+          <w:trHeight w:val="1200"/>
         </w:trPr>
         <w:tc>
           <w:tcPr>
-            <w:tcW w:w="2055" w:type="dxa"/>
+            <w:tcW w:w="2269" w:type="dxa"/>
             <w:vAlign w:val="center"/>
           </w:tcPr>
           <w:p>
@@ -1124,7 +1508,7 @@
         </w:tc>
         <w:tc>
           <w:tcPr>
-            <w:tcW w:w="5190" w:type="dxa"/>
+            <w:tcW w:w="4252" w:type="dxa"/>
           </w:tcPr>
           <w:p>
             <w:pPr>
@@ -1148,20 +1532,40 @@
               <w:rPr>
                 <w:sz w:val="18"/>
                 <w:szCs w:val="18"/>
-              </w:rPr>
-            </w:pPr>
-            <w:r>
-              <w:rPr>
-                <w:sz w:val="18"/>
-                <w:szCs w:val="18"/>
-              </w:rPr>
-              <w:t>{{main_stage_tasks}}</w:t>
+                <w:u w:val="none"/>
+              </w:rPr>
+            </w:pPr>
+            <w:r>
+              <w:rPr>
+                <w:sz w:val="18"/>
+                <w:szCs w:val="18"/>
+                <w:u w:val="none"/>
+              </w:rPr>
+              <w:t>{{</w:t>
+            </w:r>
+            <w:proofErr w:type="spellStart"/>
+            <w:r>
+              <w:rPr>
+                <w:sz w:val="18"/>
+                <w:szCs w:val="18"/>
+                <w:u w:val="none"/>
+              </w:rPr>
+              <w:t>main_stage_tasks</w:t>
+            </w:r>
+            <w:proofErr w:type="spellEnd"/>
+            <w:r>
+              <w:rPr>
+                <w:sz w:val="18"/>
+                <w:szCs w:val="18"/>
+                <w:u w:val="none"/>
+              </w:rPr>
+              <w:t>}}</w:t>
             </w:r>
           </w:p>
         </w:tc>
         <w:tc>
           <w:tcPr>
-            <w:tcW w:w="1515" w:type="dxa"/>
+            <w:tcW w:w="1559" w:type="dxa"/>
             <w:vAlign w:val="center"/>
           </w:tcPr>
           <w:p>
@@ -1189,39 +1593,7 @@
                 <w:u w:val="none"/>
                 <w:lang w:val="en-US"/>
               </w:rPr>
-              <w:t xml:space="preserve">   </w:t>
-            </w:r>
-            <w:r>
-              <w:rPr>
-                <w:sz w:val="18"/>
-                <w:szCs w:val="18"/>
-                <w:lang w:val="en-US"/>
-              </w:rPr>
-              <w:t>{{</w:t>
-            </w:r>
-            <w:r>
-              <w:rPr>
-                <w:sz w:val="18"/>
-                <w:szCs w:val="18"/>
-              </w:rPr>
-              <w:t>practice</w:t>
-            </w:r>
-            <w:r>
-              <w:rPr>
-                <w:rFonts w:hint="default"/>
-                <w:sz w:val="18"/>
-                <w:szCs w:val="18"/>
-                <w:lang w:val="en-US"/>
-              </w:rPr>
-              <w:t>_stage1_finish</w:t>
-            </w:r>
-            <w:r>
-              <w:rPr>
-                <w:sz w:val="18"/>
-                <w:szCs w:val="18"/>
-                <w:lang w:val="en-US"/>
-              </w:rPr>
-              <w:t>}}</w:t>
+              <w:t xml:space="preserve">   {{practice_stage1_finish}}</w:t>
             </w:r>
           </w:p>
           <w:p>
@@ -1249,45 +1621,13 @@
                 <w:u w:val="none"/>
                 <w:lang w:val="en-US"/>
               </w:rPr>
-              <w:t xml:space="preserve"> </w:t>
-            </w:r>
-            <w:r>
-              <w:rPr>
-                <w:sz w:val="18"/>
-                <w:szCs w:val="18"/>
-                <w:lang w:val="en-US"/>
-              </w:rPr>
-              <w:t>{{</w:t>
-            </w:r>
-            <w:r>
-              <w:rPr>
-                <w:sz w:val="18"/>
-                <w:szCs w:val="18"/>
-              </w:rPr>
-              <w:t>practice</w:t>
-            </w:r>
-            <w:r>
-              <w:rPr>
-                <w:rFonts w:hint="default"/>
-                <w:sz w:val="18"/>
-                <w:szCs w:val="18"/>
-                <w:lang w:val="en-US"/>
-              </w:rPr>
-              <w:t>_stage2_finish</w:t>
-            </w:r>
-            <w:r>
-              <w:rPr>
-                <w:sz w:val="18"/>
-                <w:szCs w:val="18"/>
-                <w:lang w:val="en-US"/>
-              </w:rPr>
-              <w:t>}}</w:t>
+              <w:t xml:space="preserve"> {{practice_stage2_finish}}</w:t>
             </w:r>
           </w:p>
         </w:tc>
         <w:tc>
           <w:tcPr>
-            <w:tcW w:w="1410" w:type="dxa"/>
+            <w:tcW w:w="1276" w:type="dxa"/>
             <w:vAlign w:val="center"/>
           </w:tcPr>
           <w:p>
@@ -1311,28 +1651,12 @@
         </w:tc>
       </w:tr>
       <w:tr>
-        <w:tblPrEx>
-          <w:tblBorders>
-            <w:top w:val="single" w:color="000000" w:sz="4" w:space="0"/>
-            <w:left w:val="single" w:color="000000" w:sz="4" w:space="0"/>
-            <w:bottom w:val="single" w:color="000000" w:sz="4" w:space="0"/>
-            <w:right w:val="single" w:color="000000" w:sz="4" w:space="0"/>
-            <w:insideH w:val="single" w:color="000000" w:sz="4" w:space="0"/>
-            <w:insideV w:val="single" w:color="000000" w:sz="4" w:space="0"/>
-          </w:tblBorders>
-          <w:tblCellMar>
-            <w:top w:w="0" w:type="dxa"/>
-            <w:left w:w="115" w:type="dxa"/>
-            <w:bottom w:w="0" w:type="dxa"/>
-            <w:right w:w="115" w:type="dxa"/>
-          </w:tblCellMar>
-        </w:tblPrEx>
         <w:trPr>
-          <w:trHeight w:val="1619" w:hRule="atLeast"/>
+          <w:trHeight w:val="1619"/>
         </w:trPr>
         <w:tc>
           <w:tcPr>
-            <w:tcW w:w="2055" w:type="dxa"/>
+            <w:tcW w:w="2269" w:type="dxa"/>
             <w:vAlign w:val="center"/>
           </w:tcPr>
           <w:p>
@@ -1355,7 +1679,7 @@
         </w:tc>
         <w:tc>
           <w:tcPr>
-            <w:tcW w:w="5190" w:type="dxa"/>
+            <w:tcW w:w="4252" w:type="dxa"/>
           </w:tcPr>
           <w:p>
             <w:pPr>
@@ -1377,7 +1701,7 @@
         </w:tc>
         <w:tc>
           <w:tcPr>
-            <w:tcW w:w="1515" w:type="dxa"/>
+            <w:tcW w:w="1559" w:type="dxa"/>
             <w:vAlign w:val="center"/>
           </w:tcPr>
           <w:p>
@@ -1387,66 +1711,73 @@
                 <w:sz w:val="18"/>
                 <w:szCs w:val="18"/>
                 <w:u w:val="none"/>
-              </w:rPr>
-            </w:pPr>
-            <w:r>
-              <w:rPr>
-                <w:sz w:val="18"/>
-                <w:szCs w:val="18"/>
-                <w:u w:val="none"/>
-              </w:rPr>
-              <w:t xml:space="preserve">с   </w:t>
-            </w:r>
-            <w:r>
-              <w:rPr>
-                <w:sz w:val="18"/>
-                <w:szCs w:val="18"/>
-                <w:lang w:val="en-US"/>
-              </w:rPr>
-              <w:t>{{</w:t>
-            </w:r>
-            <w:r>
-              <w:rPr>
-                <w:sz w:val="18"/>
-                <w:szCs w:val="18"/>
-              </w:rPr>
-              <w:t>practice</w:t>
-            </w:r>
-            <w:r>
-              <w:rPr>
-                <w:rFonts w:hint="default"/>
-                <w:sz w:val="18"/>
-                <w:szCs w:val="18"/>
-                <w:lang w:val="en-US"/>
-              </w:rPr>
-              <w:t>_stage3_start</w:t>
-            </w:r>
-            <w:bookmarkStart w:id="1" w:name="_GoBack"/>
-            <w:bookmarkEnd w:id="1"/>
-            <w:r>
-              <w:rPr>
-                <w:sz w:val="18"/>
-                <w:szCs w:val="18"/>
+                <w:lang w:val="en-US"/>
+              </w:rPr>
+            </w:pPr>
+            <w:r>
+              <w:rPr>
+                <w:sz w:val="18"/>
+                <w:szCs w:val="18"/>
+                <w:u w:val="none"/>
+              </w:rPr>
+              <w:t>с</w:t>
+            </w:r>
+            <w:r>
+              <w:rPr>
+                <w:sz w:val="18"/>
+                <w:szCs w:val="18"/>
+                <w:u w:val="none"/>
+                <w:lang w:val="en-US"/>
+              </w:rPr>
+              <w:t xml:space="preserve">   {{practice_stage3_start}}</w:t>
+            </w:r>
+          </w:p>
+          <w:p>
+            <w:pPr>
+              <w:jc w:val="center"/>
+              <w:rPr>
+                <w:sz w:val="18"/>
+                <w:szCs w:val="18"/>
+                <w:u w:val="none"/>
+                <w:lang w:val="en-US"/>
+              </w:rPr>
+            </w:pPr>
+            <w:r>
+              <w:rPr>
+                <w:sz w:val="18"/>
+                <w:szCs w:val="18"/>
+                <w:u w:val="none"/>
+              </w:rPr>
+              <w:t>по</w:t>
+            </w:r>
+            <w:r>
+              <w:rPr>
+                <w:sz w:val="18"/>
+                <w:szCs w:val="18"/>
+                <w:u w:val="none"/>
+                <w:lang w:val="en-US"/>
+              </w:rPr>
+              <w:t xml:space="preserve"> {{</w:t>
+            </w:r>
+            <w:proofErr w:type="spellStart"/>
+            <w:r>
+              <w:rPr>
+                <w:sz w:val="18"/>
+                <w:szCs w:val="18"/>
+                <w:u w:val="none"/>
+                <w:lang w:val="en-US"/>
+              </w:rPr>
+              <w:t>practice_end</w:t>
+            </w:r>
+            <w:proofErr w:type="spellEnd"/>
+            <w:r>
+              <w:rPr>
+                <w:sz w:val="18"/>
+                <w:szCs w:val="18"/>
+                <w:u w:val="none"/>
                 <w:lang w:val="en-US"/>
               </w:rPr>
               <w:t>}}</w:t>
-            </w:r>
-          </w:p>
-          <w:p>
-            <w:pPr>
-              <w:jc w:val="center"/>
-              <w:rPr>
-                <w:sz w:val="18"/>
-                <w:szCs w:val="18"/>
-                <w:u w:val="none"/>
-              </w:rPr>
-            </w:pPr>
-            <w:r>
-              <w:rPr>
-                <w:sz w:val="18"/>
-                <w:szCs w:val="18"/>
-              </w:rPr>
-              <w:t>по {{practice_end}}</w:t>
             </w:r>
           </w:p>
           <w:p>
@@ -1470,7 +1801,7 @@
         </w:tc>
         <w:tc>
           <w:tcPr>
-            <w:tcW w:w="1410" w:type="dxa"/>
+            <w:tcW w:w="1276" w:type="dxa"/>
             <w:vAlign w:val="center"/>
           </w:tcPr>
           <w:p>
@@ -1496,53 +1827,20 @@
     </w:tbl>
     <w:p>
       <w:pPr>
-        <w:pBdr>
-          <w:top w:val="none" w:color="auto" w:sz="0" w:space="0"/>
-          <w:left w:val="none" w:color="auto" w:sz="0" w:space="0"/>
-          <w:bottom w:val="none" w:color="auto" w:sz="0" w:space="0"/>
-          <w:right w:val="none" w:color="auto" w:sz="0" w:space="0"/>
-          <w:between w:val="none" w:color="auto" w:sz="0" w:space="0"/>
-        </w:pBdr>
         <w:jc w:val="both"/>
         <w:rPr>
           <w:color w:val="000000"/>
           <w:u w:val="none"/>
-        </w:rPr>
-      </w:pPr>
-      <w:r>
-        <w:rPr>
-          <w:color w:val="000000"/>
-          <w:u w:val="none"/>
-        </w:rPr>
-        <w:t>Содержание практики и планируемые результаты практики согласованы с руководителем практики от профильной организации</w:t>
-      </w:r>
-    </w:p>
-    <w:p>
-      <w:pPr>
-        <w:pBdr>
-          <w:top w:val="none" w:color="auto" w:sz="0" w:space="0"/>
-          <w:left w:val="none" w:color="auto" w:sz="0" w:space="0"/>
-          <w:bottom w:val="none" w:color="auto" w:sz="0" w:space="0"/>
-          <w:right w:val="none" w:color="auto" w:sz="0" w:space="0"/>
-          <w:between w:val="none" w:color="auto" w:sz="0" w:space="0"/>
-        </w:pBdr>
-        <w:rPr>
-          <w:color w:val="000000"/>
-          <w:u w:val="none"/>
+          <w:lang w:val="ru-RU"/>
         </w:rPr>
       </w:pPr>
     </w:p>
     <w:p>
       <w:pPr>
-        <w:pBdr>
-          <w:top w:val="none" w:color="auto" w:sz="0" w:space="0"/>
-          <w:left w:val="none" w:color="auto" w:sz="0" w:space="0"/>
-          <w:bottom w:val="none" w:color="auto" w:sz="0" w:space="0"/>
-          <w:right w:val="none" w:color="auto" w:sz="0" w:space="0"/>
-          <w:between w:val="none" w:color="auto" w:sz="0" w:space="0"/>
-        </w:pBdr>
-        <w:rPr>
-          <w:color w:val="000000"/>
+        <w:jc w:val="both"/>
+        <w:rPr>
+          <w:color w:val="000000"/>
+          <w:u w:val="none"/>
         </w:rPr>
       </w:pPr>
       <w:r>
@@ -1550,101 +1848,21 @@
           <w:color w:val="000000"/>
           <w:u w:val="none"/>
         </w:rPr>
-        <w:t>Руководитель от УрФУ</w:t>
-      </w:r>
-      <w:r>
-        <w:rPr>
-          <w:color w:val="000000"/>
-          <w:u w:val="none"/>
-        </w:rPr>
-        <w:tab/>
-      </w:r>
-      <w:r>
-        <w:rPr>
-          <w:color w:val="000000"/>
-          <w:u w:val="none"/>
-        </w:rPr>
-        <w:tab/>
-      </w:r>
-      <w:r>
-        <w:rPr>
-          <w:color w:val="000000"/>
-          <w:u w:val="none"/>
-        </w:rPr>
-        <w:t xml:space="preserve">__________                </w:t>
-      </w:r>
-      <w:r>
-        <w:rPr>
-          <w:color w:val="000000"/>
-        </w:rPr>
-        <w:t xml:space="preserve">Корнякова Елена Михайловна                   </w:t>
+        <w:t>Содержание практики и планируемые результаты практики согласованы с руководителем практики от профильной организации</w:t>
       </w:r>
     </w:p>
     <w:p>
       <w:pPr>
-        <w:pBdr>
-          <w:top w:val="none" w:color="auto" w:sz="0" w:space="0"/>
-          <w:left w:val="none" w:color="auto" w:sz="0" w:space="0"/>
-          <w:bottom w:val="none" w:color="auto" w:sz="0" w:space="0"/>
-          <w:right w:val="none" w:color="auto" w:sz="0" w:space="0"/>
-          <w:between w:val="none" w:color="auto" w:sz="0" w:space="0"/>
-        </w:pBdr>
-        <w:rPr>
-          <w:color w:val="000000"/>
-          <w:u w:val="none"/>
-          <w:vertAlign w:val="superscript"/>
+        <w:rPr>
+          <w:color w:val="000000"/>
+          <w:u w:val="none"/>
         </w:rPr>
       </w:pPr>
-      <w:r>
-        <w:rPr>
-          <w:color w:val="000000"/>
-          <w:sz w:val="16"/>
-          <w:szCs w:val="16"/>
-          <w:u w:val="none"/>
-          <w:vertAlign w:val="superscript"/>
-        </w:rPr>
-        <w:t xml:space="preserve">                                                                                                                                    </w:t>
-      </w:r>
-      <w:r>
-        <w:rPr>
-          <w:color w:val="000000"/>
-          <w:sz w:val="16"/>
-          <w:szCs w:val="16"/>
-          <w:u w:val="none"/>
-          <w:vertAlign w:val="superscript"/>
-        </w:rPr>
-        <w:tab/>
-      </w:r>
-      <w:r>
-        <w:rPr>
-          <w:sz w:val="16"/>
-          <w:szCs w:val="16"/>
-          <w:u w:val="none"/>
-          <w:vertAlign w:val="superscript"/>
-        </w:rPr>
-        <w:t xml:space="preserve">              </w:t>
-      </w:r>
-      <w:r>
-        <w:rPr>
-          <w:color w:val="000000"/>
-          <w:u w:val="none"/>
-          <w:vertAlign w:val="superscript"/>
-        </w:rPr>
-        <w:t>Подпись                                                               расшифровка подписи</w:t>
-      </w:r>
     </w:p>
     <w:p>
       <w:pPr>
-        <w:pBdr>
-          <w:top w:val="none" w:color="auto" w:sz="0" w:space="0"/>
-          <w:left w:val="none" w:color="auto" w:sz="0" w:space="0"/>
-          <w:bottom w:val="none" w:color="auto" w:sz="0" w:space="0"/>
-          <w:right w:val="none" w:color="auto" w:sz="0" w:space="0"/>
-          <w:between w:val="none" w:color="auto" w:sz="0" w:space="0"/>
-        </w:pBdr>
-        <w:rPr>
-          <w:color w:val="000000"/>
-          <w:u w:val="none"/>
+        <w:rPr>
+          <w:color w:val="000000"/>
         </w:rPr>
       </w:pPr>
       <w:r>
@@ -1652,37 +1870,47 @@
           <w:color w:val="000000"/>
           <w:u w:val="none"/>
         </w:rPr>
-        <w:t xml:space="preserve">Руководитель от предприятия (организации)   __________                </w:t>
-      </w:r>
-      <w:r>
-        <w:rPr>
-          <w:color w:val="000000"/>
-        </w:rPr>
-        <w:t>Езуб Антон Сергеевич</w:t>
-      </w:r>
-      <w:r>
-        <w:rPr>
-          <w:u w:val="none"/>
-        </w:rPr>
-        <w:t>___</w:t>
-      </w:r>
-      <w:r>
-        <w:rPr>
-          <w:color w:val="000000"/>
-          <w:u w:val="none"/>
-        </w:rPr>
-        <w:t>____</w:t>
+        <w:t>Руководитель от УрФУ</w:t>
+      </w:r>
+      <w:r>
+        <w:rPr>
+          <w:color w:val="000000"/>
+          <w:u w:val="none"/>
+        </w:rPr>
+        <w:tab/>
+      </w:r>
+      <w:r>
+        <w:rPr>
+          <w:color w:val="000000"/>
+          <w:u w:val="none"/>
+        </w:rPr>
+        <w:tab/>
+      </w:r>
+      <w:r>
+        <w:rPr>
+          <w:color w:val="000000"/>
+          <w:u w:val="none"/>
+          <w:lang w:val="ru-RU"/>
+        </w:rPr>
+        <w:tab/>
+        <w:t xml:space="preserve"> </w:t>
+      </w:r>
+      <w:r>
+        <w:rPr>
+          <w:color w:val="000000"/>
+          <w:u w:val="none"/>
+        </w:rPr>
+        <w:t xml:space="preserve">__________                </w:t>
+      </w:r>
+      <w:r>
+        <w:rPr>
+          <w:color w:val="000000"/>
+        </w:rPr>
+        <w:t xml:space="preserve">Корнякова Елена Михайловна                   </w:t>
       </w:r>
     </w:p>
     <w:p>
       <w:pPr>
-        <w:pBdr>
-          <w:top w:val="none" w:color="auto" w:sz="0" w:space="0"/>
-          <w:left w:val="none" w:color="auto" w:sz="0" w:space="0"/>
-          <w:bottom w:val="none" w:color="auto" w:sz="0" w:space="0"/>
-          <w:right w:val="none" w:color="auto" w:sz="0" w:space="0"/>
-          <w:between w:val="none" w:color="auto" w:sz="0" w:space="0"/>
-        </w:pBdr>
         <w:rPr>
           <w:color w:val="000000"/>
           <w:u w:val="none"/>
@@ -1697,37 +1925,107 @@
           <w:u w:val="none"/>
           <w:vertAlign w:val="superscript"/>
         </w:rPr>
-        <w:t xml:space="preserve">                                                                                                                                                                                                </w:t>
-      </w:r>
-      <w:r>
-        <w:rPr>
-          <w:color w:val="000000"/>
+        <w:t xml:space="preserve">                                                                                                                                    </w:t>
+      </w:r>
+      <w:r>
+        <w:rPr>
+          <w:color w:val="000000"/>
+          <w:sz w:val="16"/>
+          <w:szCs w:val="16"/>
           <w:u w:val="none"/>
           <w:vertAlign w:val="superscript"/>
         </w:rPr>
-        <w:t>Подпись                                                               расшифровка подписи</w:t>
+        <w:tab/>
+      </w:r>
+      <w:r>
+        <w:rPr>
+          <w:sz w:val="16"/>
+          <w:szCs w:val="16"/>
+          <w:u w:val="none"/>
+          <w:vertAlign w:val="superscript"/>
+        </w:rPr>
+        <w:t xml:space="preserve">             </w:t>
+      </w:r>
+      <w:r>
+        <w:rPr>
+          <w:sz w:val="16"/>
+          <w:szCs w:val="16"/>
+          <w:u w:val="none"/>
+          <w:vertAlign w:val="superscript"/>
+          <w:lang w:val="ru-RU"/>
+        </w:rPr>
+        <w:tab/>
+        <w:t xml:space="preserve">              </w:t>
+      </w:r>
+      <w:r>
+        <w:rPr>
+          <w:color w:val="000000"/>
+          <w:u w:val="none"/>
+          <w:vertAlign w:val="superscript"/>
+        </w:rPr>
+        <w:t xml:space="preserve">Подпись                             </w:t>
+      </w:r>
+      <w:r>
+        <w:rPr>
+          <w:color w:val="000000"/>
+          <w:u w:val="none"/>
+          <w:vertAlign w:val="superscript"/>
+        </w:rPr>
+        <w:t xml:space="preserve">                          </w:t>
+      </w:r>
+      <w:r>
+        <w:rPr>
+          <w:color w:val="000000"/>
+          <w:u w:val="none"/>
+          <w:vertAlign w:val="superscript"/>
+        </w:rPr>
+        <w:t xml:space="preserve">  расшифровка подписи</w:t>
       </w:r>
     </w:p>
     <w:p>
       <w:pPr>
         <w:rPr>
-          <w:color w:val="FFFFFF"/>
+          <w:color w:val="000000"/>
           <w:u w:val="none"/>
         </w:rPr>
       </w:pPr>
       <w:r>
-        <w:t xml:space="preserve">Задание принял к исполнению(студент)           __________                {{student_fio}}__           </w:t>
+        <w:rPr>
+          <w:color w:val="000000"/>
+          <w:u w:val="none"/>
+        </w:rPr>
+        <w:t xml:space="preserve">Руководитель от предприятия (организации)   __________                </w:t>
+      </w:r>
+      <w:proofErr w:type="spellStart"/>
+      <w:r>
+        <w:rPr>
+          <w:color w:val="000000"/>
+        </w:rPr>
+        <w:t>Езуб</w:t>
+      </w:r>
+      <w:proofErr w:type="spellEnd"/>
+      <w:r>
+        <w:rPr>
+          <w:color w:val="000000"/>
+        </w:rPr>
+        <w:t xml:space="preserve"> Антон Сергеевич</w:t>
+      </w:r>
+      <w:r>
+        <w:rPr>
+          <w:u w:val="none"/>
+        </w:rPr>
+        <w:t>___</w:t>
+      </w:r>
+      <w:r>
+        <w:rPr>
+          <w:color w:val="000000"/>
+          <w:u w:val="none"/>
+        </w:rPr>
+        <w:t>____</w:t>
       </w:r>
     </w:p>
     <w:p>
       <w:pPr>
-        <w:pBdr>
-          <w:top w:val="none" w:color="auto" w:sz="0" w:space="0"/>
-          <w:left w:val="none" w:color="auto" w:sz="0" w:space="0"/>
-          <w:bottom w:val="none" w:color="auto" w:sz="0" w:space="0"/>
-          <w:right w:val="none" w:color="auto" w:sz="0" w:space="0"/>
-          <w:between w:val="none" w:color="auto" w:sz="0" w:space="0"/>
-        </w:pBdr>
         <w:rPr>
           <w:color w:val="000000"/>
           <w:u w:val="none"/>
@@ -1742,216 +2040,244 @@
           <w:u w:val="none"/>
           <w:vertAlign w:val="superscript"/>
         </w:rPr>
-        <w:t xml:space="preserve">                                                                                                                                                                     </w:t>
-      </w:r>
-      <w:r>
-        <w:rPr>
+        <w:t xml:space="preserve">                                                                                                                                                             </w:t>
+      </w:r>
+      <w:r>
+        <w:rPr>
+          <w:color w:val="000000"/>
           <w:sz w:val="16"/>
           <w:szCs w:val="16"/>
           <w:u w:val="none"/>
           <w:vertAlign w:val="superscript"/>
         </w:rPr>
-        <w:t xml:space="preserve">                            </w:t>
-      </w:r>
-      <w:r>
-        <w:rPr>
-          <w:color w:val="000000"/>
+        <w:t xml:space="preserve">                           </w:t>
+      </w:r>
+      <w:r>
+        <w:rPr>
+          <w:color w:val="000000"/>
+          <w:sz w:val="16"/>
+          <w:szCs w:val="16"/>
           <w:u w:val="none"/>
           <w:vertAlign w:val="superscript"/>
         </w:rPr>
-        <w:t>Подпись                                                               расшифровка подписи</w:t>
+        <w:t xml:space="preserve">   </w:t>
+      </w:r>
+      <w:r>
+        <w:rPr>
+          <w:color w:val="000000"/>
+          <w:u w:val="none"/>
+          <w:vertAlign w:val="superscript"/>
+        </w:rPr>
+        <w:t xml:space="preserve">Подпись                              </w:t>
+      </w:r>
+      <w:r>
+        <w:rPr>
+          <w:color w:val="000000"/>
+          <w:u w:val="none"/>
+          <w:vertAlign w:val="superscript"/>
+        </w:rPr>
+        <w:t xml:space="preserve">                          </w:t>
+      </w:r>
+      <w:r>
+        <w:rPr>
+          <w:color w:val="000000"/>
+          <w:u w:val="none"/>
+          <w:vertAlign w:val="superscript"/>
+        </w:rPr>
+        <w:t xml:space="preserve"> расшифровка подписи</w:t>
+      </w:r>
+    </w:p>
+    <w:p>
+      <w:pPr>
+        <w:rPr>
+          <w:color w:val="FFFFFF"/>
+          <w:u w:val="none"/>
+        </w:rPr>
+      </w:pPr>
+      <w:r>
+        <w:rPr>
+          <w:u w:val="none"/>
+        </w:rPr>
+        <w:t>Задание принял к исполнению</w:t>
+      </w:r>
+      <w:r>
+        <w:rPr>
+          <w:u w:val="none"/>
+          <w:lang w:val="ru-RU"/>
+        </w:rPr>
+        <w:t xml:space="preserve"> </w:t>
+      </w:r>
+      <w:bookmarkStart w:id="1" w:name="_GoBack"/>
+      <w:bookmarkEnd w:id="1"/>
+      <w:r>
+        <w:rPr>
+          <w:u w:val="none"/>
+        </w:rPr>
+        <w:t xml:space="preserve">(студент)           __________                </w:t>
+      </w:r>
+      <w:r>
+        <w:t>{{</w:t>
+      </w:r>
+      <w:proofErr w:type="spellStart"/>
+      <w:r>
+        <w:t>student_fio</w:t>
+      </w:r>
+      <w:proofErr w:type="spellEnd"/>
+      <w:r>
+        <w:t>}}</w:t>
+      </w:r>
+      <w:r>
+        <w:rPr>
+          <w:u w:val="none"/>
+        </w:rPr>
+        <w:t xml:space="preserve">__           </w:t>
+      </w:r>
+    </w:p>
+    <w:p>
+      <w:pPr>
+        <w:rPr>
+          <w:color w:val="000000"/>
+          <w:u w:val="none"/>
+          <w:vertAlign w:val="superscript"/>
+        </w:rPr>
+      </w:pPr>
+      <w:r>
+        <w:rPr>
+          <w:color w:val="000000"/>
+          <w:sz w:val="16"/>
+          <w:szCs w:val="16"/>
+          <w:u w:val="none"/>
+          <w:vertAlign w:val="superscript"/>
+        </w:rPr>
+        <w:lastRenderedPageBreak/>
+        <w:t xml:space="preserve">                                                                                                                                                                     </w:t>
+      </w:r>
+      <w:r>
+        <w:rPr>
+          <w:sz w:val="16"/>
+          <w:szCs w:val="16"/>
+          <w:u w:val="none"/>
+          <w:vertAlign w:val="superscript"/>
+        </w:rPr>
+        <w:t xml:space="preserve">                 </w:t>
+      </w:r>
+      <w:r>
+        <w:rPr>
+          <w:sz w:val="16"/>
+          <w:szCs w:val="16"/>
+          <w:u w:val="none"/>
+          <w:vertAlign w:val="superscript"/>
+        </w:rPr>
+        <w:t xml:space="preserve">    </w:t>
+      </w:r>
+      <w:r>
+        <w:rPr>
+          <w:sz w:val="16"/>
+          <w:szCs w:val="16"/>
+          <w:u w:val="none"/>
+          <w:vertAlign w:val="superscript"/>
+        </w:rPr>
+        <w:t xml:space="preserve">  </w:t>
+      </w:r>
+      <w:r>
+        <w:rPr>
+          <w:color w:val="000000"/>
+          <w:u w:val="none"/>
+          <w:vertAlign w:val="superscript"/>
+        </w:rPr>
+        <w:t xml:space="preserve">Подпись                             </w:t>
+      </w:r>
+      <w:r>
+        <w:rPr>
+          <w:color w:val="000000"/>
+          <w:u w:val="none"/>
+          <w:vertAlign w:val="superscript"/>
+        </w:rPr>
+        <w:t xml:space="preserve">                          </w:t>
+      </w:r>
+      <w:r>
+        <w:rPr>
+          <w:color w:val="000000"/>
+          <w:u w:val="none"/>
+          <w:vertAlign w:val="superscript"/>
+        </w:rPr>
+        <w:t xml:space="preserve">  расшифровка подписи</w:t>
       </w:r>
     </w:p>
     <w:sectPr>
       <w:pgSz w:w="11906" w:h="16838"/>
       <w:pgMar w:top="142" w:right="850" w:bottom="426" w:left="1701" w:header="708" w:footer="708" w:gutter="0"/>
       <w:pgNumType w:start="1"/>
-      <w:cols w:space="720" w:num="1"/>
+      <w:cols w:space="720"/>
     </w:sectPr>
   </w:body>
 </w:document>
 </file>
 
 <file path=word/styles.xml><?xml version="1.0" encoding="utf-8"?>
-<w:styles xmlns:mc="http://schemas.openxmlformats.org/markup-compatibility/2006" xmlns:o="urn:schemas-microsoft-com:office:office" xmlns:r="http://schemas.openxmlformats.org/officeDocument/2006/relationships" xmlns:m="http://schemas.openxmlformats.org/officeDocument/2006/math" xmlns:v="urn:schemas-microsoft-com:vml" xmlns:w="http://schemas.openxmlformats.org/wordprocessingml/2006/main" xmlns:w14="http://schemas.microsoft.com/office/word/2010/wordml" xmlns:w10="urn:schemas-microsoft-com:office:word" xmlns:sl="http://schemas.openxmlformats.org/schemaLibrary/2006/main" xmlns:wpsCustomData="http://www.wps.cn/officeDocument/2013/wpsCustomData" mc:Ignorable="w14">
+<w:styles xmlns:mc="http://schemas.openxmlformats.org/markup-compatibility/2006" xmlns:r="http://schemas.openxmlformats.org/officeDocument/2006/relationships" xmlns:w="http://schemas.openxmlformats.org/wordprocessingml/2006/main" xmlns:w14="http://schemas.microsoft.com/office/word/2010/wordml" mc:Ignorable="w14">
   <w:docDefaults>
     <w:rPrDefault>
       <w:rPr>
-        <w:rFonts w:ascii="Times New Roman" w:hAnsi="Times New Roman" w:eastAsia="SimSun" w:cs="Times New Roman"/>
+        <w:rFonts w:ascii="Times New Roman" w:eastAsia="SimSun" w:hAnsi="Times New Roman" w:cs="Times New Roman"/>
+        <w:lang w:val="ru-RU" w:eastAsia="ru-RU" w:bidi="ar-SA"/>
       </w:rPr>
     </w:rPrDefault>
     <w:pPrDefault/>
   </w:docDefaults>
-  <w:latentStyles w:count="260" w:defQFormat="0" w:defUnhideWhenUsed="1" w:defSemiHidden="1" w:defUIPriority="99" w:defLockedState="0">
-    <w:lsdException w:qFormat="1" w:unhideWhenUsed="0" w:uiPriority="0" w:semiHidden="0" w:name="Normal"/>
-    <w:lsdException w:qFormat="1" w:unhideWhenUsed="0" w:uiPriority="9" w:semiHidden="0" w:name="heading 1"/>
-    <w:lsdException w:qFormat="1" w:uiPriority="9" w:name="heading 2"/>
-    <w:lsdException w:qFormat="1" w:uiPriority="9" w:name="heading 3"/>
-    <w:lsdException w:qFormat="1" w:uiPriority="9" w:name="heading 4"/>
-    <w:lsdException w:qFormat="1" w:uiPriority="9" w:name="heading 5"/>
-    <w:lsdException w:qFormat="1" w:uiPriority="9" w:name="heading 6"/>
-    <w:lsdException w:qFormat="1" w:uiPriority="9" w:name="heading 7"/>
-    <w:lsdException w:qFormat="1" w:uiPriority="9" w:name="heading 8"/>
-    <w:lsdException w:qFormat="1" w:uiPriority="9" w:name="heading 9"/>
-    <w:lsdException w:uiPriority="99" w:name="index 1"/>
-    <w:lsdException w:uiPriority="99" w:name="index 2"/>
-    <w:lsdException w:uiPriority="99" w:name="index 3"/>
-    <w:lsdException w:uiPriority="99" w:name="index 4"/>
-    <w:lsdException w:uiPriority="99" w:name="index 5"/>
-    <w:lsdException w:uiPriority="99" w:name="index 6"/>
-    <w:lsdException w:uiPriority="99" w:name="index 7"/>
-    <w:lsdException w:uiPriority="99" w:name="index 8"/>
-    <w:lsdException w:uiPriority="99" w:name="index 9"/>
-    <w:lsdException w:uiPriority="39" w:name="toc 1"/>
-    <w:lsdException w:uiPriority="39" w:name="toc 2"/>
-    <w:lsdException w:uiPriority="39" w:name="toc 3"/>
-    <w:lsdException w:uiPriority="39" w:name="toc 4"/>
-    <w:lsdException w:uiPriority="39" w:name="toc 5"/>
-    <w:lsdException w:uiPriority="39" w:name="toc 6"/>
-    <w:lsdException w:uiPriority="39" w:name="toc 7"/>
-    <w:lsdException w:uiPriority="39" w:name="toc 8"/>
-    <w:lsdException w:uiPriority="39" w:name="toc 9"/>
-    <w:lsdException w:uiPriority="99" w:name="Normal Indent"/>
-    <w:lsdException w:uiPriority="99" w:name="footnote text"/>
-    <w:lsdException w:uiPriority="99" w:name="annotation text"/>
-    <w:lsdException w:uiPriority="99" w:name="header"/>
-    <w:lsdException w:uiPriority="99" w:name="footer"/>
-    <w:lsdException w:uiPriority="99" w:name="index heading"/>
-    <w:lsdException w:qFormat="1" w:uiPriority="35" w:name="caption"/>
-    <w:lsdException w:uiPriority="99" w:name="table of figures"/>
-    <w:lsdException w:uiPriority="99" w:name="envelope address"/>
-    <w:lsdException w:uiPriority="99" w:name="envelope return"/>
-    <w:lsdException w:uiPriority="99" w:name="footnote reference"/>
-    <w:lsdException w:uiPriority="99" w:name="annotation reference"/>
-    <w:lsdException w:uiPriority="99" w:name="line number"/>
-    <w:lsdException w:uiPriority="99" w:name="page number"/>
-    <w:lsdException w:uiPriority="99" w:name="endnote reference"/>
-    <w:lsdException w:uiPriority="99" w:name="endnote text"/>
-    <w:lsdException w:uiPriority="99" w:name="table of authorities"/>
-    <w:lsdException w:uiPriority="99" w:name="macro"/>
-    <w:lsdException w:uiPriority="99" w:name="toa heading"/>
-    <w:lsdException w:uiPriority="99" w:name="List"/>
-    <w:lsdException w:uiPriority="99" w:name="List Bullet"/>
-    <w:lsdException w:uiPriority="99" w:name="List Number"/>
-    <w:lsdException w:uiPriority="99" w:name="List 2"/>
-    <w:lsdException w:uiPriority="99" w:name="List 3"/>
-    <w:lsdException w:uiPriority="99" w:name="List 4"/>
-    <w:lsdException w:uiPriority="99" w:name="List 5"/>
-    <w:lsdException w:uiPriority="99" w:name="List Bullet 2"/>
-    <w:lsdException w:uiPriority="99" w:name="List Bullet 3"/>
-    <w:lsdException w:uiPriority="99" w:name="List Bullet 4"/>
-    <w:lsdException w:uiPriority="99" w:name="List Bullet 5"/>
-    <w:lsdException w:uiPriority="99" w:name="List Number 2"/>
-    <w:lsdException w:uiPriority="99" w:name="List Number 3"/>
-    <w:lsdException w:uiPriority="99" w:name="List Number 4"/>
-    <w:lsdException w:uiPriority="99" w:name="List Number 5"/>
-    <w:lsdException w:qFormat="1" w:unhideWhenUsed="0" w:uiPriority="10" w:semiHidden="0" w:name="Title"/>
-    <w:lsdException w:uiPriority="99" w:name="Closing"/>
-    <w:lsdException w:uiPriority="99" w:name="Signature"/>
-    <w:lsdException w:qFormat="1" w:uiPriority="1" w:name="Default Paragraph Font"/>
-    <w:lsdException w:uiPriority="99" w:name="Body Text"/>
-    <w:lsdException w:uiPriority="99" w:name="Body Text Indent"/>
-    <w:lsdException w:uiPriority="99" w:name="List Continue"/>
-    <w:lsdException w:uiPriority="99" w:name="List Continue 2"/>
-    <w:lsdException w:uiPriority="99" w:name="List Continue 3"/>
-    <w:lsdException w:uiPriority="99" w:name="List Continue 4"/>
-    <w:lsdException w:uiPriority="99" w:name="List Continue 5"/>
-    <w:lsdException w:uiPriority="99" w:name="Message Header"/>
-    <w:lsdException w:qFormat="1" w:unhideWhenUsed="0" w:uiPriority="11" w:semiHidden="0" w:name="Subtitle"/>
-    <w:lsdException w:uiPriority="99" w:name="Salutation"/>
-    <w:lsdException w:uiPriority="99" w:name="Date"/>
-    <w:lsdException w:uiPriority="99" w:name="Body Text First Indent"/>
-    <w:lsdException w:uiPriority="99" w:name="Body Text First Indent 2"/>
-    <w:lsdException w:uiPriority="99" w:name="Note Heading"/>
-    <w:lsdException w:uiPriority="99" w:name="Body Text 2"/>
-    <w:lsdException w:uiPriority="99" w:name="Body Text 3"/>
-    <w:lsdException w:uiPriority="99" w:name="Body Text Indent 2"/>
-    <w:lsdException w:uiPriority="99" w:name="Body Text Indent 3"/>
-    <w:lsdException w:uiPriority="99" w:name="Block Text"/>
-    <w:lsdException w:uiPriority="99" w:name="Hyperlink"/>
-    <w:lsdException w:uiPriority="99" w:name="FollowedHyperlink"/>
-    <w:lsdException w:qFormat="1" w:unhideWhenUsed="0" w:uiPriority="22" w:semiHidden="0" w:name="Strong"/>
-    <w:lsdException w:qFormat="1" w:unhideWhenUsed="0" w:uiPriority="20" w:semiHidden="0" w:name="Emphasis"/>
-    <w:lsdException w:uiPriority="99" w:name="Document Map"/>
-    <w:lsdException w:uiPriority="99" w:name="Plain Text"/>
-    <w:lsdException w:uiPriority="99" w:name="E-mail Signature"/>
-    <w:lsdException w:uiPriority="99" w:name="Normal (Web)"/>
-    <w:lsdException w:uiPriority="99" w:name="HTML Acronym"/>
-    <w:lsdException w:uiPriority="99" w:name="HTML Address"/>
-    <w:lsdException w:uiPriority="99" w:name="HTML Cite"/>
-    <w:lsdException w:uiPriority="99" w:name="HTML Code"/>
-    <w:lsdException w:uiPriority="99" w:name="HTML Definition"/>
-    <w:lsdException w:uiPriority="99" w:name="HTML Keyboard"/>
-    <w:lsdException w:uiPriority="99" w:name="HTML Preformatted"/>
-    <w:lsdException w:uiPriority="99" w:name="HTML Sample"/>
-    <w:lsdException w:uiPriority="99" w:name="HTML Typewriter"/>
-    <w:lsdException w:uiPriority="99" w:name="HTML Variable"/>
-    <w:lsdException w:qFormat="1" w:uiPriority="99" w:name="Normal Table"/>
-    <w:lsdException w:uiPriority="99" w:name="annotation subject"/>
-    <w:lsdException w:uiPriority="99" w:name="Table Simple 1"/>
-    <w:lsdException w:uiPriority="99" w:name="Table Simple 2"/>
-    <w:lsdException w:uiPriority="99" w:name="Table Simple 3"/>
-    <w:lsdException w:uiPriority="99" w:name="Table Classic 1"/>
-    <w:lsdException w:uiPriority="99" w:name="Table Classic 2"/>
-    <w:lsdException w:uiPriority="99" w:name="Table Classic 3"/>
-    <w:lsdException w:uiPriority="99" w:name="Table Classic 4"/>
-    <w:lsdException w:uiPriority="99" w:name="Table Colorful 1"/>
-    <w:lsdException w:uiPriority="99" w:name="Table Colorful 2"/>
-    <w:lsdException w:uiPriority="99" w:name="Table Colorful 3"/>
-    <w:lsdException w:uiPriority="99" w:name="Table Columns 1"/>
-    <w:lsdException w:uiPriority="99" w:name="Table Columns 2"/>
-    <w:lsdException w:uiPriority="99" w:name="Table Columns 3"/>
-    <w:lsdException w:uiPriority="99" w:name="Table Columns 4"/>
-    <w:lsdException w:uiPriority="99" w:name="Table Columns 5"/>
-    <w:lsdException w:uiPriority="99" w:name="Table Grid 1"/>
-    <w:lsdException w:uiPriority="99" w:name="Table Grid 2"/>
-    <w:lsdException w:uiPriority="99" w:name="Table Grid 3"/>
-    <w:lsdException w:uiPriority="99" w:name="Table Grid 4"/>
-    <w:lsdException w:uiPriority="99" w:name="Table Grid 5"/>
-    <w:lsdException w:uiPriority="99" w:name="Table Grid 6"/>
-    <w:lsdException w:uiPriority="99" w:name="Table Grid 7"/>
-    <w:lsdException w:uiPriority="99" w:name="Table Grid 8"/>
-    <w:lsdException w:uiPriority="99" w:name="Table List 1"/>
-    <w:lsdException w:uiPriority="99" w:name="Table List 2"/>
-    <w:lsdException w:uiPriority="99" w:name="Table List 3"/>
-    <w:lsdException w:uiPriority="99" w:name="Table List 4"/>
-    <w:lsdException w:uiPriority="99" w:name="Table List 5"/>
-    <w:lsdException w:uiPriority="99" w:name="Table List 6"/>
-    <w:lsdException w:uiPriority="99" w:name="Table List 7"/>
-    <w:lsdException w:uiPriority="99" w:name="Table List 8"/>
-    <w:lsdException w:uiPriority="99" w:name="Table 3D effects 1"/>
-    <w:lsdException w:uiPriority="99" w:name="Table 3D effects 2"/>
-    <w:lsdException w:uiPriority="99" w:name="Table 3D effects 3"/>
-    <w:lsdException w:uiPriority="99" w:name="Table Contemporary"/>
-    <w:lsdException w:uiPriority="99" w:name="Table Elegant"/>
-    <w:lsdException w:uiPriority="99" w:name="Table Professional"/>
-    <w:lsdException w:uiPriority="99" w:name="Table Subtle 1"/>
-    <w:lsdException w:uiPriority="99" w:name="Table Subtle 2"/>
-    <w:lsdException w:uiPriority="99" w:name="Table Web 1"/>
-    <w:lsdException w:uiPriority="99" w:name="Table Web 2"/>
-    <w:lsdException w:uiPriority="99" w:name="Table Web 3"/>
-    <w:lsdException w:uiPriority="99" w:name="Balloon Text"/>
-    <w:lsdException w:unhideWhenUsed="0" w:uiPriority="39" w:semiHidden="0" w:name="Table Grid"/>
-    <w:lsdException w:uiPriority="99" w:name="Table Theme"/>
+  <w:latentStyles w:defLockedState="0" w:defUIPriority="99" w:defSemiHidden="1" w:defUnhideWhenUsed="1" w:defQFormat="0" w:count="267">
+    <w:lsdException w:name="Normal" w:semiHidden="0" w:uiPriority="0" w:unhideWhenUsed="0" w:qFormat="1"/>
+    <w:lsdException w:name="heading 1" w:semiHidden="0" w:uiPriority="9" w:unhideWhenUsed="0" w:qFormat="1"/>
+    <w:lsdException w:name="heading 2" w:uiPriority="9" w:qFormat="1"/>
+    <w:lsdException w:name="heading 3" w:uiPriority="9" w:qFormat="1"/>
+    <w:lsdException w:name="heading 4" w:uiPriority="9" w:qFormat="1"/>
+    <w:lsdException w:name="heading 5" w:uiPriority="9" w:qFormat="1"/>
+    <w:lsdException w:name="heading 6" w:uiPriority="9" w:qFormat="1"/>
+    <w:lsdException w:name="heading 7" w:uiPriority="9" w:qFormat="1"/>
+    <w:lsdException w:name="heading 8" w:uiPriority="9" w:qFormat="1"/>
+    <w:lsdException w:name="heading 9" w:uiPriority="9" w:qFormat="1"/>
+    <w:lsdException w:name="toc 1" w:uiPriority="39"/>
+    <w:lsdException w:name="toc 2" w:uiPriority="39"/>
+    <w:lsdException w:name="toc 3" w:uiPriority="39"/>
+    <w:lsdException w:name="toc 4" w:uiPriority="39"/>
+    <w:lsdException w:name="toc 5" w:uiPriority="39"/>
+    <w:lsdException w:name="toc 6" w:uiPriority="39"/>
+    <w:lsdException w:name="toc 7" w:uiPriority="39"/>
+    <w:lsdException w:name="toc 8" w:uiPriority="39"/>
+    <w:lsdException w:name="toc 9" w:uiPriority="39"/>
+    <w:lsdException w:name="caption" w:uiPriority="35" w:qFormat="1"/>
+    <w:lsdException w:name="Title" w:semiHidden="0" w:uiPriority="10" w:unhideWhenUsed="0" w:qFormat="1"/>
+    <w:lsdException w:name="Default Paragraph Font" w:uiPriority="1" w:qFormat="1"/>
+    <w:lsdException w:name="Subtitle" w:semiHidden="0" w:uiPriority="11" w:unhideWhenUsed="0" w:qFormat="1"/>
+    <w:lsdException w:name="Strong" w:semiHidden="0" w:uiPriority="22" w:unhideWhenUsed="0" w:qFormat="1"/>
+    <w:lsdException w:name="Emphasis" w:semiHidden="0" w:uiPriority="20" w:unhideWhenUsed="0" w:qFormat="1"/>
+    <w:lsdException w:name="Normal Table" w:qFormat="1"/>
+    <w:lsdException w:name="Table Grid" w:semiHidden="0" w:uiPriority="39" w:unhideWhenUsed="0"/>
+    <w:lsdException w:name="Subtle Emphasis" w:semiHidden="0" w:uiPriority="19" w:unhideWhenUsed="0" w:qFormat="1"/>
+    <w:lsdException w:name="Intense Emphasis" w:semiHidden="0" w:uiPriority="21" w:unhideWhenUsed="0" w:qFormat="1"/>
+    <w:lsdException w:name="Subtle Reference" w:semiHidden="0" w:uiPriority="31" w:unhideWhenUsed="0" w:qFormat="1"/>
+    <w:lsdException w:name="Intense Reference" w:semiHidden="0" w:uiPriority="32" w:unhideWhenUsed="0" w:qFormat="1"/>
+    <w:lsdException w:name="Book Title" w:semiHidden="0" w:uiPriority="33" w:unhideWhenUsed="0" w:qFormat="1"/>
+    <w:lsdException w:name="Bibliography" w:uiPriority="37"/>
+    <w:lsdException w:name="TOC Heading" w:uiPriority="39" w:qFormat="1"/>
   </w:latentStyles>
-  <w:style w:type="paragraph" w:default="1" w:styleId="1">
+  <w:style w:type="paragraph" w:default="1" w:styleId="a">
     <w:name w:val="Normal"/>
     <w:qFormat/>
-    <w:uiPriority w:val="0"/>
     <w:rPr>
-      <w:rFonts w:ascii="Times New Roman" w:hAnsi="Times New Roman" w:eastAsia="Times New Roman" w:cs="Times New Roman"/>
+      <w:rFonts w:eastAsia="Times New Roman"/>
       <w:sz w:val="22"/>
       <w:szCs w:val="22"/>
       <w:u w:val="single"/>
-      <w:lang w:val="ru" w:eastAsia="ru-RU" w:bidi="ar-SA"/>
+      <w:lang w:val="ru"/>
     </w:rPr>
   </w:style>
-  <w:style w:type="paragraph" w:styleId="2">
+  <w:style w:type="paragraph" w:styleId="1">
     <w:name w:val="heading 1"/>
-    <w:basedOn w:val="1"/>
-    <w:next w:val="1"/>
+    <w:basedOn w:val="a"/>
+    <w:next w:val="a"/>
+    <w:uiPriority w:val="9"/>
     <w:qFormat/>
-    <w:uiPriority w:val="9"/>
     <w:pPr>
       <w:keepNext/>
       <w:keepLines/>
@@ -1965,14 +2291,14 @@
       <w:szCs w:val="48"/>
     </w:rPr>
   </w:style>
-  <w:style w:type="paragraph" w:styleId="3">
+  <w:style w:type="paragraph" w:styleId="2">
     <w:name w:val="heading 2"/>
-    <w:basedOn w:val="1"/>
-    <w:next w:val="1"/>
+    <w:basedOn w:val="a"/>
+    <w:next w:val="a"/>
+    <w:uiPriority w:val="9"/>
     <w:semiHidden/>
     <w:unhideWhenUsed/>
     <w:qFormat/>
-    <w:uiPriority w:val="9"/>
     <w:pPr>
       <w:keepNext/>
       <w:keepLines/>
@@ -1986,14 +2312,14 @@
       <w:szCs w:val="36"/>
     </w:rPr>
   </w:style>
-  <w:style w:type="paragraph" w:styleId="4">
+  <w:style w:type="paragraph" w:styleId="3">
     <w:name w:val="heading 3"/>
-    <w:basedOn w:val="1"/>
-    <w:next w:val="1"/>
+    <w:basedOn w:val="a"/>
+    <w:next w:val="a"/>
+    <w:uiPriority w:val="9"/>
     <w:semiHidden/>
     <w:unhideWhenUsed/>
     <w:qFormat/>
-    <w:uiPriority w:val="9"/>
     <w:pPr>
       <w:keepNext/>
       <w:keepLines/>
@@ -2007,14 +2333,14 @@
       <w:szCs w:val="28"/>
     </w:rPr>
   </w:style>
-  <w:style w:type="paragraph" w:styleId="5">
+  <w:style w:type="paragraph" w:styleId="4">
     <w:name w:val="heading 4"/>
-    <w:basedOn w:val="1"/>
-    <w:next w:val="1"/>
+    <w:basedOn w:val="a"/>
+    <w:next w:val="a"/>
+    <w:uiPriority w:val="9"/>
     <w:semiHidden/>
     <w:unhideWhenUsed/>
     <w:qFormat/>
-    <w:uiPriority w:val="9"/>
     <w:pPr>
       <w:keepNext/>
       <w:keepLines/>
@@ -2028,14 +2354,14 @@
       <w:szCs w:val="24"/>
     </w:rPr>
   </w:style>
-  <w:style w:type="paragraph" w:styleId="6">
+  <w:style w:type="paragraph" w:styleId="5">
     <w:name w:val="heading 5"/>
-    <w:basedOn w:val="1"/>
-    <w:next w:val="1"/>
+    <w:basedOn w:val="a"/>
+    <w:next w:val="a"/>
+    <w:uiPriority w:val="9"/>
     <w:semiHidden/>
     <w:unhideWhenUsed/>
     <w:qFormat/>
-    <w:uiPriority w:val="9"/>
     <w:pPr>
       <w:keepNext/>
       <w:keepLines/>
@@ -2047,14 +2373,14 @@
       <w:bCs/>
     </w:rPr>
   </w:style>
-  <w:style w:type="paragraph" w:styleId="7">
+  <w:style w:type="paragraph" w:styleId="6">
     <w:name w:val="heading 6"/>
-    <w:basedOn w:val="1"/>
-    <w:next w:val="1"/>
+    <w:basedOn w:val="a"/>
+    <w:next w:val="a"/>
+    <w:uiPriority w:val="9"/>
     <w:semiHidden/>
     <w:unhideWhenUsed/>
     <w:qFormat/>
-    <w:uiPriority w:val="9"/>
     <w:pPr>
       <w:keepNext/>
       <w:keepLines/>
@@ -2068,20 +2394,19 @@
       <w:szCs w:val="20"/>
     </w:rPr>
   </w:style>
-  <w:style w:type="character" w:default="1" w:styleId="8">
+  <w:style w:type="character" w:default="1" w:styleId="a0">
     <w:name w:val="Default Paragraph Font"/>
+    <w:uiPriority w:val="1"/>
     <w:semiHidden/>
     <w:unhideWhenUsed/>
-    <w:qFormat/>
-    <w:uiPriority w:val="1"/>
   </w:style>
-  <w:style w:type="table" w:default="1" w:styleId="9">
+  <w:style w:type="table" w:default="1" w:styleId="a1">
     <w:name w:val="Normal Table"/>
+    <w:uiPriority w:val="99"/>
     <w:semiHidden/>
     <w:unhideWhenUsed/>
-    <w:qFormat/>
-    <w:uiPriority w:val="99"/>
     <w:tblPr>
+      <w:tblInd w:w="0" w:type="dxa"/>
       <w:tblCellMar>
         <w:top w:w="0" w:type="dxa"/>
         <w:left w:w="108" w:type="dxa"/>
@@ -2090,12 +2415,18 @@
       </w:tblCellMar>
     </w:tblPr>
   </w:style>
-  <w:style w:type="paragraph" w:styleId="10">
+  <w:style w:type="numbering" w:default="1" w:styleId="a2">
+    <w:name w:val="No List"/>
+    <w:uiPriority w:val="99"/>
+    <w:semiHidden/>
+    <w:unhideWhenUsed/>
+  </w:style>
+  <w:style w:type="paragraph" w:styleId="a3">
     <w:name w:val="Title"/>
-    <w:basedOn w:val="1"/>
-    <w:next w:val="1"/>
+    <w:basedOn w:val="a"/>
+    <w:next w:val="a"/>
+    <w:uiPriority w:val="10"/>
     <w:qFormat/>
-    <w:uiPriority w:val="10"/>
     <w:pPr>
       <w:keepNext/>
       <w:keepLines/>
@@ -2108,19 +2439,19 @@
       <w:szCs w:val="72"/>
     </w:rPr>
   </w:style>
-  <w:style w:type="paragraph" w:styleId="11">
+  <w:style w:type="paragraph" w:styleId="a4">
     <w:name w:val="Subtitle"/>
-    <w:basedOn w:val="1"/>
-    <w:next w:val="1"/>
+    <w:basedOn w:val="a"/>
+    <w:next w:val="a"/>
+    <w:uiPriority w:val="11"/>
     <w:qFormat/>
-    <w:uiPriority w:val="11"/>
     <w:pPr>
       <w:keepNext/>
       <w:keepLines/>
       <w:spacing w:before="360" w:after="80"/>
     </w:pPr>
     <w:rPr>
-      <w:rFonts w:ascii="Georgia" w:hAnsi="Georgia" w:eastAsia="Georgia" w:cs="Georgia"/>
+      <w:rFonts w:ascii="Georgia" w:eastAsia="Georgia" w:hAnsi="Georgia" w:cs="Georgia"/>
       <w:i/>
       <w:iCs/>
       <w:color w:val="666666"/>
@@ -2128,10 +2459,9 @@
       <w:szCs w:val="48"/>
     </w:rPr>
   </w:style>
-  <w:style w:type="table" w:customStyle="1" w:styleId="12">
+  <w:style w:type="table" w:customStyle="1" w:styleId="TableNormal">
     <w:name w:val="TableNormal"/>
     <w:qFormat/>
-    <w:uiPriority w:val="0"/>
     <w:tblPr>
       <w:tblCellMar>
         <w:top w:w="100" w:type="dxa"/>
@@ -2141,11 +2471,10 @@
       </w:tblCellMar>
     </w:tblPr>
   </w:style>
-  <w:style w:type="table" w:customStyle="1" w:styleId="13">
+  <w:style w:type="table" w:customStyle="1" w:styleId="Style12">
     <w:name w:val="_Style 12"/>
-    <w:basedOn w:val="12"/>
+    <w:basedOn w:val="TableNormal"/>
     <w:qFormat/>
-    <w:uiPriority w:val="0"/>
     <w:tblPr>
       <w:tblCellMar>
         <w:top w:w="0" w:type="dxa"/>
@@ -2155,11 +2484,296 @@
       </w:tblCellMar>
     </w:tblPr>
   </w:style>
-  <w:style w:type="table" w:customStyle="1" w:styleId="14">
+  <w:style w:type="table" w:customStyle="1" w:styleId="Style13">
     <w:name w:val="_Style 13"/>
-    <w:basedOn w:val="12"/>
+    <w:basedOn w:val="TableNormal"/>
     <w:qFormat/>
-    <w:uiPriority w:val="0"/>
+    <w:tblPr>
+      <w:tblCellMar>
+        <w:top w:w="0" w:type="dxa"/>
+        <w:left w:w="115" w:type="dxa"/>
+        <w:bottom w:w="0" w:type="dxa"/>
+        <w:right w:w="115" w:type="dxa"/>
+      </w:tblCellMar>
+    </w:tblPr>
+  </w:style>
+</w:styles>
+</file>
+
+<file path=word/stylesWithEffects.xml><?xml version="1.0" encoding="utf-8"?>
+<w:styles xmlns:wpc="http://schemas.microsoft.com/office/word/2010/wordprocessingCanvas" xmlns:mc="http://schemas.openxmlformats.org/markup-compatibility/2006" xmlns:o="urn:schemas-microsoft-com:office:office" xmlns:r="http://schemas.openxmlformats.org/officeDocument/2006/relationships" xmlns:m="http://schemas.openxmlformats.org/officeDocument/2006/math" xmlns:v="urn:schemas-microsoft-com:vml" xmlns:wp14="http://schemas.microsoft.com/office/word/2010/wordprocessingDrawing" xmlns:wp="http://schemas.openxmlformats.org/drawingml/2006/wordprocessingDrawing" xmlns:w10="urn:schemas-microsoft-com:office:word" xmlns:w="http://schemas.openxmlformats.org/wordprocessingml/2006/main" xmlns:w14="http://schemas.microsoft.com/office/word/2010/wordml" xmlns:wpg="http://schemas.microsoft.com/office/word/2010/wordprocessingGroup" xmlns:wpi="http://schemas.microsoft.com/office/word/2010/wordprocessingInk" xmlns:wne="http://schemas.microsoft.com/office/word/2006/wordml" xmlns:wps="http://schemas.microsoft.com/office/word/2010/wordprocessingShape" mc:Ignorable="w14 wp14">
+  <w:docDefaults>
+    <w:rPrDefault>
+      <w:rPr>
+        <w:rFonts w:ascii="Times New Roman" w:eastAsia="SimSun" w:hAnsi="Times New Roman" w:cs="Times New Roman"/>
+        <w:lang w:val="ru-RU" w:eastAsia="ru-RU" w:bidi="ar-SA"/>
+      </w:rPr>
+    </w:rPrDefault>
+    <w:pPrDefault/>
+  </w:docDefaults>
+  <w:latentStyles w:defLockedState="0" w:defUIPriority="99" w:defSemiHidden="1" w:defUnhideWhenUsed="1" w:defQFormat="0" w:count="267">
+    <w:lsdException w:name="Normal" w:semiHidden="0" w:uiPriority="0" w:unhideWhenUsed="0" w:qFormat="1"/>
+    <w:lsdException w:name="heading 1" w:semiHidden="0" w:uiPriority="9" w:unhideWhenUsed="0" w:qFormat="1"/>
+    <w:lsdException w:name="heading 2" w:uiPriority="9" w:qFormat="1"/>
+    <w:lsdException w:name="heading 3" w:uiPriority="9" w:qFormat="1"/>
+    <w:lsdException w:name="heading 4" w:uiPriority="9" w:qFormat="1"/>
+    <w:lsdException w:name="heading 5" w:uiPriority="9" w:qFormat="1"/>
+    <w:lsdException w:name="heading 6" w:uiPriority="9" w:qFormat="1"/>
+    <w:lsdException w:name="heading 7" w:uiPriority="9" w:qFormat="1"/>
+    <w:lsdException w:name="heading 8" w:uiPriority="9" w:qFormat="1"/>
+    <w:lsdException w:name="heading 9" w:uiPriority="9" w:qFormat="1"/>
+    <w:lsdException w:name="toc 1" w:uiPriority="39"/>
+    <w:lsdException w:name="toc 2" w:uiPriority="39"/>
+    <w:lsdException w:name="toc 3" w:uiPriority="39"/>
+    <w:lsdException w:name="toc 4" w:uiPriority="39"/>
+    <w:lsdException w:name="toc 5" w:uiPriority="39"/>
+    <w:lsdException w:name="toc 6" w:uiPriority="39"/>
+    <w:lsdException w:name="toc 7" w:uiPriority="39"/>
+    <w:lsdException w:name="toc 8" w:uiPriority="39"/>
+    <w:lsdException w:name="toc 9" w:uiPriority="39"/>
+    <w:lsdException w:name="caption" w:uiPriority="35" w:qFormat="1"/>
+    <w:lsdException w:name="Title" w:semiHidden="0" w:uiPriority="10" w:unhideWhenUsed="0" w:qFormat="1"/>
+    <w:lsdException w:name="Default Paragraph Font" w:uiPriority="1" w:qFormat="1"/>
+    <w:lsdException w:name="Subtitle" w:semiHidden="0" w:uiPriority="11" w:unhideWhenUsed="0" w:qFormat="1"/>
+    <w:lsdException w:name="Strong" w:semiHidden="0" w:uiPriority="22" w:unhideWhenUsed="0" w:qFormat="1"/>
+    <w:lsdException w:name="Emphasis" w:semiHidden="0" w:uiPriority="20" w:unhideWhenUsed="0" w:qFormat="1"/>
+    <w:lsdException w:name="Normal Table" w:qFormat="1"/>
+    <w:lsdException w:name="Table Grid" w:semiHidden="0" w:uiPriority="39" w:unhideWhenUsed="0"/>
+    <w:lsdException w:name="Subtle Emphasis" w:semiHidden="0" w:uiPriority="19" w:unhideWhenUsed="0" w:qFormat="1"/>
+    <w:lsdException w:name="Intense Emphasis" w:semiHidden="0" w:uiPriority="21" w:unhideWhenUsed="0" w:qFormat="1"/>
+    <w:lsdException w:name="Subtle Reference" w:semiHidden="0" w:uiPriority="31" w:unhideWhenUsed="0" w:qFormat="1"/>
+    <w:lsdException w:name="Intense Reference" w:semiHidden="0" w:uiPriority="32" w:unhideWhenUsed="0" w:qFormat="1"/>
+    <w:lsdException w:name="Book Title" w:semiHidden="0" w:uiPriority="33" w:unhideWhenUsed="0" w:qFormat="1"/>
+    <w:lsdException w:name="Bibliography" w:uiPriority="37"/>
+    <w:lsdException w:name="TOC Heading" w:uiPriority="39" w:qFormat="1"/>
+  </w:latentStyles>
+  <w:style w:type="paragraph" w:default="1" w:styleId="a">
+    <w:name w:val="Normal"/>
+    <w:qFormat/>
+    <w:rPr>
+      <w:rFonts w:eastAsia="Times New Roman"/>
+      <w:sz w:val="22"/>
+      <w:szCs w:val="22"/>
+      <w:u w:val="single"/>
+      <w:lang w:val="ru"/>
+    </w:rPr>
+  </w:style>
+  <w:style w:type="paragraph" w:styleId="1">
+    <w:name w:val="heading 1"/>
+    <w:basedOn w:val="a"/>
+    <w:next w:val="a"/>
+    <w:uiPriority w:val="9"/>
+    <w:qFormat/>
+    <w:pPr>
+      <w:keepNext/>
+      <w:keepLines/>
+      <w:spacing w:before="480" w:after="120"/>
+      <w:outlineLvl w:val="0"/>
+    </w:pPr>
+    <w:rPr>
+      <w:b/>
+      <w:bCs/>
+      <w:sz w:val="48"/>
+      <w:szCs w:val="48"/>
+    </w:rPr>
+  </w:style>
+  <w:style w:type="paragraph" w:styleId="2">
+    <w:name w:val="heading 2"/>
+    <w:basedOn w:val="a"/>
+    <w:next w:val="a"/>
+    <w:uiPriority w:val="9"/>
+    <w:semiHidden/>
+    <w:unhideWhenUsed/>
+    <w:qFormat/>
+    <w:pPr>
+      <w:keepNext/>
+      <w:keepLines/>
+      <w:spacing w:before="360" w:after="80"/>
+      <w:outlineLvl w:val="1"/>
+    </w:pPr>
+    <w:rPr>
+      <w:b/>
+      <w:bCs/>
+      <w:sz w:val="36"/>
+      <w:szCs w:val="36"/>
+    </w:rPr>
+  </w:style>
+  <w:style w:type="paragraph" w:styleId="3">
+    <w:name w:val="heading 3"/>
+    <w:basedOn w:val="a"/>
+    <w:next w:val="a"/>
+    <w:uiPriority w:val="9"/>
+    <w:semiHidden/>
+    <w:unhideWhenUsed/>
+    <w:qFormat/>
+    <w:pPr>
+      <w:keepNext/>
+      <w:keepLines/>
+      <w:spacing w:before="280" w:after="80"/>
+      <w:outlineLvl w:val="2"/>
+    </w:pPr>
+    <w:rPr>
+      <w:b/>
+      <w:bCs/>
+      <w:sz w:val="28"/>
+      <w:szCs w:val="28"/>
+    </w:rPr>
+  </w:style>
+  <w:style w:type="paragraph" w:styleId="4">
+    <w:name w:val="heading 4"/>
+    <w:basedOn w:val="a"/>
+    <w:next w:val="a"/>
+    <w:uiPriority w:val="9"/>
+    <w:semiHidden/>
+    <w:unhideWhenUsed/>
+    <w:qFormat/>
+    <w:pPr>
+      <w:keepNext/>
+      <w:keepLines/>
+      <w:spacing w:before="240" w:after="40"/>
+      <w:outlineLvl w:val="3"/>
+    </w:pPr>
+    <w:rPr>
+      <w:b/>
+      <w:bCs/>
+      <w:sz w:val="24"/>
+      <w:szCs w:val="24"/>
+    </w:rPr>
+  </w:style>
+  <w:style w:type="paragraph" w:styleId="5">
+    <w:name w:val="heading 5"/>
+    <w:basedOn w:val="a"/>
+    <w:next w:val="a"/>
+    <w:uiPriority w:val="9"/>
+    <w:semiHidden/>
+    <w:unhideWhenUsed/>
+    <w:qFormat/>
+    <w:pPr>
+      <w:keepNext/>
+      <w:keepLines/>
+      <w:spacing w:before="220" w:after="40"/>
+      <w:outlineLvl w:val="4"/>
+    </w:pPr>
+    <w:rPr>
+      <w:b/>
+      <w:bCs/>
+    </w:rPr>
+  </w:style>
+  <w:style w:type="paragraph" w:styleId="6">
+    <w:name w:val="heading 6"/>
+    <w:basedOn w:val="a"/>
+    <w:next w:val="a"/>
+    <w:uiPriority w:val="9"/>
+    <w:semiHidden/>
+    <w:unhideWhenUsed/>
+    <w:qFormat/>
+    <w:pPr>
+      <w:keepNext/>
+      <w:keepLines/>
+      <w:spacing w:before="200" w:after="40"/>
+      <w:outlineLvl w:val="5"/>
+    </w:pPr>
+    <w:rPr>
+      <w:b/>
+      <w:bCs/>
+      <w:sz w:val="20"/>
+      <w:szCs w:val="20"/>
+    </w:rPr>
+  </w:style>
+  <w:style w:type="character" w:default="1" w:styleId="a0">
+    <w:name w:val="Default Paragraph Font"/>
+    <w:uiPriority w:val="1"/>
+    <w:semiHidden/>
+    <w:unhideWhenUsed/>
+  </w:style>
+  <w:style w:type="table" w:default="1" w:styleId="a1">
+    <w:name w:val="Normal Table"/>
+    <w:uiPriority w:val="99"/>
+    <w:semiHidden/>
+    <w:unhideWhenUsed/>
+    <w:tblPr>
+      <w:tblInd w:w="0" w:type="dxa"/>
+      <w:tblCellMar>
+        <w:top w:w="0" w:type="dxa"/>
+        <w:left w:w="108" w:type="dxa"/>
+        <w:bottom w:w="0" w:type="dxa"/>
+        <w:right w:w="108" w:type="dxa"/>
+      </w:tblCellMar>
+    </w:tblPr>
+  </w:style>
+  <w:style w:type="numbering" w:default="1" w:styleId="a2">
+    <w:name w:val="No List"/>
+    <w:uiPriority w:val="99"/>
+    <w:semiHidden/>
+    <w:unhideWhenUsed/>
+  </w:style>
+  <w:style w:type="paragraph" w:styleId="a3">
+    <w:name w:val="Title"/>
+    <w:basedOn w:val="a"/>
+    <w:next w:val="a"/>
+    <w:uiPriority w:val="10"/>
+    <w:qFormat/>
+    <w:pPr>
+      <w:keepNext/>
+      <w:keepLines/>
+      <w:spacing w:before="480" w:after="120"/>
+    </w:pPr>
+    <w:rPr>
+      <w:b/>
+      <w:bCs/>
+      <w:sz w:val="72"/>
+      <w:szCs w:val="72"/>
+    </w:rPr>
+  </w:style>
+  <w:style w:type="paragraph" w:styleId="a4">
+    <w:name w:val="Subtitle"/>
+    <w:basedOn w:val="a"/>
+    <w:next w:val="a"/>
+    <w:uiPriority w:val="11"/>
+    <w:qFormat/>
+    <w:pPr>
+      <w:keepNext/>
+      <w:keepLines/>
+      <w:spacing w:before="360" w:after="80"/>
+    </w:pPr>
+    <w:rPr>
+      <w:rFonts w:ascii="Georgia" w:eastAsia="Georgia" w:hAnsi="Georgia" w:cs="Georgia"/>
+      <w:i/>
+      <w:iCs/>
+      <w:color w:val="666666"/>
+      <w:sz w:val="48"/>
+      <w:szCs w:val="48"/>
+    </w:rPr>
+  </w:style>
+  <w:style w:type="table" w:customStyle="1" w:styleId="TableNormal">
+    <w:name w:val="TableNormal"/>
+    <w:qFormat/>
+    <w:tblPr>
+      <w:tblCellMar>
+        <w:top w:w="100" w:type="dxa"/>
+        <w:left w:w="100" w:type="dxa"/>
+        <w:bottom w:w="100" w:type="dxa"/>
+        <w:right w:w="100" w:type="dxa"/>
+      </w:tblCellMar>
+    </w:tblPr>
+  </w:style>
+  <w:style w:type="table" w:customStyle="1" w:styleId="Style12">
+    <w:name w:val="_Style 12"/>
+    <w:basedOn w:val="TableNormal"/>
+    <w:qFormat/>
+    <w:tblPr>
+      <w:tblCellMar>
+        <w:top w:w="0" w:type="dxa"/>
+        <w:left w:w="108" w:type="dxa"/>
+        <w:bottom w:w="0" w:type="dxa"/>
+        <w:right w:w="108" w:type="dxa"/>
+      </w:tblCellMar>
+    </w:tblPr>
+  </w:style>
+  <w:style w:type="table" w:customStyle="1" w:styleId="Style13">
+    <w:name w:val="_Style 13"/>
+    <w:basedOn w:val="TableNormal"/>
+    <w:qFormat/>
     <w:tblPr>
       <w:tblCellMar>
         <w:top w:w="0" w:type="dxa"/>
@@ -2488,6 +3102,7 @@
       </a:style>
     </a:lnDef>
   </a:objectDefaults>
+  <a:extraClrSchemeLst/>
 </a:theme>
 </file>
 
@@ -2499,6 +3114,9 @@
 
 <file path=customXml/itemProps1.xml><?xml version="1.0" encoding="utf-8"?>
 <ds:datastoreItem xmlns:ds="http://schemas.openxmlformats.org/officeDocument/2006/customXml" ds:itemID="{11111111-1234-1234-1234-123412341234}">
-  <ds:schemaRefs/>
+  <ds:schemaRefs>
+    <ds:schemaRef ds:uri="http://customooxmlschemas.google.com/"/>
+    <ds:schemaRef ds:uri="http://schemas.openxmlformats.org/officeDocument/2006/relationships"/>
+  </ds:schemaRefs>
 </ds:datastoreItem>
 </file>
--- a/backend/templates/documents/individual-task.docx
+++ b/backend/templates/documents/individual-task.docx
@@ -120,6 +120,35 @@
             </w:pPr>
             <w:bookmarkStart w:id="0" w:name="_heading=h.3i9sxx77jg4" w:colFirst="0" w:colLast="0"/>
             <w:bookmarkEnd w:id="0"/>
+            <w:r>
+              <w:rPr>
+                <w:noProof/>
+              </w:rPr>
+              <w:pict w14:anchorId="04A63473">
+                <v:shapetype id="_x0000_t75" coordsize="21600,21600" o:spt="75" o:preferrelative="t" path="m@4@5l@4@11@9@11@9@5xe" filled="f" stroked="f">
+                  <v:stroke joinstyle="miter"/>
+                  <v:formulas>
+                    <v:f eqn="if lineDrawn pixelLineWidth 0"/>
+                    <v:f eqn="sum @0 1 0"/>
+                    <v:f eqn="sum 0 0 @1"/>
+                    <v:f eqn="prod @2 1 2"/>
+                    <v:f eqn="prod @3 21600 pixelWidth"/>
+                    <v:f eqn="prod @3 21600 pixelHeight"/>
+                    <v:f eqn="sum @0 0 1"/>
+                    <v:f eqn="prod @6 1 2"/>
+                    <v:f eqn="prod @7 21600 pixelWidth"/>
+                    <v:f eqn="sum @8 21600 0"/>
+                    <v:f eqn="prod @7 21600 pixelHeight"/>
+                    <v:f eqn="sum @10 21600 0"/>
+                  </v:formulas>
+                  <v:path o:extrusionok="f" gradientshapeok="t" o:connecttype="rect"/>
+                  <o:lock v:ext="edit" aspectratio="t"/>
+                </v:shapetype>
+                <v:shape id="_x0000_s1026" type="#_x0000_t75" style="position:absolute;margin-left:-24.95pt;margin-top:44.75pt;width:127.7pt;height:43.2pt;z-index:251659264;mso-position-horizontal-relative:text;mso-position-vertical-relative:text;mso-width-relative:page;mso-height-relative:page" o:allowincell="f">
+                  <v:imagedata r:id="rId6" o:title="Подпись Езуб"/>
+                </v:shape>
+              </w:pict>
+            </w:r>
             <w:r>
               <w:rPr>
                 <w:sz w:val="28"/>
@@ -1865,6 +1894,19 @@
           <w:color w:val="000000"/>
         </w:rPr>
       </w:pPr>
+      <w:bookmarkStart w:id="1" w:name="_GoBack"/>
+      <w:r>
+        <w:rPr>
+          <w:noProof/>
+        </w:rPr>
+        <w:pict w14:anchorId="1F651E43">
+          <v:shape id="_x0000_s1027" type="#_x0000_t75" style="position:absolute;margin-left:196.1pt;margin-top:7.05pt;width:127.7pt;height:43.2pt;z-index:251661312;mso-position-horizontal-relative:text;mso-position-vertical-relative:text;mso-width-relative:page;mso-height-relative:page" o:allowincell="f">
+            <v:imagedata r:id="rId6" o:title="Подпись Езуб"/>
+            <w10:anchorlock/>
+          </v:shape>
+        </w:pict>
+      </w:r>
+      <w:bookmarkEnd w:id="1"/>
       <w:r>
         <w:rPr>
           <w:color w:val="000000"/>
@@ -2107,8 +2149,6 @@
         </w:rPr>
         <w:t xml:space="preserve"> </w:t>
       </w:r>
-      <w:bookmarkStart w:id="1" w:name="_GoBack"/>
-      <w:bookmarkEnd w:id="1"/>
       <w:r>
         <w:rPr>
           <w:u w:val="none"/>

--- a/backend/templates/documents/individual-task.docx
+++ b/backend/templates/documents/individual-task.docx
@@ -1,6 +1,6 @@
 
 <file path=word/document.xml><?xml version="1.0" encoding="utf-8"?>
-<w:document xmlns:wpc="http://schemas.microsoft.com/office/word/2010/wordprocessingCanvas" xmlns:mc="http://schemas.openxmlformats.org/markup-compatibility/2006" xmlns:o="urn:schemas-microsoft-com:office:office" xmlns:r="http://schemas.openxmlformats.org/officeDocument/2006/relationships" xmlns:m="http://schemas.openxmlformats.org/officeDocument/2006/math" xmlns:v="urn:schemas-microsoft-com:vml" xmlns:wp14="http://schemas.microsoft.com/office/word/2010/wordprocessingDrawing" xmlns:wp="http://schemas.openxmlformats.org/drawingml/2006/wordprocessingDrawing" xmlns:w10="urn:schemas-microsoft-com:office:word" xmlns:w="http://schemas.openxmlformats.org/wordprocessingml/2006/main" xmlns:w14="http://schemas.microsoft.com/office/word/2010/wordml" xmlns:wpg="http://schemas.microsoft.com/office/word/2010/wordprocessingGroup" xmlns:wpi="http://schemas.microsoft.com/office/word/2010/wordprocessingInk" xmlns:wne="http://schemas.microsoft.com/office/word/2006/wordml" xmlns:wps="http://schemas.microsoft.com/office/word/2010/wordprocessingShape" mc:Ignorable="w14 wp14">
+<w:document xmlns:wpc="http://schemas.microsoft.com/office/word/2010/wordprocessingCanvas" xmlns:cx="http://schemas.microsoft.com/office/drawing/2014/chartex" xmlns:cx1="http://schemas.microsoft.com/office/drawing/2015/9/8/chartex" xmlns:cx2="http://schemas.microsoft.com/office/drawing/2015/10/21/chartex" xmlns:cx3="http://schemas.microsoft.com/office/drawing/2016/5/9/chartex" xmlns:cx4="http://schemas.microsoft.com/office/drawing/2016/5/10/chartex" xmlns:cx5="http://schemas.microsoft.com/office/drawing/2016/5/11/chartex" xmlns:cx6="http://schemas.microsoft.com/office/drawing/2016/5/12/chartex" xmlns:cx7="http://schemas.microsoft.com/office/drawing/2016/5/13/chartex" xmlns:cx8="http://schemas.microsoft.com/office/drawing/2016/5/14/chartex" xmlns:mc="http://schemas.openxmlformats.org/markup-compatibility/2006" xmlns:aink="http://schemas.microsoft.com/office/drawing/2016/ink" xmlns:am3d="http://schemas.microsoft.com/office/drawing/2017/model3d" xmlns:o="urn:schemas-microsoft-com:office:office" xmlns:oel="http://schemas.microsoft.com/office/2019/extlst" xmlns:r="http://schemas.openxmlformats.org/officeDocument/2006/relationships" xmlns:m="http://schemas.openxmlformats.org/officeDocument/2006/math" xmlns:v="urn:schemas-microsoft-com:vml" xmlns:wp14="http://schemas.microsoft.com/office/word/2010/wordprocessingDrawing" xmlns:wp="http://schemas.openxmlformats.org/drawingml/2006/wordprocessingDrawing" xmlns:w10="urn:schemas-microsoft-com:office:word" xmlns:w="http://schemas.openxmlformats.org/wordprocessingml/2006/main" xmlns:w14="http://schemas.microsoft.com/office/word/2010/wordml" xmlns:w15="http://schemas.microsoft.com/office/word/2012/wordml" xmlns:w16cex="http://schemas.microsoft.com/office/word/2018/wordml/cex" xmlns:w16cid="http://schemas.microsoft.com/office/word/2016/wordml/cid" xmlns:w16="http://schemas.microsoft.com/office/word/2018/wordml" xmlns:w16du="http://schemas.microsoft.com/office/word/2023/wordml/word16du" xmlns:w16sdtdh="http://schemas.microsoft.com/office/word/2020/wordml/sdtdatahash" xmlns:w16sdtfl="http://schemas.microsoft.com/office/word/2024/wordml/sdtformatlock" xmlns:w16se="http://schemas.microsoft.com/office/word/2015/wordml/symex" xmlns:wpg="http://schemas.microsoft.com/office/word/2010/wordprocessingGroup" xmlns:wpi="http://schemas.microsoft.com/office/word/2010/wordprocessingInk" xmlns:wne="http://schemas.microsoft.com/office/word/2006/wordml" xmlns:wps="http://schemas.microsoft.com/office/word/2010/wordprocessingShape" mc:Ignorable="w14 w15 w16se w16cid w16 w16cex w16sdtdh w16sdtfl w16du wp14">
   <w:body>
     <w:p>
       <w:pPr>
@@ -122,35 +122,6 @@
             <w:bookmarkEnd w:id="0"/>
             <w:r>
               <w:rPr>
-                <w:noProof/>
-              </w:rPr>
-              <w:pict w14:anchorId="04A63473">
-                <v:shapetype id="_x0000_t75" coordsize="21600,21600" o:spt="75" o:preferrelative="t" path="m@4@5l@4@11@9@11@9@5xe" filled="f" stroked="f">
-                  <v:stroke joinstyle="miter"/>
-                  <v:formulas>
-                    <v:f eqn="if lineDrawn pixelLineWidth 0"/>
-                    <v:f eqn="sum @0 1 0"/>
-                    <v:f eqn="sum 0 0 @1"/>
-                    <v:f eqn="prod @2 1 2"/>
-                    <v:f eqn="prod @3 21600 pixelWidth"/>
-                    <v:f eqn="prod @3 21600 pixelHeight"/>
-                    <v:f eqn="sum @0 0 1"/>
-                    <v:f eqn="prod @6 1 2"/>
-                    <v:f eqn="prod @7 21600 pixelWidth"/>
-                    <v:f eqn="sum @8 21600 0"/>
-                    <v:f eqn="prod @7 21600 pixelHeight"/>
-                    <v:f eqn="sum @10 21600 0"/>
-                  </v:formulas>
-                  <v:path o:extrusionok="f" gradientshapeok="t" o:connecttype="rect"/>
-                  <o:lock v:ext="edit" aspectratio="t"/>
-                </v:shapetype>
-                <v:shape id="_x0000_s1026" type="#_x0000_t75" style="position:absolute;margin-left:-24.95pt;margin-top:44.75pt;width:127.7pt;height:43.2pt;z-index:251659264;mso-position-horizontal-relative:text;mso-position-vertical-relative:text;mso-width-relative:page;mso-height-relative:page" o:allowincell="f">
-                  <v:imagedata r:id="rId6" o:title="Подпись Езуб"/>
-                </v:shape>
-              </w:pict>
-            </w:r>
-            <w:r>
-              <w:rPr>
                 <w:sz w:val="28"/>
                 <w:szCs w:val="28"/>
                 <w:u w:val="none"/>
@@ -164,34 +135,33 @@
                 <w:szCs w:val="28"/>
                 <w:lang w:val="en-US"/>
               </w:rPr>
-              <w:t>{{</w:t>
-            </w:r>
-            <w:proofErr w:type="spellStart"/>
+              <w:t>{{practice_start_day}}</w:t>
+            </w:r>
             <w:r>
               <w:rPr>
                 <w:sz w:val="28"/>
                 <w:szCs w:val="28"/>
-                <w:lang w:val="en-US"/>
-              </w:rPr>
-              <w:t>practice_start_day</w:t>
-            </w:r>
-            <w:proofErr w:type="spellEnd"/>
+                <w:u w:val="none"/>
+                <w:lang w:val="en-US"/>
+              </w:rPr>
+              <w:t>»</w:t>
+            </w:r>
             <w:r>
               <w:rPr>
                 <w:sz w:val="28"/>
                 <w:szCs w:val="28"/>
-                <w:lang w:val="en-US"/>
-              </w:rPr>
-              <w:t>}}</w:t>
+                <w:u w:val="none"/>
+                <w:lang w:val="en-US"/>
+              </w:rPr>
+              <w:t xml:space="preserve"> </w:t>
             </w:r>
             <w:r>
               <w:rPr>
                 <w:sz w:val="28"/>
                 <w:szCs w:val="28"/>
-                <w:u w:val="none"/>
-                <w:lang w:val="en-US"/>
-              </w:rPr>
-              <w:t>»</w:t>
+                <w:lang w:val="en-US"/>
+              </w:rPr>
+              <w:t>{{practice_start_month}}</w:t>
             </w:r>
             <w:r>
               <w:rPr>
@@ -200,7 +170,7 @@
                 <w:u w:val="none"/>
                 <w:lang w:val="en-US"/>
               </w:rPr>
-              <w:t xml:space="preserve"> </w:t>
+              <w:t xml:space="preserve"> 20</w:t>
             </w:r>
             <w:r>
               <w:rPr>
@@ -208,60 +178,7 @@
                 <w:szCs w:val="28"/>
                 <w:lang w:val="en-US"/>
               </w:rPr>
-              <w:t>{{</w:t>
-            </w:r>
-            <w:proofErr w:type="spellStart"/>
-            <w:r>
-              <w:rPr>
-                <w:sz w:val="28"/>
-                <w:szCs w:val="28"/>
-                <w:lang w:val="en-US"/>
-              </w:rPr>
-              <w:t>practice_start_month</w:t>
-            </w:r>
-            <w:proofErr w:type="spellEnd"/>
-            <w:r>
-              <w:rPr>
-                <w:sz w:val="28"/>
-                <w:szCs w:val="28"/>
-                <w:lang w:val="en-US"/>
-              </w:rPr>
-              <w:t>}}</w:t>
-            </w:r>
-            <w:r>
-              <w:rPr>
-                <w:sz w:val="28"/>
-                <w:szCs w:val="28"/>
-                <w:u w:val="none"/>
-                <w:lang w:val="en-US"/>
-              </w:rPr>
-              <w:t xml:space="preserve"> 20</w:t>
-            </w:r>
-            <w:r>
-              <w:rPr>
-                <w:sz w:val="28"/>
-                <w:szCs w:val="28"/>
-                <w:lang w:val="en-US"/>
-              </w:rPr>
-              <w:t>{{</w:t>
-            </w:r>
-            <w:proofErr w:type="spellStart"/>
-            <w:r>
-              <w:rPr>
-                <w:sz w:val="28"/>
-                <w:szCs w:val="28"/>
-                <w:lang w:val="en-US"/>
-              </w:rPr>
-              <w:t>practice_start_year_short</w:t>
-            </w:r>
-            <w:proofErr w:type="spellEnd"/>
-            <w:r>
-              <w:rPr>
-                <w:sz w:val="28"/>
-                <w:szCs w:val="28"/>
-                <w:lang w:val="en-US"/>
-              </w:rPr>
-              <w:t>}}</w:t>
+              <w:t>{{practice_start_year_short}}</w:t>
             </w:r>
           </w:p>
         </w:tc>
@@ -337,34 +254,33 @@
                 <w:szCs w:val="28"/>
                 <w:lang w:val="en-US"/>
               </w:rPr>
-              <w:t>{{</w:t>
-            </w:r>
-            <w:proofErr w:type="spellStart"/>
+              <w:t>{{practice_start_day}}</w:t>
+            </w:r>
             <w:r>
               <w:rPr>
                 <w:sz w:val="28"/>
                 <w:szCs w:val="28"/>
-                <w:lang w:val="en-US"/>
-              </w:rPr>
-              <w:t>practice_start_day</w:t>
-            </w:r>
-            <w:proofErr w:type="spellEnd"/>
+                <w:u w:val="none"/>
+                <w:lang w:val="en-US"/>
+              </w:rPr>
+              <w:t>»</w:t>
+            </w:r>
             <w:r>
               <w:rPr>
                 <w:sz w:val="28"/>
                 <w:szCs w:val="28"/>
-                <w:lang w:val="en-US"/>
-              </w:rPr>
-              <w:t>}}</w:t>
+                <w:u w:val="none"/>
+                <w:lang w:val="en-US"/>
+              </w:rPr>
+              <w:t xml:space="preserve"> </w:t>
             </w:r>
             <w:r>
               <w:rPr>
                 <w:sz w:val="28"/>
                 <w:szCs w:val="28"/>
-                <w:u w:val="none"/>
-                <w:lang w:val="en-US"/>
-              </w:rPr>
-              <w:t>»</w:t>
+                <w:lang w:val="en-US"/>
+              </w:rPr>
+              <w:t>{{practice_start_month}}</w:t>
             </w:r>
             <w:r>
               <w:rPr>
@@ -373,7 +289,7 @@
                 <w:u w:val="none"/>
                 <w:lang w:val="en-US"/>
               </w:rPr>
-              <w:t xml:space="preserve"> </w:t>
+              <w:t xml:space="preserve"> 20</w:t>
             </w:r>
             <w:r>
               <w:rPr>
@@ -381,60 +297,7 @@
                 <w:szCs w:val="28"/>
                 <w:lang w:val="en-US"/>
               </w:rPr>
-              <w:t>{{</w:t>
-            </w:r>
-            <w:proofErr w:type="spellStart"/>
-            <w:r>
-              <w:rPr>
-                <w:sz w:val="28"/>
-                <w:szCs w:val="28"/>
-                <w:lang w:val="en-US"/>
-              </w:rPr>
-              <w:t>practice_start_month</w:t>
-            </w:r>
-            <w:proofErr w:type="spellEnd"/>
-            <w:r>
-              <w:rPr>
-                <w:sz w:val="28"/>
-                <w:szCs w:val="28"/>
-                <w:lang w:val="en-US"/>
-              </w:rPr>
-              <w:t>}}</w:t>
-            </w:r>
-            <w:r>
-              <w:rPr>
-                <w:sz w:val="28"/>
-                <w:szCs w:val="28"/>
-                <w:u w:val="none"/>
-                <w:lang w:val="en-US"/>
-              </w:rPr>
-              <w:t xml:space="preserve"> 20</w:t>
-            </w:r>
-            <w:r>
-              <w:rPr>
-                <w:sz w:val="28"/>
-                <w:szCs w:val="28"/>
-                <w:lang w:val="en-US"/>
-              </w:rPr>
-              <w:t>{{</w:t>
-            </w:r>
-            <w:proofErr w:type="spellStart"/>
-            <w:r>
-              <w:rPr>
-                <w:sz w:val="28"/>
-                <w:szCs w:val="28"/>
-                <w:lang w:val="en-US"/>
-              </w:rPr>
-              <w:t>practice_start_year_short</w:t>
-            </w:r>
-            <w:proofErr w:type="spellEnd"/>
-            <w:r>
-              <w:rPr>
-                <w:sz w:val="28"/>
-                <w:szCs w:val="28"/>
-                <w:lang w:val="en-US"/>
-              </w:rPr>
-              <w:t>}}</w:t>
+              <w:t>{{practice_start_year_short}}</w:t>
             </w:r>
           </w:p>
         </w:tc>
@@ -451,7 +314,6 @@
                 <w:u w:val="none"/>
               </w:rPr>
             </w:pPr>
-            <w:proofErr w:type="gramStart"/>
             <w:r>
               <w:rPr>
                 <w:color w:val="000000"/>
@@ -459,39 +321,21 @@
                 <w:szCs w:val="20"/>
                 <w:u w:val="none"/>
               </w:rPr>
-              <w:t>Ответственный</w:t>
-            </w:r>
-            <w:proofErr w:type="gramEnd"/>
+              <w:t xml:space="preserve">Ответственный за практику на предприятии </w:t>
+            </w:r>
             <w:r>
               <w:rPr>
                 <w:color w:val="000000"/>
-                <w:sz w:val="20"/>
-                <w:szCs w:val="20"/>
-                <w:u w:val="none"/>
-              </w:rPr>
-              <w:t xml:space="preserve"> за практику на предприятии </w:t>
+                <w:u w:val="none"/>
+              </w:rPr>
+              <w:t xml:space="preserve">__________                     </w:t>
             </w:r>
             <w:r>
               <w:rPr>
                 <w:color w:val="000000"/>
-                <w:u w:val="none"/>
-              </w:rPr>
-              <w:t xml:space="preserve">__________                     </w:t>
-            </w:r>
-            <w:r>
-              <w:rPr>
-                <w:color w:val="000000"/>
-              </w:rPr>
-              <w:t xml:space="preserve">А.С. </w:t>
-            </w:r>
-            <w:proofErr w:type="spellStart"/>
-            <w:r>
-              <w:rPr>
-                <w:color w:val="000000"/>
-              </w:rPr>
-              <w:t>Езуб</w:t>
-            </w:r>
-            <w:proofErr w:type="spellEnd"/>
+              </w:rPr>
+              <w:t>А.С. Езуб</w:t>
+            </w:r>
           </w:p>
           <w:p>
             <w:pPr>
@@ -550,25 +394,7 @@
                 <w:szCs w:val="20"/>
                 <w:u w:val="none"/>
               </w:rPr>
-              <w:t>Зав. кафедрой/</w:t>
-            </w:r>
-            <w:proofErr w:type="gramStart"/>
-            <w:r>
-              <w:rPr>
-                <w:sz w:val="20"/>
-                <w:szCs w:val="20"/>
-                <w:u w:val="none"/>
-              </w:rPr>
-              <w:t>Ответственный</w:t>
-            </w:r>
-            <w:proofErr w:type="gramEnd"/>
-            <w:r>
-              <w:rPr>
-                <w:sz w:val="20"/>
-                <w:szCs w:val="20"/>
-                <w:u w:val="none"/>
-              </w:rPr>
-              <w:t xml:space="preserve"> за практику/РОП</w:t>
+              <w:t>Зав. кафедрой/Ответственный за практику/РОП</w:t>
             </w:r>
           </w:p>
           <w:p>
@@ -688,15 +514,7 @@
         <w:t xml:space="preserve">Институт </w:t>
       </w:r>
       <w:r>
-        <w:t>{{</w:t>
-      </w:r>
-      <w:proofErr w:type="spellStart"/>
-      <w:r>
-        <w:t>institute_abbr</w:t>
-      </w:r>
-      <w:proofErr w:type="spellEnd"/>
-      <w:r>
-        <w:t>}}</w:t>
+        <w:t>{{institute_abbr}}</w:t>
       </w:r>
       <w:r>
         <w:rPr>
@@ -705,15 +523,7 @@
         <w:t xml:space="preserve"> Группа </w:t>
       </w:r>
       <w:r>
-        <w:t>{{</w:t>
-      </w:r>
-      <w:proofErr w:type="spellStart"/>
-      <w:r>
-        <w:t>group</w:t>
-      </w:r>
-      <w:proofErr w:type="spellEnd"/>
-      <w:r>
-        <w:t>}}</w:t>
+        <w:t>{{group}}</w:t>
       </w:r>
       <w:r>
         <w:rPr>
@@ -736,23 +546,7 @@
         <w:t xml:space="preserve">Код, наименование направления </w:t>
       </w:r>
       <w:r>
-        <w:t>{{</w:t>
-      </w:r>
-      <w:proofErr w:type="spellStart"/>
-      <w:r>
-        <w:t>direction_code</w:t>
-      </w:r>
-      <w:proofErr w:type="spellEnd"/>
-      <w:r>
-        <w:t>}} {{</w:t>
-      </w:r>
-      <w:proofErr w:type="spellStart"/>
-      <w:r>
-        <w:t>direction_name</w:t>
-      </w:r>
-      <w:proofErr w:type="spellEnd"/>
-      <w:r>
-        <w:t>}}</w:t>
+        <w:t>{{direction_code}} {{direction_name}}</w:t>
       </w:r>
     </w:p>
     <w:p>
@@ -763,15 +557,7 @@
         <w:t>Наименование образовательной программы/Наименование магистерской программы</w:t>
       </w:r>
       <w:r>
-        <w:t xml:space="preserve"> {{</w:t>
-      </w:r>
-      <w:proofErr w:type="spellStart"/>
-      <w:r>
-        <w:t>program_name</w:t>
-      </w:r>
-      <w:proofErr w:type="spellEnd"/>
-      <w:r>
-        <w:t>}}</w:t>
+        <w:t xml:space="preserve"> {{program_name}}</w:t>
       </w:r>
     </w:p>
     <w:p>
@@ -836,7 +622,6 @@
         </w:rPr>
         <w:t>{{</w:t>
       </w:r>
-      <w:proofErr w:type="spellStart"/>
       <w:r>
         <w:rPr>
           <w:b/>
@@ -846,7 +631,6 @@
         </w:rPr>
         <w:t>student_fio_genitive</w:t>
       </w:r>
-      <w:proofErr w:type="spellEnd"/>
       <w:r>
         <w:rPr>
           <w:b/>
@@ -891,15 +675,7 @@
         <w:t xml:space="preserve">1. Тема задания на практику </w:t>
       </w:r>
       <w:r>
-        <w:t>«{{</w:t>
-      </w:r>
-      <w:proofErr w:type="spellStart"/>
-      <w:r>
-        <w:t>practice_topic</w:t>
-      </w:r>
-      <w:proofErr w:type="spellEnd"/>
-      <w:r>
-        <w:t>}}»</w:t>
+        <w:t>«{{practice_topic}}»</w:t>
       </w:r>
       <w:r>
         <w:tab/>
@@ -935,35 +711,7 @@
         <w:rPr>
           <w:u w:val="none"/>
         </w:rPr>
-        <w:t>2. Срок практики: с {{</w:t>
-      </w:r>
-      <w:proofErr w:type="spellStart"/>
-      <w:r>
-        <w:rPr>
-          <w:u w:val="none"/>
-        </w:rPr>
-        <w:t>practice_start</w:t>
-      </w:r>
-      <w:proofErr w:type="spellEnd"/>
-      <w:r>
-        <w:rPr>
-          <w:u w:val="none"/>
-        </w:rPr>
-        <w:t>}} по {{</w:t>
-      </w:r>
-      <w:proofErr w:type="spellStart"/>
-      <w:r>
-        <w:rPr>
-          <w:u w:val="none"/>
-        </w:rPr>
-        <w:t>practice_end</w:t>
-      </w:r>
-      <w:proofErr w:type="spellEnd"/>
-      <w:r>
-        <w:rPr>
-          <w:u w:val="none"/>
-        </w:rPr>
-        <w:t>}}</w:t>
+        <w:t>2. Срок практики: с {{practice_start}} по {{practice_end}}</w:t>
       </w:r>
     </w:p>
     <w:p>
@@ -980,15 +728,7 @@
         <w:t xml:space="preserve">3. Место прохождения практики: </w:t>
       </w:r>
       <w:r>
-        <w:t xml:space="preserve">ИП </w:t>
-      </w:r>
-      <w:proofErr w:type="spellStart"/>
-      <w:r>
-        <w:t>Езуб</w:t>
-      </w:r>
-      <w:proofErr w:type="spellEnd"/>
-      <w:r>
-        <w:t xml:space="preserve"> Антон Сергеевич, удаленное прохождение</w:t>
+        <w:t>ИП Езуб Антон Сергеевич, удаленное прохождение</w:t>
       </w:r>
       <w:r>
         <w:rPr>
@@ -1063,21 +803,7 @@
         <w:rPr>
           <w:u w:val="none"/>
         </w:rPr>
-        <w:t>{{</w:t>
-      </w:r>
-      <w:proofErr w:type="spellStart"/>
-      <w:r>
-        <w:rPr>
-          <w:u w:val="none"/>
-        </w:rPr>
-        <w:t>practice_type</w:t>
-      </w:r>
-      <w:proofErr w:type="spellEnd"/>
-      <w:r>
-        <w:rPr>
-          <w:u w:val="none"/>
-        </w:rPr>
-        <w:t>}}</w:t>
+        <w:t>{{practice_type}}</w:t>
       </w:r>
     </w:p>
     <w:p>
@@ -1356,25 +1082,7 @@
                 <w:szCs w:val="18"/>
                 <w:u w:val="none"/>
               </w:rPr>
-              <w:t xml:space="preserve">Усвоение правил внутреннего трудового распорядка Профильной организации; правил по охране труда и технике безопасности, санитарно-эпидемиологических правил, режима конфиденциальности, принятого в Профильной организации. Обсуждение с руководителем практики от Профильной организации темы индивидуального задания на практическую подготовку в организации, уточнение ее формулировки, составление конкретного последовательного перечня работ, </w:t>
-            </w:r>
-            <w:proofErr w:type="gramStart"/>
-            <w:r>
-              <w:rPr>
-                <w:sz w:val="18"/>
-                <w:szCs w:val="18"/>
-                <w:u w:val="none"/>
-              </w:rPr>
-              <w:t>необходимых</w:t>
-            </w:r>
-            <w:proofErr w:type="gramEnd"/>
-            <w:r>
-              <w:rPr>
-                <w:sz w:val="18"/>
-                <w:szCs w:val="18"/>
-                <w:u w:val="none"/>
-              </w:rPr>
-              <w:t xml:space="preserve"> для выполнения задания.</w:t>
+              <w:t>Усвоение правил внутреннего трудового распорядка Профильной организации; правил по охране труда и технике безопасности, санитарно-эпидемиологических правил, режима конфиденциальности, принятого в Профильной организации. Обсуждение с руководителем практики от Профильной организации темы индивидуального задания на практическую подготовку в организации, уточнение ее формулировки, составление конкретного последовательного перечня работ, необходимых для выполнения задания.</w:t>
             </w:r>
           </w:p>
         </w:tc>
@@ -1398,25 +1106,7 @@
                 <w:szCs w:val="18"/>
                 <w:u w:val="none"/>
               </w:rPr>
-              <w:t>с   {{</w:t>
-            </w:r>
-            <w:proofErr w:type="spellStart"/>
-            <w:r>
-              <w:rPr>
-                <w:sz w:val="18"/>
-                <w:szCs w:val="18"/>
-                <w:u w:val="none"/>
-              </w:rPr>
-              <w:t>practice_start</w:t>
-            </w:r>
-            <w:proofErr w:type="spellEnd"/>
-            <w:r>
-              <w:rPr>
-                <w:sz w:val="18"/>
-                <w:szCs w:val="18"/>
-                <w:u w:val="none"/>
-              </w:rPr>
-              <w:t>}}</w:t>
+              <w:t>с   {{practice_start}}</w:t>
             </w:r>
           </w:p>
           <w:p>
@@ -1452,18 +1142,8 @@
                 <w:szCs w:val="18"/>
                 <w:u w:val="none"/>
               </w:rPr>
-              <w:t>по {{</w:t>
-            </w:r>
-            <w:proofErr w:type="spellStart"/>
-            <w:r>
-              <w:rPr>
-                <w:sz w:val="18"/>
-                <w:szCs w:val="18"/>
-                <w:u w:val="none"/>
-              </w:rPr>
-              <w:t>practice</w:t>
-            </w:r>
-            <w:proofErr w:type="spellEnd"/>
+              <w:t>по {{practice</w:t>
+            </w:r>
             <w:r>
               <w:rPr>
                 <w:sz w:val="18"/>
@@ -1570,25 +1250,7 @@
                 <w:szCs w:val="18"/>
                 <w:u w:val="none"/>
               </w:rPr>
-              <w:t>{{</w:t>
-            </w:r>
-            <w:proofErr w:type="spellStart"/>
-            <w:r>
-              <w:rPr>
-                <w:sz w:val="18"/>
-                <w:szCs w:val="18"/>
-                <w:u w:val="none"/>
-              </w:rPr>
-              <w:t>main_stage_tasks</w:t>
-            </w:r>
-            <w:proofErr w:type="spellEnd"/>
-            <w:r>
-              <w:rPr>
-                <w:sz w:val="18"/>
-                <w:szCs w:val="18"/>
-                <w:u w:val="none"/>
-              </w:rPr>
-              <w:t>}}</w:t>
+              <w:t>{{main_stage_tasks}}</w:t>
             </w:r>
           </w:p>
         </w:tc>
@@ -1786,27 +1448,7 @@
                 <w:u w:val="none"/>
                 <w:lang w:val="en-US"/>
               </w:rPr>
-              <w:t xml:space="preserve"> {{</w:t>
-            </w:r>
-            <w:proofErr w:type="spellStart"/>
-            <w:r>
-              <w:rPr>
-                <w:sz w:val="18"/>
-                <w:szCs w:val="18"/>
-                <w:u w:val="none"/>
-                <w:lang w:val="en-US"/>
-              </w:rPr>
-              <w:t>practice_end</w:t>
-            </w:r>
-            <w:proofErr w:type="spellEnd"/>
-            <w:r>
-              <w:rPr>
-                <w:sz w:val="18"/>
-                <w:szCs w:val="18"/>
-                <w:u w:val="none"/>
-                <w:lang w:val="en-US"/>
-              </w:rPr>
-              <w:t>}}</w:t>
+              <w:t xml:space="preserve"> {{practice_end}}</w:t>
             </w:r>
           </w:p>
           <w:p>
@@ -1894,19 +1536,6 @@
           <w:color w:val="000000"/>
         </w:rPr>
       </w:pPr>
-      <w:bookmarkStart w:id="1" w:name="_GoBack"/>
-      <w:r>
-        <w:rPr>
-          <w:noProof/>
-        </w:rPr>
-        <w:pict w14:anchorId="1F651E43">
-          <v:shape id="_x0000_s1027" type="#_x0000_t75" style="position:absolute;margin-left:196.1pt;margin-top:7.05pt;width:127.7pt;height:43.2pt;z-index:251661312;mso-position-horizontal-relative:text;mso-position-vertical-relative:text;mso-width-relative:page;mso-height-relative:page" o:allowincell="f">
-            <v:imagedata r:id="rId6" o:title="Подпись Езуб"/>
-            <w10:anchorlock/>
-          </v:shape>
-        </w:pict>
-      </w:r>
-      <w:bookmarkEnd w:id="1"/>
       <w:r>
         <w:rPr>
           <w:color w:val="000000"/>
@@ -2038,19 +1667,11 @@
         </w:rPr>
         <w:t xml:space="preserve">Руководитель от предприятия (организации)   __________                </w:t>
       </w:r>
-      <w:proofErr w:type="spellStart"/>
-      <w:r>
-        <w:rPr>
-          <w:color w:val="000000"/>
-        </w:rPr>
-        <w:t>Езуб</w:t>
-      </w:r>
-      <w:proofErr w:type="spellEnd"/>
-      <w:r>
-        <w:rPr>
-          <w:color w:val="000000"/>
-        </w:rPr>
-        <w:t xml:space="preserve"> Антон Сергеевич</w:t>
+      <w:r>
+        <w:rPr>
+          <w:color w:val="000000"/>
+        </w:rPr>
+        <w:t>Езуб Антон Сергеевич</w:t>
       </w:r>
       <w:r>
         <w:rPr>
@@ -2156,15 +1777,7 @@
         <w:t xml:space="preserve">(студент)           __________                </w:t>
       </w:r>
       <w:r>
-        <w:t>{{</w:t>
-      </w:r>
-      <w:proofErr w:type="spellStart"/>
-      <w:r>
-        <w:t>student_fio</w:t>
-      </w:r>
-      <w:proofErr w:type="spellEnd"/>
-      <w:r>
-        <w:t>}}</w:t>
+        <w:t>{{student_fio}}</w:t>
       </w:r>
       <w:r>
         <w:rPr>
@@ -2255,7 +1868,7 @@
 </file>
 
 <file path=word/styles.xml><?xml version="1.0" encoding="utf-8"?>
-<w:styles xmlns:mc="http://schemas.openxmlformats.org/markup-compatibility/2006" xmlns:r="http://schemas.openxmlformats.org/officeDocument/2006/relationships" xmlns:w="http://schemas.openxmlformats.org/wordprocessingml/2006/main" xmlns:w14="http://schemas.microsoft.com/office/word/2010/wordml" mc:Ignorable="w14">
+<w:styles xmlns:mc="http://schemas.openxmlformats.org/markup-compatibility/2006" xmlns:r="http://schemas.openxmlformats.org/officeDocument/2006/relationships" xmlns:w="http://schemas.openxmlformats.org/wordprocessingml/2006/main" xmlns:w14="http://schemas.microsoft.com/office/word/2010/wordml" xmlns:w15="http://schemas.microsoft.com/office/word/2012/wordml" xmlns:w16cex="http://schemas.microsoft.com/office/word/2018/wordml/cex" xmlns:w16cid="http://schemas.microsoft.com/office/word/2016/wordml/cid" xmlns:w16="http://schemas.microsoft.com/office/word/2018/wordml" xmlns:w16du="http://schemas.microsoft.com/office/word/2023/wordml/word16du" xmlns:w16sdtdh="http://schemas.microsoft.com/office/word/2020/wordml/sdtdatahash" xmlns:w16sdtfl="http://schemas.microsoft.com/office/word/2024/wordml/sdtformatlock" xmlns:w16se="http://schemas.microsoft.com/office/word/2015/wordml/symex" mc:Ignorable="w14 w15 w16se w16cid w16 w16cex w16sdtdh w16sdtfl w16du">
   <w:docDefaults>
     <w:rPrDefault>
       <w:rPr>
@@ -2265,327 +1878,383 @@
     </w:rPrDefault>
     <w:pPrDefault/>
   </w:docDefaults>
-  <w:latentStyles w:defLockedState="0" w:defUIPriority="99" w:defSemiHidden="1" w:defUnhideWhenUsed="1" w:defQFormat="0" w:count="267">
-    <w:lsdException w:name="Normal" w:semiHidden="0" w:uiPriority="0" w:unhideWhenUsed="0" w:qFormat="1"/>
-    <w:lsdException w:name="heading 1" w:semiHidden="0" w:uiPriority="9" w:unhideWhenUsed="0" w:qFormat="1"/>
-    <w:lsdException w:name="heading 2" w:uiPriority="9" w:qFormat="1"/>
-    <w:lsdException w:name="heading 3" w:uiPriority="9" w:qFormat="1"/>
-    <w:lsdException w:name="heading 4" w:uiPriority="9" w:qFormat="1"/>
-    <w:lsdException w:name="heading 5" w:uiPriority="9" w:qFormat="1"/>
-    <w:lsdException w:name="heading 6" w:uiPriority="9" w:qFormat="1"/>
-    <w:lsdException w:name="heading 7" w:uiPriority="9" w:qFormat="1"/>
-    <w:lsdException w:name="heading 8" w:uiPriority="9" w:qFormat="1"/>
-    <w:lsdException w:name="heading 9" w:uiPriority="9" w:qFormat="1"/>
-    <w:lsdException w:name="toc 1" w:uiPriority="39"/>
-    <w:lsdException w:name="toc 2" w:uiPriority="39"/>
-    <w:lsdException w:name="toc 3" w:uiPriority="39"/>
-    <w:lsdException w:name="toc 4" w:uiPriority="39"/>
-    <w:lsdException w:name="toc 5" w:uiPriority="39"/>
-    <w:lsdException w:name="toc 6" w:uiPriority="39"/>
-    <w:lsdException w:name="toc 7" w:uiPriority="39"/>
-    <w:lsdException w:name="toc 8" w:uiPriority="39"/>
-    <w:lsdException w:name="toc 9" w:uiPriority="39"/>
-    <w:lsdException w:name="caption" w:uiPriority="35" w:qFormat="1"/>
-    <w:lsdException w:name="Title" w:semiHidden="0" w:uiPriority="10" w:unhideWhenUsed="0" w:qFormat="1"/>
-    <w:lsdException w:name="Default Paragraph Font" w:uiPriority="1" w:qFormat="1"/>
-    <w:lsdException w:name="Subtitle" w:semiHidden="0" w:uiPriority="11" w:unhideWhenUsed="0" w:qFormat="1"/>
-    <w:lsdException w:name="Strong" w:semiHidden="0" w:uiPriority="22" w:unhideWhenUsed="0" w:qFormat="1"/>
-    <w:lsdException w:name="Emphasis" w:semiHidden="0" w:uiPriority="20" w:unhideWhenUsed="0" w:qFormat="1"/>
-    <w:lsdException w:name="Normal Table" w:qFormat="1"/>
-    <w:lsdException w:name="Table Grid" w:semiHidden="0" w:uiPriority="39" w:unhideWhenUsed="0"/>
-    <w:lsdException w:name="Subtle Emphasis" w:semiHidden="0" w:uiPriority="19" w:unhideWhenUsed="0" w:qFormat="1"/>
-    <w:lsdException w:name="Intense Emphasis" w:semiHidden="0" w:uiPriority="21" w:unhideWhenUsed="0" w:qFormat="1"/>
-    <w:lsdException w:name="Subtle Reference" w:semiHidden="0" w:uiPriority="31" w:unhideWhenUsed="0" w:qFormat="1"/>
-    <w:lsdException w:name="Intense Reference" w:semiHidden="0" w:uiPriority="32" w:unhideWhenUsed="0" w:qFormat="1"/>
-    <w:lsdException w:name="Book Title" w:semiHidden="0" w:uiPriority="33" w:unhideWhenUsed="0" w:qFormat="1"/>
-    <w:lsdException w:name="Bibliography" w:uiPriority="37"/>
-    <w:lsdException w:name="TOC Heading" w:uiPriority="39" w:qFormat="1"/>
-  </w:latentStyles>
-  <w:style w:type="paragraph" w:default="1" w:styleId="a">
-    <w:name w:val="Normal"/>
-    <w:qFormat/>
-    <w:rPr>
-      <w:rFonts w:eastAsia="Times New Roman"/>
-      <w:sz w:val="22"/>
-      <w:szCs w:val="22"/>
-      <w:u w:val="single"/>
-      <w:lang w:val="ru"/>
-    </w:rPr>
-  </w:style>
-  <w:style w:type="paragraph" w:styleId="1">
-    <w:name w:val="heading 1"/>
-    <w:basedOn w:val="a"/>
-    <w:next w:val="a"/>
-    <w:uiPriority w:val="9"/>
-    <w:qFormat/>
-    <w:pPr>
-      <w:keepNext/>
-      <w:keepLines/>
-      <w:spacing w:before="480" w:after="120"/>
-      <w:outlineLvl w:val="0"/>
-    </w:pPr>
-    <w:rPr>
-      <w:b/>
-      <w:bCs/>
-      <w:sz w:val="48"/>
-      <w:szCs w:val="48"/>
-    </w:rPr>
-  </w:style>
-  <w:style w:type="paragraph" w:styleId="2">
-    <w:name w:val="heading 2"/>
-    <w:basedOn w:val="a"/>
-    <w:next w:val="a"/>
-    <w:uiPriority w:val="9"/>
-    <w:semiHidden/>
-    <w:unhideWhenUsed/>
-    <w:qFormat/>
-    <w:pPr>
-      <w:keepNext/>
-      <w:keepLines/>
-      <w:spacing w:before="360" w:after="80"/>
-      <w:outlineLvl w:val="1"/>
-    </w:pPr>
-    <w:rPr>
-      <w:b/>
-      <w:bCs/>
-      <w:sz w:val="36"/>
-      <w:szCs w:val="36"/>
-    </w:rPr>
-  </w:style>
-  <w:style w:type="paragraph" w:styleId="3">
-    <w:name w:val="heading 3"/>
-    <w:basedOn w:val="a"/>
-    <w:next w:val="a"/>
-    <w:uiPriority w:val="9"/>
-    <w:semiHidden/>
-    <w:unhideWhenUsed/>
-    <w:qFormat/>
-    <w:pPr>
-      <w:keepNext/>
-      <w:keepLines/>
-      <w:spacing w:before="280" w:after="80"/>
-      <w:outlineLvl w:val="2"/>
-    </w:pPr>
-    <w:rPr>
-      <w:b/>
-      <w:bCs/>
-      <w:sz w:val="28"/>
-      <w:szCs w:val="28"/>
-    </w:rPr>
-  </w:style>
-  <w:style w:type="paragraph" w:styleId="4">
-    <w:name w:val="heading 4"/>
-    <w:basedOn w:val="a"/>
-    <w:next w:val="a"/>
-    <w:uiPriority w:val="9"/>
-    <w:semiHidden/>
-    <w:unhideWhenUsed/>
-    <w:qFormat/>
-    <w:pPr>
-      <w:keepNext/>
-      <w:keepLines/>
-      <w:spacing w:before="240" w:after="40"/>
-      <w:outlineLvl w:val="3"/>
-    </w:pPr>
-    <w:rPr>
-      <w:b/>
-      <w:bCs/>
-      <w:sz w:val="24"/>
-      <w:szCs w:val="24"/>
-    </w:rPr>
-  </w:style>
-  <w:style w:type="paragraph" w:styleId="5">
-    <w:name w:val="heading 5"/>
-    <w:basedOn w:val="a"/>
-    <w:next w:val="a"/>
-    <w:uiPriority w:val="9"/>
-    <w:semiHidden/>
-    <w:unhideWhenUsed/>
-    <w:qFormat/>
-    <w:pPr>
-      <w:keepNext/>
-      <w:keepLines/>
-      <w:spacing w:before="220" w:after="40"/>
-      <w:outlineLvl w:val="4"/>
-    </w:pPr>
-    <w:rPr>
-      <w:b/>
-      <w:bCs/>
-    </w:rPr>
-  </w:style>
-  <w:style w:type="paragraph" w:styleId="6">
-    <w:name w:val="heading 6"/>
-    <w:basedOn w:val="a"/>
-    <w:next w:val="a"/>
-    <w:uiPriority w:val="9"/>
-    <w:semiHidden/>
-    <w:unhideWhenUsed/>
-    <w:qFormat/>
-    <w:pPr>
-      <w:keepNext/>
-      <w:keepLines/>
-      <w:spacing w:before="200" w:after="40"/>
-      <w:outlineLvl w:val="5"/>
-    </w:pPr>
-    <w:rPr>
-      <w:b/>
-      <w:bCs/>
-      <w:sz w:val="20"/>
-      <w:szCs w:val="20"/>
-    </w:rPr>
-  </w:style>
-  <w:style w:type="character" w:default="1" w:styleId="a0">
-    <w:name w:val="Default Paragraph Font"/>
-    <w:uiPriority w:val="1"/>
-    <w:semiHidden/>
-    <w:unhideWhenUsed/>
-  </w:style>
-  <w:style w:type="table" w:default="1" w:styleId="a1">
-    <w:name w:val="Normal Table"/>
-    <w:uiPriority w:val="99"/>
-    <w:semiHidden/>
-    <w:unhideWhenUsed/>
-    <w:tblPr>
-      <w:tblInd w:w="0" w:type="dxa"/>
-      <w:tblCellMar>
-        <w:top w:w="0" w:type="dxa"/>
-        <w:left w:w="108" w:type="dxa"/>
-        <w:bottom w:w="0" w:type="dxa"/>
-        <w:right w:w="108" w:type="dxa"/>
-      </w:tblCellMar>
-    </w:tblPr>
-  </w:style>
-  <w:style w:type="numbering" w:default="1" w:styleId="a2">
-    <w:name w:val="No List"/>
-    <w:uiPriority w:val="99"/>
-    <w:semiHidden/>
-    <w:unhideWhenUsed/>
-  </w:style>
-  <w:style w:type="paragraph" w:styleId="a3">
-    <w:name w:val="Title"/>
-    <w:basedOn w:val="a"/>
-    <w:next w:val="a"/>
-    <w:uiPriority w:val="10"/>
-    <w:qFormat/>
-    <w:pPr>
-      <w:keepNext/>
-      <w:keepLines/>
-      <w:spacing w:before="480" w:after="120"/>
-    </w:pPr>
-    <w:rPr>
-      <w:b/>
-      <w:bCs/>
-      <w:sz w:val="72"/>
-      <w:szCs w:val="72"/>
-    </w:rPr>
-  </w:style>
-  <w:style w:type="paragraph" w:styleId="a4">
-    <w:name w:val="Subtitle"/>
-    <w:basedOn w:val="a"/>
-    <w:next w:val="a"/>
-    <w:uiPriority w:val="11"/>
-    <w:qFormat/>
-    <w:pPr>
-      <w:keepNext/>
-      <w:keepLines/>
-      <w:spacing w:before="360" w:after="80"/>
-    </w:pPr>
-    <w:rPr>
-      <w:rFonts w:ascii="Georgia" w:eastAsia="Georgia" w:hAnsi="Georgia" w:cs="Georgia"/>
-      <w:i/>
-      <w:iCs/>
-      <w:color w:val="666666"/>
-      <w:sz w:val="48"/>
-      <w:szCs w:val="48"/>
-    </w:rPr>
-  </w:style>
-  <w:style w:type="table" w:customStyle="1" w:styleId="TableNormal">
-    <w:name w:val="TableNormal"/>
-    <w:qFormat/>
-    <w:tblPr>
-      <w:tblCellMar>
-        <w:top w:w="100" w:type="dxa"/>
-        <w:left w:w="100" w:type="dxa"/>
-        <w:bottom w:w="100" w:type="dxa"/>
-        <w:right w:w="100" w:type="dxa"/>
-      </w:tblCellMar>
-    </w:tblPr>
-  </w:style>
-  <w:style w:type="table" w:customStyle="1" w:styleId="Style12">
-    <w:name w:val="_Style 12"/>
-    <w:basedOn w:val="TableNormal"/>
-    <w:qFormat/>
-    <w:tblPr>
-      <w:tblCellMar>
-        <w:top w:w="0" w:type="dxa"/>
-        <w:left w:w="108" w:type="dxa"/>
-        <w:bottom w:w="0" w:type="dxa"/>
-        <w:right w:w="108" w:type="dxa"/>
-      </w:tblCellMar>
-    </w:tblPr>
-  </w:style>
-  <w:style w:type="table" w:customStyle="1" w:styleId="Style13">
-    <w:name w:val="_Style 13"/>
-    <w:basedOn w:val="TableNormal"/>
-    <w:qFormat/>
-    <w:tblPr>
-      <w:tblCellMar>
-        <w:top w:w="0" w:type="dxa"/>
-        <w:left w:w="115" w:type="dxa"/>
-        <w:bottom w:w="0" w:type="dxa"/>
-        <w:right w:w="115" w:type="dxa"/>
-      </w:tblCellMar>
-    </w:tblPr>
-  </w:style>
-</w:styles>
-</file>
-
-<file path=word/stylesWithEffects.xml><?xml version="1.0" encoding="utf-8"?>
-<w:styles xmlns:wpc="http://schemas.microsoft.com/office/word/2010/wordprocessingCanvas" xmlns:mc="http://schemas.openxmlformats.org/markup-compatibility/2006" xmlns:o="urn:schemas-microsoft-com:office:office" xmlns:r="http://schemas.openxmlformats.org/officeDocument/2006/relationships" xmlns:m="http://schemas.openxmlformats.org/officeDocument/2006/math" xmlns:v="urn:schemas-microsoft-com:vml" xmlns:wp14="http://schemas.microsoft.com/office/word/2010/wordprocessingDrawing" xmlns:wp="http://schemas.openxmlformats.org/drawingml/2006/wordprocessingDrawing" xmlns:w10="urn:schemas-microsoft-com:office:word" xmlns:w="http://schemas.openxmlformats.org/wordprocessingml/2006/main" xmlns:w14="http://schemas.microsoft.com/office/word/2010/wordml" xmlns:wpg="http://schemas.microsoft.com/office/word/2010/wordprocessingGroup" xmlns:wpi="http://schemas.microsoft.com/office/word/2010/wordprocessingInk" xmlns:wne="http://schemas.microsoft.com/office/word/2006/wordml" xmlns:wps="http://schemas.microsoft.com/office/word/2010/wordprocessingShape" mc:Ignorable="w14 wp14">
-  <w:docDefaults>
-    <w:rPrDefault>
-      <w:rPr>
-        <w:rFonts w:ascii="Times New Roman" w:eastAsia="SimSun" w:hAnsi="Times New Roman" w:cs="Times New Roman"/>
-        <w:lang w:val="ru-RU" w:eastAsia="ru-RU" w:bidi="ar-SA"/>
-      </w:rPr>
-    </w:rPrDefault>
-    <w:pPrDefault/>
-  </w:docDefaults>
-  <w:latentStyles w:defLockedState="0" w:defUIPriority="99" w:defSemiHidden="1" w:defUnhideWhenUsed="1" w:defQFormat="0" w:count="267">
-    <w:lsdException w:name="Normal" w:semiHidden="0" w:uiPriority="0" w:unhideWhenUsed="0" w:qFormat="1"/>
-    <w:lsdException w:name="heading 1" w:semiHidden="0" w:uiPriority="9" w:unhideWhenUsed="0" w:qFormat="1"/>
-    <w:lsdException w:name="heading 2" w:uiPriority="9" w:qFormat="1"/>
-    <w:lsdException w:name="heading 3" w:uiPriority="9" w:qFormat="1"/>
-    <w:lsdException w:name="heading 4" w:uiPriority="9" w:qFormat="1"/>
-    <w:lsdException w:name="heading 5" w:uiPriority="9" w:qFormat="1"/>
-    <w:lsdException w:name="heading 6" w:uiPriority="9" w:qFormat="1"/>
-    <w:lsdException w:name="heading 7" w:uiPriority="9" w:qFormat="1"/>
-    <w:lsdException w:name="heading 8" w:uiPriority="9" w:qFormat="1"/>
-    <w:lsdException w:name="heading 9" w:uiPriority="9" w:qFormat="1"/>
-    <w:lsdException w:name="toc 1" w:uiPriority="39"/>
-    <w:lsdException w:name="toc 2" w:uiPriority="39"/>
-    <w:lsdException w:name="toc 3" w:uiPriority="39"/>
-    <w:lsdException w:name="toc 4" w:uiPriority="39"/>
-    <w:lsdException w:name="toc 5" w:uiPriority="39"/>
-    <w:lsdException w:name="toc 6" w:uiPriority="39"/>
-    <w:lsdException w:name="toc 7" w:uiPriority="39"/>
-    <w:lsdException w:name="toc 8" w:uiPriority="39"/>
-    <w:lsdException w:name="toc 9" w:uiPriority="39"/>
-    <w:lsdException w:name="caption" w:uiPriority="35" w:qFormat="1"/>
-    <w:lsdException w:name="Title" w:semiHidden="0" w:uiPriority="10" w:unhideWhenUsed="0" w:qFormat="1"/>
-    <w:lsdException w:name="Default Paragraph Font" w:uiPriority="1" w:qFormat="1"/>
-    <w:lsdException w:name="Subtitle" w:semiHidden="0" w:uiPriority="11" w:unhideWhenUsed="0" w:qFormat="1"/>
-    <w:lsdException w:name="Strong" w:semiHidden="0" w:uiPriority="22" w:unhideWhenUsed="0" w:qFormat="1"/>
-    <w:lsdException w:name="Emphasis" w:semiHidden="0" w:uiPriority="20" w:unhideWhenUsed="0" w:qFormat="1"/>
-    <w:lsdException w:name="Normal Table" w:qFormat="1"/>
-    <w:lsdException w:name="Table Grid" w:semiHidden="0" w:uiPriority="39" w:unhideWhenUsed="0"/>
-    <w:lsdException w:name="Subtle Emphasis" w:semiHidden="0" w:uiPriority="19" w:unhideWhenUsed="0" w:qFormat="1"/>
-    <w:lsdException w:name="Intense Emphasis" w:semiHidden="0" w:uiPriority="21" w:unhideWhenUsed="0" w:qFormat="1"/>
-    <w:lsdException w:name="Subtle Reference" w:semiHidden="0" w:uiPriority="31" w:unhideWhenUsed="0" w:qFormat="1"/>
-    <w:lsdException w:name="Intense Reference" w:semiHidden="0" w:uiPriority="32" w:unhideWhenUsed="0" w:qFormat="1"/>
-    <w:lsdException w:name="Book Title" w:semiHidden="0" w:uiPriority="33" w:unhideWhenUsed="0" w:qFormat="1"/>
-    <w:lsdException w:name="Bibliography" w:uiPriority="37"/>
-    <w:lsdException w:name="TOC Heading" w:uiPriority="39" w:qFormat="1"/>
+  <w:latentStyles w:defLockedState="0" w:defUIPriority="99" w:defSemiHidden="0" w:defUnhideWhenUsed="0" w:defQFormat="0" w:count="376">
+    <w:lsdException w:name="Normal" w:uiPriority="0" w:qFormat="1"/>
+    <w:lsdException w:name="heading 1" w:uiPriority="9" w:qFormat="1"/>
+    <w:lsdException w:name="heading 2" w:semiHidden="1" w:uiPriority="9" w:unhideWhenUsed="1" w:qFormat="1"/>
+    <w:lsdException w:name="heading 3" w:semiHidden="1" w:uiPriority="9" w:unhideWhenUsed="1" w:qFormat="1"/>
+    <w:lsdException w:name="heading 4" w:semiHidden="1" w:uiPriority="9" w:unhideWhenUsed="1" w:qFormat="1"/>
+    <w:lsdException w:name="heading 5" w:semiHidden="1" w:uiPriority="9" w:unhideWhenUsed="1" w:qFormat="1"/>
+    <w:lsdException w:name="heading 6" w:semiHidden="1" w:uiPriority="9" w:unhideWhenUsed="1" w:qFormat="1"/>
+    <w:lsdException w:name="heading 7" w:semiHidden="1" w:uiPriority="9" w:unhideWhenUsed="1" w:qFormat="1"/>
+    <w:lsdException w:name="heading 8" w:semiHidden="1" w:uiPriority="9" w:unhideWhenUsed="1" w:qFormat="1"/>
+    <w:lsdException w:name="heading 9" w:semiHidden="1" w:uiPriority="9" w:unhideWhenUsed="1" w:qFormat="1"/>
+    <w:lsdException w:name="index 1" w:semiHidden="1" w:unhideWhenUsed="1"/>
+    <w:lsdException w:name="index 2" w:semiHidden="1" w:unhideWhenUsed="1"/>
+    <w:lsdException w:name="index 3" w:semiHidden="1" w:unhideWhenUsed="1"/>
+    <w:lsdException w:name="index 4" w:semiHidden="1" w:unhideWhenUsed="1"/>
+    <w:lsdException w:name="index 5" w:semiHidden="1" w:unhideWhenUsed="1"/>
+    <w:lsdException w:name="index 6" w:semiHidden="1" w:unhideWhenUsed="1"/>
+    <w:lsdException w:name="index 7" w:semiHidden="1" w:unhideWhenUsed="1"/>
+    <w:lsdException w:name="index 8" w:semiHidden="1" w:unhideWhenUsed="1"/>
+    <w:lsdException w:name="index 9" w:semiHidden="1" w:unhideWhenUsed="1"/>
+    <w:lsdException w:name="toc 1" w:semiHidden="1" w:uiPriority="39" w:unhideWhenUsed="1"/>
+    <w:lsdException w:name="toc 2" w:semiHidden="1" w:uiPriority="39" w:unhideWhenUsed="1"/>
+    <w:lsdException w:name="toc 3" w:semiHidden="1" w:uiPriority="39" w:unhideWhenUsed="1"/>
+    <w:lsdException w:name="toc 4" w:semiHidden="1" w:uiPriority="39" w:unhideWhenUsed="1"/>
+    <w:lsdException w:name="toc 5" w:semiHidden="1" w:uiPriority="39" w:unhideWhenUsed="1"/>
+    <w:lsdException w:name="toc 6" w:semiHidden="1" w:uiPriority="39" w:unhideWhenUsed="1"/>
+    <w:lsdException w:name="toc 7" w:semiHidden="1" w:uiPriority="39" w:unhideWhenUsed="1"/>
+    <w:lsdException w:name="toc 8" w:semiHidden="1" w:uiPriority="39" w:unhideWhenUsed="1"/>
+    <w:lsdException w:name="toc 9" w:semiHidden="1" w:uiPriority="39" w:unhideWhenUsed="1"/>
+    <w:lsdException w:name="Normal Indent" w:semiHidden="1" w:unhideWhenUsed="1"/>
+    <w:lsdException w:name="footnote text" w:semiHidden="1" w:unhideWhenUsed="1"/>
+    <w:lsdException w:name="annotation text" w:semiHidden="1" w:unhideWhenUsed="1"/>
+    <w:lsdException w:name="header" w:semiHidden="1" w:unhideWhenUsed="1"/>
+    <w:lsdException w:name="footer" w:semiHidden="1" w:unhideWhenUsed="1"/>
+    <w:lsdException w:name="index heading" w:semiHidden="1" w:unhideWhenUsed="1"/>
+    <w:lsdException w:name="caption" w:semiHidden="1" w:uiPriority="35" w:unhideWhenUsed="1" w:qFormat="1"/>
+    <w:lsdException w:name="table of figures" w:semiHidden="1" w:unhideWhenUsed="1"/>
+    <w:lsdException w:name="envelope address" w:semiHidden="1" w:unhideWhenUsed="1"/>
+    <w:lsdException w:name="envelope return" w:semiHidden="1" w:unhideWhenUsed="1"/>
+    <w:lsdException w:name="footnote reference" w:semiHidden="1" w:unhideWhenUsed="1"/>
+    <w:lsdException w:name="annotation reference" w:semiHidden="1" w:unhideWhenUsed="1"/>
+    <w:lsdException w:name="line number" w:semiHidden="1" w:unhideWhenUsed="1"/>
+    <w:lsdException w:name="page number" w:semiHidden="1" w:unhideWhenUsed="1"/>
+    <w:lsdException w:name="endnote reference" w:semiHidden="1" w:unhideWhenUsed="1"/>
+    <w:lsdException w:name="endnote text" w:semiHidden="1" w:unhideWhenUsed="1"/>
+    <w:lsdException w:name="table of authorities" w:semiHidden="1" w:unhideWhenUsed="1"/>
+    <w:lsdException w:name="macro" w:semiHidden="1" w:unhideWhenUsed="1"/>
+    <w:lsdException w:name="toa heading" w:semiHidden="1" w:unhideWhenUsed="1"/>
+    <w:lsdException w:name="List" w:semiHidden="1" w:unhideWhenUsed="1"/>
+    <w:lsdException w:name="List Bullet" w:semiHidden="1" w:unhideWhenUsed="1"/>
+    <w:lsdException w:name="List Number" w:semiHidden="1" w:unhideWhenUsed="1"/>
+    <w:lsdException w:name="List 2" w:semiHidden="1" w:unhideWhenUsed="1"/>
+    <w:lsdException w:name="List 3" w:semiHidden="1" w:unhideWhenUsed="1"/>
+    <w:lsdException w:name="List 4" w:semiHidden="1" w:unhideWhenUsed="1"/>
+    <w:lsdException w:name="List 5" w:semiHidden="1" w:unhideWhenUsed="1"/>
+    <w:lsdException w:name="List Bullet 2" w:semiHidden="1" w:unhideWhenUsed="1"/>
+    <w:lsdException w:name="List Bullet 3" w:semiHidden="1" w:unhideWhenUsed="1"/>
+    <w:lsdException w:name="List Bullet 4" w:semiHidden="1" w:unhideWhenUsed="1"/>
+    <w:lsdException w:name="List Bullet 5" w:semiHidden="1" w:unhideWhenUsed="1"/>
+    <w:lsdException w:name="List Number 2" w:semiHidden="1" w:unhideWhenUsed="1"/>
+    <w:lsdException w:name="List Number 3" w:semiHidden="1" w:unhideWhenUsed="1"/>
+    <w:lsdException w:name="List Number 4" w:semiHidden="1" w:unhideWhenUsed="1"/>
+    <w:lsdException w:name="List Number 5" w:semiHidden="1" w:unhideWhenUsed="1"/>
+    <w:lsdException w:name="Title" w:uiPriority="10" w:qFormat="1"/>
+    <w:lsdException w:name="Closing" w:semiHidden="1" w:unhideWhenUsed="1"/>
+    <w:lsdException w:name="Signature" w:semiHidden="1" w:unhideWhenUsed="1"/>
+    <w:lsdException w:name="Default Paragraph Font" w:semiHidden="1" w:uiPriority="1" w:unhideWhenUsed="1" w:qFormat="1"/>
+    <w:lsdException w:name="Body Text" w:semiHidden="1" w:unhideWhenUsed="1"/>
+    <w:lsdException w:name="Body Text Indent" w:semiHidden="1" w:unhideWhenUsed="1"/>
+    <w:lsdException w:name="List Continue" w:semiHidden="1" w:unhideWhenUsed="1"/>
+    <w:lsdException w:name="List Continue 2" w:semiHidden="1" w:unhideWhenUsed="1"/>
+    <w:lsdException w:name="List Continue 3" w:semiHidden="1" w:unhideWhenUsed="1"/>
+    <w:lsdException w:name="List Continue 4" w:semiHidden="1" w:unhideWhenUsed="1"/>
+    <w:lsdException w:name="List Continue 5" w:semiHidden="1" w:unhideWhenUsed="1"/>
+    <w:lsdException w:name="Message Header" w:semiHidden="1" w:unhideWhenUsed="1"/>
+    <w:lsdException w:name="Subtitle" w:uiPriority="11" w:qFormat="1"/>
+    <w:lsdException w:name="Salutation" w:semiHidden="1" w:unhideWhenUsed="1"/>
+    <w:lsdException w:name="Date" w:semiHidden="1" w:unhideWhenUsed="1"/>
+    <w:lsdException w:name="Body Text First Indent" w:semiHidden="1" w:unhideWhenUsed="1"/>
+    <w:lsdException w:name="Body Text First Indent 2" w:semiHidden="1" w:unhideWhenUsed="1"/>
+    <w:lsdException w:name="Note Heading" w:semiHidden="1" w:unhideWhenUsed="1"/>
+    <w:lsdException w:name="Body Text 2" w:semiHidden="1" w:unhideWhenUsed="1"/>
+    <w:lsdException w:name="Body Text 3" w:semiHidden="1" w:unhideWhenUsed="1"/>
+    <w:lsdException w:name="Body Text Indent 2" w:semiHidden="1" w:unhideWhenUsed="1"/>
+    <w:lsdException w:name="Body Text Indent 3" w:semiHidden="1" w:unhideWhenUsed="1"/>
+    <w:lsdException w:name="Block Text" w:semiHidden="1" w:unhideWhenUsed="1"/>
+    <w:lsdException w:name="Hyperlink" w:semiHidden="1" w:unhideWhenUsed="1"/>
+    <w:lsdException w:name="FollowedHyperlink" w:semiHidden="1" w:unhideWhenUsed="1"/>
+    <w:lsdException w:name="Strong" w:uiPriority="22" w:qFormat="1"/>
+    <w:lsdException w:name="Emphasis" w:uiPriority="20" w:qFormat="1"/>
+    <w:lsdException w:name="Document Map" w:semiHidden="1" w:unhideWhenUsed="1"/>
+    <w:lsdException w:name="Plain Text" w:semiHidden="1" w:unhideWhenUsed="1"/>
+    <w:lsdException w:name="E-mail Signature" w:semiHidden="1" w:unhideWhenUsed="1"/>
+    <w:lsdException w:name="HTML Top of Form" w:semiHidden="1" w:unhideWhenUsed="1"/>
+    <w:lsdException w:name="HTML Bottom of Form" w:semiHidden="1" w:unhideWhenUsed="1"/>
+    <w:lsdException w:name="Normal (Web)" w:semiHidden="1" w:unhideWhenUsed="1"/>
+    <w:lsdException w:name="HTML Acronym" w:semiHidden="1" w:unhideWhenUsed="1"/>
+    <w:lsdException w:name="HTML Address" w:semiHidden="1" w:unhideWhenUsed="1"/>
+    <w:lsdException w:name="HTML Cite" w:semiHidden="1" w:unhideWhenUsed="1"/>
+    <w:lsdException w:name="HTML Code" w:semiHidden="1" w:unhideWhenUsed="1"/>
+    <w:lsdException w:name="HTML Definition" w:semiHidden="1" w:unhideWhenUsed="1"/>
+    <w:lsdException w:name="HTML Keyboard" w:semiHidden="1" w:unhideWhenUsed="1"/>
+    <w:lsdException w:name="HTML Preformatted" w:semiHidden="1" w:unhideWhenUsed="1"/>
+    <w:lsdException w:name="HTML Sample" w:semiHidden="1" w:unhideWhenUsed="1"/>
+    <w:lsdException w:name="HTML Typewriter" w:semiHidden="1" w:unhideWhenUsed="1"/>
+    <w:lsdException w:name="HTML Variable" w:semiHidden="1" w:unhideWhenUsed="1"/>
+    <w:lsdException w:name="Normal Table" w:semiHidden="1" w:unhideWhenUsed="1" w:qFormat="1"/>
+    <w:lsdException w:name="annotation subject" w:semiHidden="1" w:unhideWhenUsed="1"/>
+    <w:lsdException w:name="No List" w:semiHidden="1" w:unhideWhenUsed="1"/>
+    <w:lsdException w:name="Outline List 1" w:semiHidden="1" w:unhideWhenUsed="1"/>
+    <w:lsdException w:name="Outline List 2" w:semiHidden="1" w:unhideWhenUsed="1"/>
+    <w:lsdException w:name="Outline List 3" w:semiHidden="1" w:unhideWhenUsed="1"/>
+    <w:lsdException w:name="Table Simple 1" w:semiHidden="1" w:unhideWhenUsed="1"/>
+    <w:lsdException w:name="Table Simple 2" w:semiHidden="1" w:unhideWhenUsed="1"/>
+    <w:lsdException w:name="Table Simple 3" w:semiHidden="1" w:unhideWhenUsed="1"/>
+    <w:lsdException w:name="Table Classic 1" w:semiHidden="1" w:unhideWhenUsed="1"/>
+    <w:lsdException w:name="Table Classic 2" w:semiHidden="1" w:unhideWhenUsed="1"/>
+    <w:lsdException w:name="Table Classic 3" w:semiHidden="1" w:unhideWhenUsed="1"/>
+    <w:lsdException w:name="Table Classic 4" w:semiHidden="1" w:unhideWhenUsed="1"/>
+    <w:lsdException w:name="Table Colorful 1" w:semiHidden="1" w:unhideWhenUsed="1"/>
+    <w:lsdException w:name="Table Colorful 2" w:semiHidden="1" w:unhideWhenUsed="1"/>
+    <w:lsdException w:name="Table Colorful 3" w:semiHidden="1" w:unhideWhenUsed="1"/>
+    <w:lsdException w:name="Table Columns 1" w:semiHidden="1" w:unhideWhenUsed="1"/>
+    <w:lsdException w:name="Table Columns 2" w:semiHidden="1" w:unhideWhenUsed="1"/>
+    <w:lsdException w:name="Table Columns 3" w:semiHidden="1" w:unhideWhenUsed="1"/>
+    <w:lsdException w:name="Table Columns 4" w:semiHidden="1" w:unhideWhenUsed="1"/>
+    <w:lsdException w:name="Table Columns 5" w:semiHidden="1" w:unhideWhenUsed="1"/>
+    <w:lsdException w:name="Table Grid 1" w:semiHidden="1" w:unhideWhenUsed="1"/>
+    <w:lsdException w:name="Table Grid 2" w:semiHidden="1" w:unhideWhenUsed="1"/>
+    <w:lsdException w:name="Table Grid 3" w:semiHidden="1" w:unhideWhenUsed="1"/>
+    <w:lsdException w:name="Table Grid 4" w:semiHidden="1" w:unhideWhenUsed="1"/>
+    <w:lsdException w:name="Table Grid 5" w:semiHidden="1" w:unhideWhenUsed="1"/>
+    <w:lsdException w:name="Table Grid 6" w:semiHidden="1" w:unhideWhenUsed="1"/>
+    <w:lsdException w:name="Table Grid 7" w:semiHidden="1" w:unhideWhenUsed="1"/>
+    <w:lsdException w:name="Table Grid 8" w:semiHidden="1" w:unhideWhenUsed="1"/>
+    <w:lsdException w:name="Table List 1" w:semiHidden="1" w:unhideWhenUsed="1"/>
+    <w:lsdException w:name="Table List 2" w:semiHidden="1" w:unhideWhenUsed="1"/>
+    <w:lsdException w:name="Table List 3" w:semiHidden="1" w:unhideWhenUsed="1"/>
+    <w:lsdException w:name="Table List 4" w:semiHidden="1" w:unhideWhenUsed="1"/>
+    <w:lsdException w:name="Table List 5" w:semiHidden="1" w:unhideWhenUsed="1"/>
+    <w:lsdException w:name="Table List 6" w:semiHidden="1" w:unhideWhenUsed="1"/>
+    <w:lsdException w:name="Table List 7" w:semiHidden="1" w:unhideWhenUsed="1"/>
+    <w:lsdException w:name="Table List 8" w:semiHidden="1" w:unhideWhenUsed="1"/>
+    <w:lsdException w:name="Table 3D effects 1" w:semiHidden="1" w:unhideWhenUsed="1"/>
+    <w:lsdException w:name="Table 3D effects 2" w:semiHidden="1" w:unhideWhenUsed="1"/>
+    <w:lsdException w:name="Table 3D effects 3" w:semiHidden="1" w:unhideWhenUsed="1"/>
+    <w:lsdException w:name="Table Contemporary" w:semiHidden="1" w:unhideWhenUsed="1"/>
+    <w:lsdException w:name="Table Elegant" w:semiHidden="1" w:unhideWhenUsed="1"/>
+    <w:lsdException w:name="Table Professional" w:semiHidden="1" w:unhideWhenUsed="1"/>
+    <w:lsdException w:name="Table Subtle 1" w:semiHidden="1" w:unhideWhenUsed="1"/>
+    <w:lsdException w:name="Table Subtle 2" w:semiHidden="1" w:unhideWhenUsed="1"/>
+    <w:lsdException w:name="Table Web 1" w:semiHidden="1" w:unhideWhenUsed="1"/>
+    <w:lsdException w:name="Table Web 2" w:semiHidden="1" w:unhideWhenUsed="1"/>
+    <w:lsdException w:name="Table Web 3" w:semiHidden="1" w:unhideWhenUsed="1"/>
+    <w:lsdException w:name="Balloon Text" w:semiHidden="1" w:unhideWhenUsed="1"/>
+    <w:lsdException w:name="Table Grid" w:uiPriority="39"/>
+    <w:lsdException w:name="Table Theme" w:semiHidden="1" w:unhideWhenUsed="1"/>
+    <w:lsdException w:name="Placeholder Text" w:semiHidden="1" w:unhideWhenUsed="1"/>
+    <w:lsdException w:name="No Spacing" w:semiHidden="1" w:unhideWhenUsed="1"/>
+    <w:lsdException w:name="Light Shading"/>
+    <w:lsdException w:name="Light List"/>
+    <w:lsdException w:name="Light Grid"/>
+    <w:lsdException w:name="Medium Shading 1"/>
+    <w:lsdException w:name="Medium Shading 2"/>
+    <w:lsdException w:name="Medium List 1"/>
+    <w:lsdException w:name="Medium List 2"/>
+    <w:lsdException w:name="Medium Grid 1"/>
+    <w:lsdException w:name="Medium Grid 2"/>
+    <w:lsdException w:name="Medium Grid 3"/>
+    <w:lsdException w:name="Dark List"/>
+    <w:lsdException w:name="Colorful Shading"/>
+    <w:lsdException w:name="Colorful List"/>
+    <w:lsdException w:name="Colorful Grid"/>
+    <w:lsdException w:name="Light Shading Accent 1"/>
+    <w:lsdException w:name="Light List Accent 1"/>
+    <w:lsdException w:name="Light Grid Accent 1"/>
+    <w:lsdException w:name="Medium Shading 1 Accent 1"/>
+    <w:lsdException w:name="Medium Shading 2 Accent 1"/>
+    <w:lsdException w:name="Medium List 1 Accent 1"/>
+    <w:lsdException w:name="Revision" w:semiHidden="1" w:unhideWhenUsed="1"/>
+    <w:lsdException w:name="List Paragraph" w:semiHidden="1" w:unhideWhenUsed="1"/>
+    <w:lsdException w:name="Quote" w:semiHidden="1" w:unhideWhenUsed="1"/>
+    <w:lsdException w:name="Intense Quote" w:semiHidden="1" w:unhideWhenUsed="1"/>
+    <w:lsdException w:name="Medium List 2 Accent 1"/>
+    <w:lsdException w:name="Medium Grid 1 Accent 1"/>
+    <w:lsdException w:name="Medium Grid 2 Accent 1"/>
+    <w:lsdException w:name="Medium Grid 3 Accent 1"/>
+    <w:lsdException w:name="Dark List Accent 1"/>
+    <w:lsdException w:name="Colorful Shading Accent 1"/>
+    <w:lsdException w:name="Colorful List Accent 1"/>
+    <w:lsdException w:name="Colorful Grid Accent 1"/>
+    <w:lsdException w:name="Light Shading Accent 2"/>
+    <w:lsdException w:name="Light List Accent 2"/>
+    <w:lsdException w:name="Light Grid Accent 2"/>
+    <w:lsdException w:name="Medium Shading 1 Accent 2"/>
+    <w:lsdException w:name="Medium Shading 2 Accent 2"/>
+    <w:lsdException w:name="Medium List 1 Accent 2"/>
+    <w:lsdException w:name="Medium List 2 Accent 2"/>
+    <w:lsdException w:name="Medium Grid 1 Accent 2"/>
+    <w:lsdException w:name="Medium Grid 2 Accent 2"/>
+    <w:lsdException w:name="Medium Grid 3 Accent 2"/>
+    <w:lsdException w:name="Dark List Accent 2"/>
+    <w:lsdException w:name="Colorful Shading Accent 2"/>
+    <w:lsdException w:name="Colorful List Accent 2"/>
+    <w:lsdException w:name="Colorful Grid Accent 2"/>
+    <w:lsdException w:name="Light Shading Accent 3"/>
+    <w:lsdException w:name="Light List Accent 3"/>
+    <w:lsdException w:name="Light Grid Accent 3"/>
+    <w:lsdException w:name="Medium Shading 1 Accent 3"/>
+    <w:lsdException w:name="Medium Shading 2 Accent 3"/>
+    <w:lsdException w:name="Medium List 1 Accent 3"/>
+    <w:lsdException w:name="Medium List 2 Accent 3"/>
+    <w:lsdException w:name="Medium Grid 1 Accent 3"/>
+    <w:lsdException w:name="Medium Grid 2 Accent 3"/>
+    <w:lsdException w:name="Medium Grid 3 Accent 3"/>
+    <w:lsdException w:name="Dark List Accent 3"/>
+    <w:lsdException w:name="Colorful Shading Accent 3"/>
+    <w:lsdException w:name="Colorful List Accent 3"/>
+    <w:lsdException w:name="Colorful Grid Accent 3"/>
+    <w:lsdException w:name="Light Shading Accent 4"/>
+    <w:lsdException w:name="Light List Accent 4"/>
+    <w:lsdException w:name="Light Grid Accent 4"/>
+    <w:lsdException w:name="Medium Shading 1 Accent 4"/>
+    <w:lsdException w:name="Medium Shading 2 Accent 4"/>
+    <w:lsdException w:name="Medium List 1 Accent 4"/>
+    <w:lsdException w:name="Medium List 2 Accent 4"/>
+    <w:lsdException w:name="Medium Grid 1 Accent 4"/>
+    <w:lsdException w:name="Medium Grid 2 Accent 4"/>
+    <w:lsdException w:name="Medium Grid 3 Accent 4"/>
+    <w:lsdException w:name="Dark List Accent 4"/>
+    <w:lsdException w:name="Colorful Shading Accent 4"/>
+    <w:lsdException w:name="Colorful List Accent 4"/>
+    <w:lsdException w:name="Colorful Grid Accent 4"/>
+    <w:lsdException w:name="Light Shading Accent 5"/>
+    <w:lsdException w:name="Light List Accent 5"/>
+    <w:lsdException w:name="Light Grid Accent 5"/>
+    <w:lsdException w:name="Medium Shading 1 Accent 5"/>
+    <w:lsdException w:name="Medium Shading 2 Accent 5"/>
+    <w:lsdException w:name="Medium List 1 Accent 5"/>
+    <w:lsdException w:name="Medium List 2 Accent 5"/>
+    <w:lsdException w:name="Medium Grid 1 Accent 5"/>
+    <w:lsdException w:name="Medium Grid 2 Accent 5"/>
+    <w:lsdException w:name="Medium Grid 3 Accent 5"/>
+    <w:lsdException w:name="Dark List Accent 5"/>
+    <w:lsdException w:name="Colorful Shading Accent 5"/>
+    <w:lsdException w:name="Colorful List Accent 5"/>
+    <w:lsdException w:name="Colorful Grid Accent 5"/>
+    <w:lsdException w:name="Light Shading Accent 6"/>
+    <w:lsdException w:name="Light List Accent 6"/>
+    <w:lsdException w:name="Light Grid Accent 6"/>
+    <w:lsdException w:name="Medium Shading 1 Accent 6"/>
+    <w:lsdException w:name="Medium Shading 2 Accent 6"/>
+    <w:lsdException w:name="Medium List 1 Accent 6"/>
+    <w:lsdException w:name="Medium List 2 Accent 6"/>
+    <w:lsdException w:name="Medium Grid 1 Accent 6"/>
+    <w:lsdException w:name="Medium Grid 2 Accent 6"/>
+    <w:lsdException w:name="Medium Grid 3 Accent 6"/>
+    <w:lsdException w:name="Dark List Accent 6"/>
+    <w:lsdException w:name="Colorful Shading Accent 6"/>
+    <w:lsdException w:name="Colorful List Accent 6"/>
+    <w:lsdException w:name="Colorful Grid Accent 6"/>
+    <w:lsdException w:name="Subtle Emphasis" w:uiPriority="19" w:qFormat="1"/>
+    <w:lsdException w:name="Intense Emphasis" w:uiPriority="21" w:qFormat="1"/>
+    <w:lsdException w:name="Subtle Reference" w:uiPriority="31" w:qFormat="1"/>
+    <w:lsdException w:name="Intense Reference" w:uiPriority="32" w:qFormat="1"/>
+    <w:lsdException w:name="Book Title" w:uiPriority="33" w:qFormat="1"/>
+    <w:lsdException w:name="Bibliography" w:semiHidden="1" w:uiPriority="37" w:unhideWhenUsed="1"/>
+    <w:lsdException w:name="TOC Heading" w:semiHidden="1" w:uiPriority="39" w:unhideWhenUsed="1" w:qFormat="1"/>
+    <w:lsdException w:name="Plain Table 1" w:uiPriority="41"/>
+    <w:lsdException w:name="Plain Table 2" w:uiPriority="42"/>
+    <w:lsdException w:name="Plain Table 3" w:uiPriority="43"/>
+    <w:lsdException w:name="Plain Table 4" w:uiPriority="44"/>
+    <w:lsdException w:name="Plain Table 5" w:uiPriority="45"/>
+    <w:lsdException w:name="Grid Table Light" w:uiPriority="40"/>
+    <w:lsdException w:name="Grid Table 1 Light" w:uiPriority="46"/>
+    <w:lsdException w:name="Grid Table 2" w:uiPriority="47"/>
+    <w:lsdException w:name="Grid Table 3" w:uiPriority="48"/>
+    <w:lsdException w:name="Grid Table 4" w:uiPriority="49"/>
+    <w:lsdException w:name="Grid Table 5 Dark" w:uiPriority="50"/>
+    <w:lsdException w:name="Grid Table 6 Colorful" w:uiPriority="51"/>
+    <w:lsdException w:name="Grid Table 7 Colorful" w:uiPriority="52"/>
+    <w:lsdException w:name="Grid Table 1 Light Accent 1" w:uiPriority="46"/>
+    <w:lsdException w:name="Grid Table 2 Accent 1" w:uiPriority="47"/>
+    <w:lsdException w:name="Grid Table 3 Accent 1" w:uiPriority="48"/>
+    <w:lsdException w:name="Grid Table 4 Accent 1" w:uiPriority="49"/>
+    <w:lsdException w:name="Grid Table 5 Dark Accent 1" w:uiPriority="50"/>
+    <w:lsdException w:name="Grid Table 6 Colorful Accent 1" w:uiPriority="51"/>
+    <w:lsdException w:name="Grid Table 7 Colorful Accent 1" w:uiPriority="52"/>
+    <w:lsdException w:name="Grid Table 1 Light Accent 2" w:uiPriority="46"/>
+    <w:lsdException w:name="Grid Table 2 Accent 2" w:uiPriority="47"/>
+    <w:lsdException w:name="Grid Table 3 Accent 2" w:uiPriority="48"/>
+    <w:lsdException w:name="Grid Table 4 Accent 2" w:uiPriority="49"/>
+    <w:lsdException w:name="Grid Table 5 Dark Accent 2" w:uiPriority="50"/>
+    <w:lsdException w:name="Grid Table 6 Colorful Accent 2" w:uiPriority="51"/>
+    <w:lsdException w:name="Grid Table 7 Colorful Accent 2" w:uiPriority="52"/>
+    <w:lsdException w:name="Grid Table 1 Light Accent 3" w:uiPriority="46"/>
+    <w:lsdException w:name="Grid Table 2 Accent 3" w:uiPriority="47"/>
+    <w:lsdException w:name="Grid Table 3 Accent 3" w:uiPriority="48"/>
+    <w:lsdException w:name="Grid Table 4 Accent 3" w:uiPriority="49"/>
+    <w:lsdException w:name="Grid Table 5 Dark Accent 3" w:uiPriority="50"/>
+    <w:lsdException w:name="Grid Table 6 Colorful Accent 3" w:uiPriority="51"/>
+    <w:lsdException w:name="Grid Table 7 Colorful Accent 3" w:uiPriority="52"/>
+    <w:lsdException w:name="Grid Table 1 Light Accent 4" w:uiPriority="46"/>
+    <w:lsdException w:name="Grid Table 2 Accent 4" w:uiPriority="47"/>
+    <w:lsdException w:name="Grid Table 3 Accent 4" w:uiPriority="48"/>
+    <w:lsdException w:name="Grid Table 4 Accent 4" w:uiPriority="49"/>
+    <w:lsdException w:name="Grid Table 5 Dark Accent 4" w:uiPriority="50"/>
+    <w:lsdException w:name="Grid Table 6 Colorful Accent 4" w:uiPriority="51"/>
+    <w:lsdException w:name="Grid Table 7 Colorful Accent 4" w:uiPriority="52"/>
+    <w:lsdException w:name="Grid Table 1 Light Accent 5" w:uiPriority="46"/>
+    <w:lsdException w:name="Grid Table 2 Accent 5" w:uiPriority="47"/>
+    <w:lsdException w:name="Grid Table 3 Accent 5" w:uiPriority="48"/>
+    <w:lsdException w:name="Grid Table 4 Accent 5" w:uiPriority="49"/>
+    <w:lsdException w:name="Grid Table 5 Dark Accent 5" w:uiPriority="50"/>
+    <w:lsdException w:name="Grid Table 6 Colorful Accent 5" w:uiPriority="51"/>
+    <w:lsdException w:name="Grid Table 7 Colorful Accent 5" w:uiPriority="52"/>
+    <w:lsdException w:name="Grid Table 1 Light Accent 6" w:uiPriority="46"/>
+    <w:lsdException w:name="Grid Table 2 Accent 6" w:uiPriority="47"/>
+    <w:lsdException w:name="Grid Table 3 Accent 6" w:uiPriority="48"/>
+    <w:lsdException w:name="Grid Table 4 Accent 6" w:uiPriority="49"/>
+    <w:lsdException w:name="Grid Table 5 Dark Accent 6" w:uiPriority="50"/>
+    <w:lsdException w:name="Grid Table 6 Colorful Accent 6" w:uiPriority="51"/>
+    <w:lsdException w:name="Grid Table 7 Colorful Accent 6" w:uiPriority="52"/>
+    <w:lsdException w:name="List Table 1 Light" w:uiPriority="46"/>
+    <w:lsdException w:name="List Table 2" w:uiPriority="47"/>
+    <w:lsdException w:name="List Table 3" w:uiPriority="48"/>
+    <w:lsdException w:name="List Table 4" w:uiPriority="49"/>
+    <w:lsdException w:name="List Table 5 Dark" w:uiPriority="50"/>
+    <w:lsdException w:name="List Table 6 Colorful" w:uiPriority="51"/>
+    <w:lsdException w:name="List Table 7 Colorful" w:uiPriority="52"/>
+    <w:lsdException w:name="List Table 1 Light Accent 1" w:uiPriority="46"/>
+    <w:lsdException w:name="List Table 2 Accent 1" w:uiPriority="47"/>
+    <w:lsdException w:name="List Table 3 Accent 1" w:uiPriority="48"/>
+    <w:lsdException w:name="List Table 4 Accent 1" w:uiPriority="49"/>
+    <w:lsdException w:name="List Table 5 Dark Accent 1" w:uiPriority="50"/>
+    <w:lsdException w:name="List Table 6 Colorful Accent 1" w:uiPriority="51"/>
+    <w:lsdException w:name="List Table 7 Colorful Accent 1" w:uiPriority="52"/>
+    <w:lsdException w:name="List Table 1 Light Accent 2" w:uiPriority="46"/>
+    <w:lsdException w:name="List Table 2 Accent 2" w:uiPriority="47"/>
+    <w:lsdException w:name="List Table 3 Accent 2" w:uiPriority="48"/>
+    <w:lsdException w:name="List Table 4 Accent 2" w:uiPriority="49"/>
+    <w:lsdException w:name="List Table 5 Dark Accent 2" w:uiPriority="50"/>
+    <w:lsdException w:name="List Table 6 Colorful Accent 2" w:uiPriority="51"/>
+    <w:lsdException w:name="List Table 7 Colorful Accent 2" w:uiPriority="52"/>
+    <w:lsdException w:name="List Table 1 Light Accent 3" w:uiPriority="46"/>
+    <w:lsdException w:name="List Table 2 Accent 3" w:uiPriority="47"/>
+    <w:lsdException w:name="List Table 3 Accent 3" w:uiPriority="48"/>
+    <w:lsdException w:name="List Table 4 Accent 3" w:uiPriority="49"/>
+    <w:lsdException w:name="List Table 5 Dark Accent 3" w:uiPriority="50"/>
+    <w:lsdException w:name="List Table 6 Colorful Accent 3" w:uiPriority="51"/>
+    <w:lsdException w:name="List Table 7 Colorful Accent 3" w:uiPriority="52"/>
+    <w:lsdException w:name="List Table 1 Light Accent 4" w:uiPriority="46"/>
+    <w:lsdException w:name="List Table 2 Accent 4" w:uiPriority="47"/>
+    <w:lsdException w:name="List Table 3 Accent 4" w:uiPriority="48"/>
+    <w:lsdException w:name="List Table 4 Accent 4" w:uiPriority="49"/>
+    <w:lsdException w:name="List Table 5 Dark Accent 4" w:uiPriority="50"/>
+    <w:lsdException w:name="List Table 6 Colorful Accent 4" w:uiPriority="51"/>
+    <w:lsdException w:name="List Table 7 Colorful Accent 4" w:uiPriority="52"/>
+    <w:lsdException w:name="List Table 1 Light Accent 5" w:uiPriority="46"/>
+    <w:lsdException w:name="List Table 2 Accent 5" w:uiPriority="47"/>
+    <w:lsdException w:name="List Table 3 Accent 5" w:uiPriority="48"/>
+    <w:lsdException w:name="List Table 4 Accent 5" w:uiPriority="49"/>
+    <w:lsdException w:name="List Table 5 Dark Accent 5" w:uiPriority="50"/>
+    <w:lsdException w:name="List Table 6 Colorful Accent 5" w:uiPriority="51"/>
+    <w:lsdException w:name="List Table 7 Colorful Accent 5" w:uiPriority="52"/>
+    <w:lsdException w:name="List Table 1 Light Accent 6" w:uiPriority="46"/>
+    <w:lsdException w:name="List Table 2 Accent 6" w:uiPriority="47"/>
+    <w:lsdException w:name="List Table 3 Accent 6" w:uiPriority="48"/>
+    <w:lsdException w:name="List Table 4 Accent 6" w:uiPriority="49"/>
+    <w:lsdException w:name="List Table 5 Dark Accent 6" w:uiPriority="50"/>
+    <w:lsdException w:name="List Table 6 Colorful Accent 6" w:uiPriority="51"/>
+    <w:lsdException w:name="List Table 7 Colorful Accent 6" w:uiPriority="52"/>
+    <w:lsdException w:name="Mention" w:semiHidden="1" w:unhideWhenUsed="1"/>
+    <w:lsdException w:name="Smart Hyperlink" w:semiHidden="1" w:unhideWhenUsed="1"/>
+    <w:lsdException w:name="Hashtag" w:semiHidden="1" w:unhideWhenUsed="1"/>
+    <w:lsdException w:name="Unresolved Mention" w:semiHidden="1" w:unhideWhenUsed="1"/>
+    <w:lsdException w:name="Smart Link" w:semiHidden="1" w:unhideWhenUsed="1"/>
   </w:latentStyles>
   <w:style w:type="paragraph" w:default="1" w:styleId="a">
     <w:name w:val="Normal"/>
